--- a/Pharynx_Larynx_Anatomy_학습노트.docx
+++ b/Pharynx_Larynx_Anatomy_학습노트.docx
@@ -198,6 +198,47 @@
                 <w:szCs w:val="18"/>
               </w:rPr>
               <w:t xml:space="preserve">로 표시했다. 수치 기준(예: 림프절 크기)은 원문으로 확인하기를 권한다.</w:t>
+            </w:r>
+          </w:p>
+          <w:p>
+            <w:pPr>
+              <w:spacing w:after="60"/>
+            </w:pPr>
+            <w:r>
+              <w:rPr>
+                <w:rFonts w:ascii="Malgun Gothic" w:cs="Malgun Gothic" w:eastAsia="Malgun Gothic" w:hAnsi="Malgun Gothic"/>
+                <w:b/>
+                <w:bCs/>
+                <w:sz w:val="18"/>
+                <w:szCs w:val="18"/>
+              </w:rPr>
+              <w:t xml:space="preserve">그림 안내</w:t>
+            </w:r>
+            <w:r>
+              <w:rPr>
+                <w:rFonts w:ascii="Malgun Gothic" w:cs="Malgun Gothic" w:eastAsia="Malgun Gothic" w:hAnsi="Malgun Gothic"/>
+                <w:sz w:val="18"/>
+                <w:szCs w:val="18"/>
+              </w:rPr>
+              <w:t xml:space="preserve">: 그림 1–8은 이 노트를 위해 새로 그린 </w:t>
+            </w:r>
+            <w:r>
+              <w:rPr>
+                <w:rFonts w:ascii="Malgun Gothic" w:cs="Malgun Gothic" w:eastAsia="Malgun Gothic" w:hAnsi="Malgun Gothic"/>
+                <w:b/>
+                <w:bCs/>
+                <w:sz w:val="18"/>
+                <w:szCs w:val="18"/>
+              </w:rPr>
+              <w:t xml:space="preserve">모식도</w:t>
+            </w:r>
+            <w:r>
+              <w:rPr>
+                <w:rFonts w:ascii="Malgun Gothic" w:cs="Malgun Gothic" w:eastAsia="Malgun Gothic" w:hAnsi="Malgun Gothic"/>
+                <w:sz w:val="18"/>
+                <w:szCs w:val="18"/>
+              </w:rPr>
+              <w:t xml:space="preserve">이며 실제 비율은 아니다. 교과서나 논문의 그림을 복제한 것이 아니고, 각 그림 아래에 근거 문헌을 적었다. 그림 속 라벨은 표준 영문 해부학 용어로 적었다.</w:t>
             </w:r>
           </w:p>
           <w:p>
@@ -1139,6 +1180,86 @@
     </w:p>
     <w:p>
       <w:pPr>
+        <w:keepNext/>
+        <w:spacing w:after="60" w:before="160"/>
+        <w:jc w:val="center"/>
+      </w:pPr>
+      <w:r>
+        <w:drawing>
+          <wp:inline distT="0" distB="0" distL="0" distR="0">
+            <wp:extent cx="6096000" cy="4991100"/>
+            <wp:effectExtent t="0" r="0" b="0" l="0"/>
+            <wp:docPr id="1" name="img/fig3.png" descr="그림 1. 정중시상 모식도 — 인두 세 부위의 경계(경구개 평면, 설골/후두개곡 바닥, 윤상연골 하연 ≈ C6). 하인두는 후두의 뒤·옆에 있고, 윤상연골 판 바로 뒤가 윤상후부(postcricoid)다." title="그림 1. 정중시상 모식도"/>
+            <wp:cNvGraphicFramePr>
+              <a:graphicFrameLocks xmlns:a="http://schemas.openxmlformats.org/drawingml/2006/main" noChangeAspect="1"/>
+            </wp:cNvGraphicFramePr>
+            <a:graphic xmlns:a="http://schemas.openxmlformats.org/drawingml/2006/main">
+              <a:graphicData uri="http://schemas.openxmlformats.org/drawingml/2006/picture">
+                <pic:pic xmlns:pic="http://schemas.openxmlformats.org/drawingml/2006/picture">
+                  <pic:nvPicPr>
+                    <pic:cNvPr id="0" name="" descr=""/>
+                    <pic:cNvPicPr>
+                      <a:picLocks noChangeAspect="1" noChangeArrowheads="1"/>
+                    </pic:cNvPicPr>
+                  </pic:nvPicPr>
+                  <pic:blipFill>
+                    <a:blip r:embed="rId7" cstate="none"/>
+                    <a:srcRect/>
+                    <a:stretch>
+                      <a:fillRect/>
+                    </a:stretch>
+                  </pic:blipFill>
+                  <pic:spPr bwMode="auto">
+                    <a:xfrm>
+                      <a:off x="0" y="0"/>
+                      <a:ext cx="6096000" cy="4991100"/>
+                    </a:xfrm>
+                    <a:prstGeom prst="rect">
+                      <a:avLst/>
+                    </a:prstGeom>
+                  </pic:spPr>
+                </pic:pic>
+              </a:graphicData>
+            </a:graphic>
+          </wp:inline>
+        </w:drawing>
+      </w:r>
+    </w:p>
+    <w:p>
+      <w:pPr>
+        <w:keepNext/>
+        <w:spacing w:after="30"/>
+      </w:pPr>
+      <w:r>
+        <w:rPr>
+          <w:rFonts w:ascii="Malgun Gothic" w:cs="Malgun Gothic" w:eastAsia="Malgun Gothic" w:hAnsi="Malgun Gothic"/>
+          <w:b w:val="false"/>
+          <w:bCs w:val="false"/>
+          <w:color w:val="1F4E79"/>
+          <w:sz w:val="18"/>
+          <w:szCs w:val="18"/>
+        </w:rPr>
+        <w:t xml:space="preserve">그림 1. 정중시상 모식도 — 인두 세 부위의 경계(경구개 평면, 설골/후두개곡 바닥, 윤상연골 하연 ≈ C6). 하인두는 후두의 뒤·옆에 있고, 윤상연골 판 바로 뒤가 윤상후부(postcricoid)다.</w:t>
+      </w:r>
+    </w:p>
+    <w:p>
+      <w:pPr>
+        <w:spacing w:after="200"/>
+      </w:pPr>
+      <w:r>
+        <w:rPr>
+          <w:rFonts w:ascii="Malgun Gothic" w:cs="Malgun Gothic" w:eastAsia="Malgun Gothic" w:hAnsi="Malgun Gothic"/>
+          <w:i/>
+          <w:iCs/>
+          <w:color w:val="7F7F7F"/>
+          <w:sz w:val="15"/>
+          <w:szCs w:val="15"/>
+        </w:rPr>
+        <w:t xml:space="preserve">출처: 이 노트용으로 새로 그린 모식도(실제 비율 아님). 근거: AJCC8 해부 정의; Gray; S&amp;C. 척추 높이는 나이와 개인에 따라 다르다.</w:t>
+      </w:r>
+    </w:p>
+    <w:p>
+      <w:pPr>
         <w:pStyle w:val="Heading1"/>
       </w:pPr>
       <w:r>
@@ -1283,6 +1404,86 @@
           <w:szCs w:val="17"/>
         </w:rPr>
         <w:t xml:space="preserve">  └ 익상근막(alar fascia) → 위험공간(danger space) → 척추앞근막(prevertebral fascia) → 척추앞공간</w:t>
+      </w:r>
+    </w:p>
+    <w:p>
+      <w:pPr>
+        <w:keepNext/>
+        <w:spacing w:after="60" w:before="160"/>
+        <w:jc w:val="center"/>
+      </w:pPr>
+      <w:r>
+        <w:drawing>
+          <wp:inline distT="0" distB="0" distL="0" distR="0">
+            <wp:extent cx="6096000" cy="3990975"/>
+            <wp:effectExtent t="0" r="0" b="0" l="0"/>
+            <wp:docPr id="1" name="img/fig1.png" descr="그림 2. 설골상부 축상 모식도(비인두~상부 구인두 높이, 위가 앞쪽) — PMS 안의 인두기저근막(초록 점선), 수축근, 그 바깥의 협인두근막(파란 실선, MLDCF). 뒤로 인두후공간 → 익상근막(주황 점선) → 위험공간 → 척추앞근막(초록 실선). 옆으로 PPS 지방, 저작근공간, 경동맥공간, 이하선공간." title="그림 2. 설골상부 축상 모식도(비인두~상부 구인두 높이, 위가 앞쪽)"/>
+            <wp:cNvGraphicFramePr>
+              <a:graphicFrameLocks xmlns:a="http://schemas.openxmlformats.org/drawingml/2006/main" noChangeAspect="1"/>
+            </wp:cNvGraphicFramePr>
+            <a:graphic xmlns:a="http://schemas.openxmlformats.org/drawingml/2006/main">
+              <a:graphicData uri="http://schemas.openxmlformats.org/drawingml/2006/picture">
+                <pic:pic xmlns:pic="http://schemas.openxmlformats.org/drawingml/2006/picture">
+                  <pic:nvPicPr>
+                    <pic:cNvPr id="0" name="" descr=""/>
+                    <pic:cNvPicPr>
+                      <a:picLocks noChangeAspect="1" noChangeArrowheads="1"/>
+                    </pic:cNvPicPr>
+                  </pic:nvPicPr>
+                  <pic:blipFill>
+                    <a:blip r:embed="rId8" cstate="none"/>
+                    <a:srcRect/>
+                    <a:stretch>
+                      <a:fillRect/>
+                    </a:stretch>
+                  </pic:blipFill>
+                  <pic:spPr bwMode="auto">
+                    <a:xfrm>
+                      <a:off x="0" y="0"/>
+                      <a:ext cx="6096000" cy="3990975"/>
+                    </a:xfrm>
+                    <a:prstGeom prst="rect">
+                      <a:avLst/>
+                    </a:prstGeom>
+                  </pic:spPr>
+                </pic:pic>
+              </a:graphicData>
+            </a:graphic>
+          </wp:inline>
+        </w:drawing>
+      </w:r>
+    </w:p>
+    <w:p>
+      <w:pPr>
+        <w:keepNext/>
+        <w:spacing w:after="30"/>
+      </w:pPr>
+      <w:r>
+        <w:rPr>
+          <w:rFonts w:ascii="Malgun Gothic" w:cs="Malgun Gothic" w:eastAsia="Malgun Gothic" w:hAnsi="Malgun Gothic"/>
+          <w:b w:val="false"/>
+          <w:bCs w:val="false"/>
+          <w:color w:val="1F4E79"/>
+          <w:sz w:val="18"/>
+          <w:szCs w:val="18"/>
+        </w:rPr>
+        <w:t xml:space="preserve">그림 2. 설골상부 축상 모식도(비인두~상부 구인두 높이, 위가 앞쪽) — PMS 안의 인두기저근막(초록 점선), 수축근, 그 바깥의 협인두근막(파란 실선, MLDCF). 뒤로 인두후공간 → 익상근막(주황 점선) → 위험공간 → 척추앞근막(초록 실선). 옆으로 PPS 지방, 저작근공간, 경동맥공간, 이하선공간.</w:t>
+      </w:r>
+    </w:p>
+    <w:p>
+      <w:pPr>
+        <w:spacing w:after="200"/>
+      </w:pPr>
+      <w:r>
+        <w:rPr>
+          <w:rFonts w:ascii="Malgun Gothic" w:cs="Malgun Gothic" w:eastAsia="Malgun Gothic" w:hAnsi="Malgun Gothic"/>
+          <w:i/>
+          <w:iCs/>
+          <w:color w:val="7F7F7F"/>
+          <w:sz w:val="15"/>
+          <w:szCs w:val="15"/>
+        </w:rPr>
+        <w:t xml:space="preserve">출처: 새로 그린 모식도. 근거: DI-HN (PMS, PPS, RPS, Perivertebral space 장); S&amp;C. 공간 경계는 Harnsberger식 개념을 따랐다.</w:t>
       </w:r>
     </w:p>
     <w:p>
@@ -2205,6 +2406,86 @@
       <w:pPr>
         <w:spacing w:after="80"/>
       </w:pPr>
+    </w:p>
+    <w:p>
+      <w:pPr>
+        <w:keepNext/>
+        <w:spacing w:after="60" w:before="160"/>
+        <w:jc w:val="center"/>
+      </w:pPr>
+      <w:r>
+        <w:drawing>
+          <wp:inline distT="0" distB="0" distL="0" distR="0">
+            <wp:extent cx="6096000" cy="5429250"/>
+            <wp:effectExtent t="0" r="0" b="0" l="0"/>
+            <wp:docPr id="1" name="img/fig2.png" descr="그림 3. 인두수축근 뒤쪽 모식도 — 두개저와 상인두수축근 사이의 초록 부분이 인두기저근막만 덮인 Morgagni동이다. 이관, 구개올림근, 상행구개동맥이 이곳을 지난다. 근육 사이 틈을 지나는 구조(CN IX·경돌인두근, 상후두신경 내지·상후두동맥, RLN·하후두동맥)와 Killian dehiscence도 표시했다." title="그림 3. 인두수축근 뒤쪽 모식도"/>
+            <wp:cNvGraphicFramePr>
+              <a:graphicFrameLocks xmlns:a="http://schemas.openxmlformats.org/drawingml/2006/main" noChangeAspect="1"/>
+            </wp:cNvGraphicFramePr>
+            <a:graphic xmlns:a="http://schemas.openxmlformats.org/drawingml/2006/main">
+              <a:graphicData uri="http://schemas.openxmlformats.org/drawingml/2006/picture">
+                <pic:pic xmlns:pic="http://schemas.openxmlformats.org/drawingml/2006/picture">
+                  <pic:nvPicPr>
+                    <pic:cNvPr id="0" name="" descr=""/>
+                    <pic:cNvPicPr>
+                      <a:picLocks noChangeAspect="1" noChangeArrowheads="1"/>
+                    </pic:cNvPicPr>
+                  </pic:nvPicPr>
+                  <pic:blipFill>
+                    <a:blip r:embed="rId9" cstate="none"/>
+                    <a:srcRect/>
+                    <a:stretch>
+                      <a:fillRect/>
+                    </a:stretch>
+                  </pic:blipFill>
+                  <pic:spPr bwMode="auto">
+                    <a:xfrm>
+                      <a:off x="0" y="0"/>
+                      <a:ext cx="6096000" cy="5429250"/>
+                    </a:xfrm>
+                    <a:prstGeom prst="rect">
+                      <a:avLst/>
+                    </a:prstGeom>
+                  </pic:spPr>
+                </pic:pic>
+              </a:graphicData>
+            </a:graphic>
+          </wp:inline>
+        </w:drawing>
+      </w:r>
+    </w:p>
+    <w:p>
+      <w:pPr>
+        <w:keepNext/>
+        <w:spacing w:after="30"/>
+      </w:pPr>
+      <w:r>
+        <w:rPr>
+          <w:rFonts w:ascii="Malgun Gothic" w:cs="Malgun Gothic" w:eastAsia="Malgun Gothic" w:hAnsi="Malgun Gothic"/>
+          <w:b w:val="false"/>
+          <w:bCs w:val="false"/>
+          <w:color w:val="1F4E79"/>
+          <w:sz w:val="18"/>
+          <w:szCs w:val="18"/>
+        </w:rPr>
+        <w:t xml:space="preserve">그림 3. 인두수축근 뒤쪽 모식도 — 두개저와 상인두수축근 사이의 초록 부분이 인두기저근막만 덮인 Morgagni동이다. 이관, 구개올림근, 상행구개동맥이 이곳을 지난다. 근육 사이 틈을 지나는 구조(CN IX·경돌인두근, 상후두신경 내지·상후두동맥, RLN·하후두동맥)와 Killian dehiscence도 표시했다.</w:t>
+      </w:r>
+    </w:p>
+    <w:p>
+      <w:pPr>
+        <w:spacing w:after="200"/>
+      </w:pPr>
+      <w:r>
+        <w:rPr>
+          <w:rFonts w:ascii="Malgun Gothic" w:cs="Malgun Gothic" w:eastAsia="Malgun Gothic" w:hAnsi="Malgun Gothic"/>
+          <w:i/>
+          <w:iCs/>
+          <w:color w:val="7F7F7F"/>
+          <w:sz w:val="15"/>
+          <w:szCs w:val="15"/>
+        </w:rPr>
+        <w:t xml:space="preserve">출처: 새로 그린 모식도(근육 형태는 단순화함). 근거: Gray (pharyngeal constrictors, gaps).</w:t>
+      </w:r>
     </w:p>
     <w:p>
       <w:pPr>
@@ -4054,6 +4335,86 @@
     </w:p>
     <w:p>
       <w:pPr>
+        <w:keepNext/>
+        <w:spacing w:after="60" w:before="160"/>
+        <w:jc w:val="center"/>
+      </w:pPr>
+      <w:r>
+        <w:drawing>
+          <wp:inline distT="0" distB="0" distL="0" distR="0">
+            <wp:extent cx="6096000" cy="4391025"/>
+            <wp:effectExtent t="0" r="0" b="0" l="0"/>
+            <wp:docPr id="1" name="img/fig7.png" descr="그림 4. 시상 모식도 — 인두후공간(노랑)은 두개저부터 익상근막이 내장근막과 붙는 곳(약 T1–T6, 개인차)까지 이어진다. 위험공간(연주황)은 후종격동의 횡격막 높이까지, 척추앞공간은 미골까지 이어진다. 설골상부 인두후공간에만 림프절이 있다." title="그림 4. 시상 모식도"/>
+            <wp:cNvGraphicFramePr>
+              <a:graphicFrameLocks xmlns:a="http://schemas.openxmlformats.org/drawingml/2006/main" noChangeAspect="1"/>
+            </wp:cNvGraphicFramePr>
+            <a:graphic xmlns:a="http://schemas.openxmlformats.org/drawingml/2006/main">
+              <a:graphicData uri="http://schemas.openxmlformats.org/drawingml/2006/picture">
+                <pic:pic xmlns:pic="http://schemas.openxmlformats.org/drawingml/2006/picture">
+                  <pic:nvPicPr>
+                    <pic:cNvPr id="0" name="" descr=""/>
+                    <pic:cNvPicPr>
+                      <a:picLocks noChangeAspect="1" noChangeArrowheads="1"/>
+                    </pic:cNvPicPr>
+                  </pic:nvPicPr>
+                  <pic:blipFill>
+                    <a:blip r:embed="rId10" cstate="none"/>
+                    <a:srcRect/>
+                    <a:stretch>
+                      <a:fillRect/>
+                    </a:stretch>
+                  </pic:blipFill>
+                  <pic:spPr bwMode="auto">
+                    <a:xfrm>
+                      <a:off x="0" y="0"/>
+                      <a:ext cx="6096000" cy="4391025"/>
+                    </a:xfrm>
+                    <a:prstGeom prst="rect">
+                      <a:avLst/>
+                    </a:prstGeom>
+                  </pic:spPr>
+                </pic:pic>
+              </a:graphicData>
+            </a:graphic>
+          </wp:inline>
+        </w:drawing>
+      </w:r>
+    </w:p>
+    <w:p>
+      <w:pPr>
+        <w:keepNext/>
+        <w:spacing w:after="30"/>
+      </w:pPr>
+      <w:r>
+        <w:rPr>
+          <w:rFonts w:ascii="Malgun Gothic" w:cs="Malgun Gothic" w:eastAsia="Malgun Gothic" w:hAnsi="Malgun Gothic"/>
+          <w:b w:val="false"/>
+          <w:bCs w:val="false"/>
+          <w:color w:val="1F4E79"/>
+          <w:sz w:val="18"/>
+          <w:szCs w:val="18"/>
+        </w:rPr>
+        <w:t xml:space="preserve">그림 4. 시상 모식도 — 인두후공간(노랑)은 두개저부터 익상근막이 내장근막과 붙는 곳(약 T1–T6, 개인차)까지 이어진다. 위험공간(연주황)은 후종격동의 횡격막 높이까지, 척추앞공간은 미골까지 이어진다. 설골상부 인두후공간에만 림프절이 있다.</w:t>
+      </w:r>
+    </w:p>
+    <w:p>
+      <w:pPr>
+        <w:spacing w:after="200"/>
+      </w:pPr>
+      <w:r>
+        <w:rPr>
+          <w:rFonts w:ascii="Malgun Gothic" w:cs="Malgun Gothic" w:eastAsia="Malgun Gothic" w:hAnsi="Malgun Gothic"/>
+          <w:i/>
+          <w:iCs/>
+          <w:color w:val="7F7F7F"/>
+          <w:sz w:val="15"/>
+          <w:szCs w:val="15"/>
+        </w:rPr>
+        <w:t xml:space="preserve">출처: 새로 그린 모식도. 근거: Debnam JM, Guha-Thakurta N. Otolaryngol Clin North Am 2012;45:1293–1310 (PMID 23153750); DI-HN.</w:t>
+      </w:r>
+    </w:p>
+    <w:p>
+      <w:pPr>
         <w:pStyle w:val="ListParagraph"/>
         <w:numPr>
           <w:ilvl w:val="0"/>
@@ -4615,6 +4976,45 @@
           <w:rFonts w:ascii="Malgun Gothic" w:cs="Malgun Gothic" w:eastAsia="Malgun Gothic" w:hAnsi="Malgun Gothic"/>
         </w:rPr>
         <w:t xml:space="preserve">.</w:t>
+      </w:r>
+    </w:p>
+    <w:p>
+      <w:pPr>
+        <w:spacing w:after="100"/>
+      </w:pPr>
+      <w:r>
+        <w:rPr>
+          <w:rFonts w:ascii="Malgun Gothic" w:cs="Malgun Gothic" w:eastAsia="Malgun Gothic" w:hAnsi="Malgun Gothic"/>
+        </w:rPr>
+        <w:t xml:space="preserve">→ Morgagni동의 위치와 통과 구조는 </w:t>
+      </w:r>
+      <w:r>
+        <w:rPr>
+          <w:rFonts w:ascii="Malgun Gothic" w:cs="Malgun Gothic" w:eastAsia="Malgun Gothic" w:hAnsi="Malgun Gothic"/>
+          <w:b/>
+          <w:bCs/>
+        </w:rPr>
+        <w:t xml:space="preserve">그림 3</w:t>
+      </w:r>
+      <w:r>
+        <w:rPr>
+          <w:rFonts w:ascii="Malgun Gothic" w:cs="Malgun Gothic" w:eastAsia="Malgun Gothic" w:hAnsi="Malgun Gothic"/>
+        </w:rPr>
+        <w:t xml:space="preserve">, 인두기저근막과 PPS의 관계는 </w:t>
+      </w:r>
+      <w:r>
+        <w:rPr>
+          <w:rFonts w:ascii="Malgun Gothic" w:cs="Malgun Gothic" w:eastAsia="Malgun Gothic" w:hAnsi="Malgun Gothic"/>
+          <w:b/>
+          <w:bCs/>
+        </w:rPr>
+        <w:t xml:space="preserve">그림 2</w:t>
+      </w:r>
+      <w:r>
+        <w:rPr>
+          <w:rFonts w:ascii="Malgun Gothic" w:cs="Malgun Gothic" w:eastAsia="Malgun Gothic" w:hAnsi="Malgun Gothic"/>
+        </w:rPr>
+        <w:t xml:space="preserve">를 참고하라.</w:t>
       </w:r>
     </w:p>
     <w:p>
@@ -9664,6 +10064,86 @@
     </w:p>
     <w:p>
       <w:pPr>
+        <w:keepNext/>
+        <w:spacing w:after="60" w:before="160"/>
+        <w:jc w:val="center"/>
+      </w:pPr>
+      <w:r>
+        <w:drawing>
+          <wp:inline distT="0" distB="0" distL="0" distR="0">
+            <wp:extent cx="6096000" cy="4000500"/>
+            <wp:effectExtent t="0" r="0" b="0" l="0"/>
+            <wp:docPr id="1" name="img/fig5.png" descr="그림 5. 후두 정중시상 모식도 — 후두개앞공간(PES, 노랑)의 천장은 설골후두개인대(초록)이다. 앞쪽은 갑상설골막과 갑상연골, 뒤쪽은 후두개가 경계를 이룬다. 후두개의 구멍(fenestrations)을 통해 후두개 암이 PES로 번진다. 앞 교련(빨간 원)에는 안쪽 연골막이 없다." title="그림 5. 후두 정중시상 모식도"/>
+            <wp:cNvGraphicFramePr>
+              <a:graphicFrameLocks xmlns:a="http://schemas.openxmlformats.org/drawingml/2006/main" noChangeAspect="1"/>
+            </wp:cNvGraphicFramePr>
+            <a:graphic xmlns:a="http://schemas.openxmlformats.org/drawingml/2006/main">
+              <a:graphicData uri="http://schemas.openxmlformats.org/drawingml/2006/picture">
+                <pic:pic xmlns:pic="http://schemas.openxmlformats.org/drawingml/2006/picture">
+                  <pic:nvPicPr>
+                    <pic:cNvPr id="0" name="" descr=""/>
+                    <pic:cNvPicPr>
+                      <a:picLocks noChangeAspect="1" noChangeArrowheads="1"/>
+                    </pic:cNvPicPr>
+                  </pic:nvPicPr>
+                  <pic:blipFill>
+                    <a:blip r:embed="rId11" cstate="none"/>
+                    <a:srcRect/>
+                    <a:stretch>
+                      <a:fillRect/>
+                    </a:stretch>
+                  </pic:blipFill>
+                  <pic:spPr bwMode="auto">
+                    <a:xfrm>
+                      <a:off x="0" y="0"/>
+                      <a:ext cx="6096000" cy="4000500"/>
+                    </a:xfrm>
+                    <a:prstGeom prst="rect">
+                      <a:avLst/>
+                    </a:prstGeom>
+                  </pic:spPr>
+                </pic:pic>
+              </a:graphicData>
+            </a:graphic>
+          </wp:inline>
+        </w:drawing>
+      </w:r>
+    </w:p>
+    <w:p>
+      <w:pPr>
+        <w:keepNext/>
+        <w:spacing w:after="30"/>
+      </w:pPr>
+      <w:r>
+        <w:rPr>
+          <w:rFonts w:ascii="Malgun Gothic" w:cs="Malgun Gothic" w:eastAsia="Malgun Gothic" w:hAnsi="Malgun Gothic"/>
+          <w:b w:val="false"/>
+          <w:bCs w:val="false"/>
+          <w:color w:val="1F4E79"/>
+          <w:sz w:val="18"/>
+          <w:szCs w:val="18"/>
+        </w:rPr>
+        <w:t xml:space="preserve">그림 5. 후두 정중시상 모식도 — 후두개앞공간(PES, 노랑)의 천장은 설골후두개인대(초록)이다. 앞쪽은 갑상설골막과 갑상연골, 뒤쪽은 후두개가 경계를 이룬다. 후두개의 구멍(fenestrations)을 통해 후두개 암이 PES로 번진다. 앞 교련(빨간 원)에는 안쪽 연골막이 없다.</w:t>
+      </w:r>
+    </w:p>
+    <w:p>
+      <w:pPr>
+        <w:spacing w:after="200"/>
+      </w:pPr>
+      <w:r>
+        <w:rPr>
+          <w:rFonts w:ascii="Malgun Gothic" w:cs="Malgun Gothic" w:eastAsia="Malgun Gothic" w:hAnsi="Malgun Gothic"/>
+          <w:i/>
+          <w:iCs/>
+          <w:color w:val="7F7F7F"/>
+          <w:sz w:val="15"/>
+          <w:szCs w:val="15"/>
+        </w:rPr>
+        <w:t xml:space="preserve">출처: 새로 그린 모식도. 근거: Gray; S&amp;C; Curtin HD. Radiology 1989;173:1–11 (PMID 2675175).</w:t>
+      </w:r>
+    </w:p>
+    <w:p>
+      <w:pPr>
         <w:pStyle w:val="ListParagraph"/>
         <w:numPr>
           <w:ilvl w:val="0"/>
@@ -10315,6 +10795,86 @@
     </w:p>
     <w:p>
       <w:pPr>
+        <w:keepNext/>
+        <w:spacing w:after="60" w:before="160"/>
+        <w:jc w:val="center"/>
+      </w:pPr>
+      <w:r>
+        <w:drawing>
+          <wp:inline distT="0" distB="0" distL="0" distR="0">
+            <wp:extent cx="6096000" cy="4219575"/>
+            <wp:effectExtent t="0" r="0" b="0" l="0"/>
+            <wp:docPr id="1" name="img/fig4.png" descr="그림 6. 후두 관상 모식도 — 성문상부 PGS(지방)의 안쪽 경계는 사각막(파랑)이고, 성문·성문하부의 안쪽 경계는 탄력원뿔(주황)이다. 가성대와 진성대 사이가 후두실(ventricle of Morgagni)이고, 후두소낭(saccule)은 그 앞위쪽으로 뻗는다. 오른쪽 막대는 AJCC8 기준 성문상부·성문·성문하부의 구분이다." title="그림 6. 후두 관상 모식도"/>
+            <wp:cNvGraphicFramePr>
+              <a:graphicFrameLocks xmlns:a="http://schemas.openxmlformats.org/drawingml/2006/main" noChangeAspect="1"/>
+            </wp:cNvGraphicFramePr>
+            <a:graphic xmlns:a="http://schemas.openxmlformats.org/drawingml/2006/main">
+              <a:graphicData uri="http://schemas.openxmlformats.org/drawingml/2006/picture">
+                <pic:pic xmlns:pic="http://schemas.openxmlformats.org/drawingml/2006/picture">
+                  <pic:nvPicPr>
+                    <pic:cNvPr id="0" name="" descr=""/>
+                    <pic:cNvPicPr>
+                      <a:picLocks noChangeAspect="1" noChangeArrowheads="1"/>
+                    </pic:cNvPicPr>
+                  </pic:nvPicPr>
+                  <pic:blipFill>
+                    <a:blip r:embed="rId12" cstate="none"/>
+                    <a:srcRect/>
+                    <a:stretch>
+                      <a:fillRect/>
+                    </a:stretch>
+                  </pic:blipFill>
+                  <pic:spPr bwMode="auto">
+                    <a:xfrm>
+                      <a:off x="0" y="0"/>
+                      <a:ext cx="6096000" cy="4219575"/>
+                    </a:xfrm>
+                    <a:prstGeom prst="rect">
+                      <a:avLst/>
+                    </a:prstGeom>
+                  </pic:spPr>
+                </pic:pic>
+              </a:graphicData>
+            </a:graphic>
+          </wp:inline>
+        </w:drawing>
+      </w:r>
+    </w:p>
+    <w:p>
+      <w:pPr>
+        <w:keepNext/>
+        <w:spacing w:after="30"/>
+      </w:pPr>
+      <w:r>
+        <w:rPr>
+          <w:rFonts w:ascii="Malgun Gothic" w:cs="Malgun Gothic" w:eastAsia="Malgun Gothic" w:hAnsi="Malgun Gothic"/>
+          <w:b w:val="false"/>
+          <w:bCs w:val="false"/>
+          <w:color w:val="1F4E79"/>
+          <w:sz w:val="18"/>
+          <w:szCs w:val="18"/>
+        </w:rPr>
+        <w:t xml:space="preserve">그림 6. 후두 관상 모식도 — 성문상부 PGS(지방)의 안쪽 경계는 사각막(파랑)이고, 성문·성문하부의 안쪽 경계는 탄력원뿔(주황)이다. 가성대와 진성대 사이가 후두실(ventricle of Morgagni)이고, 후두소낭(saccule)은 그 앞위쪽으로 뻗는다. 오른쪽 막대는 AJCC8 기준 성문상부·성문·성문하부의 구분이다.</w:t>
+      </w:r>
+    </w:p>
+    <w:p>
+      <w:pPr>
+        <w:spacing w:after="200"/>
+      </w:pPr>
+      <w:r>
+        <w:rPr>
+          <w:rFonts w:ascii="Malgun Gothic" w:cs="Malgun Gothic" w:eastAsia="Malgun Gothic" w:hAnsi="Malgun Gothic"/>
+          <w:i/>
+          <w:iCs/>
+          <w:color w:val="7F7F7F"/>
+          <w:sz w:val="15"/>
+          <w:szCs w:val="15"/>
+        </w:rPr>
+        <w:t xml:space="preserve">출처: 새로 그린 모식도(여러 관상면을 합친 것이며 실제 비율 아님). 근거: Gray; S&amp;C; AJCC8.</w:t>
+      </w:r>
+    </w:p>
+    <w:p>
+      <w:pPr>
         <w:pStyle w:val="ListParagraph"/>
         <w:numPr>
           <w:ilvl w:val="0"/>
@@ -10832,6 +11392,86 @@
       <w:pPr>
         <w:spacing w:after="80"/>
       </w:pPr>
+    </w:p>
+    <w:p>
+      <w:pPr>
+        <w:keepNext/>
+        <w:spacing w:after="60" w:before="160"/>
+        <w:jc w:val="center"/>
+      </w:pPr>
+      <w:r>
+        <w:drawing>
+          <wp:inline distT="0" distB="0" distL="0" distR="0">
+            <wp:extent cx="6096000" cy="3543300"/>
+            <wp:effectExtent t="0" r="0" b="0" l="0"/>
+            <wp:docPr id="1" name="img/fig6.png" descr="그림 7. 축상 CT 높이 구분 모식도 — (A) 가성대 높이: 후두옆공간에 지방(저음영)이 있고 피열연골 윗부분이 보인다. (B) 진성대 높이: 갑상피열근이 후두옆공간을 채워 지방이 없고, 피열연골 성대돌기와 윤상연골 판 윗부분이 보인다. 앞 교련 점막은 얇다." title="그림 7. 축상 CT 높이 구분 모식도"/>
+            <wp:cNvGraphicFramePr>
+              <a:graphicFrameLocks xmlns:a="http://schemas.openxmlformats.org/drawingml/2006/main" noChangeAspect="1"/>
+            </wp:cNvGraphicFramePr>
+            <a:graphic xmlns:a="http://schemas.openxmlformats.org/drawingml/2006/main">
+              <a:graphicData uri="http://schemas.openxmlformats.org/drawingml/2006/picture">
+                <pic:pic xmlns:pic="http://schemas.openxmlformats.org/drawingml/2006/picture">
+                  <pic:nvPicPr>
+                    <pic:cNvPr id="0" name="" descr=""/>
+                    <pic:cNvPicPr>
+                      <a:picLocks noChangeAspect="1" noChangeArrowheads="1"/>
+                    </pic:cNvPicPr>
+                  </pic:nvPicPr>
+                  <pic:blipFill>
+                    <a:blip r:embed="rId13" cstate="none"/>
+                    <a:srcRect/>
+                    <a:stretch>
+                      <a:fillRect/>
+                    </a:stretch>
+                  </pic:blipFill>
+                  <pic:spPr bwMode="auto">
+                    <a:xfrm>
+                      <a:off x="0" y="0"/>
+                      <a:ext cx="6096000" cy="3543300"/>
+                    </a:xfrm>
+                    <a:prstGeom prst="rect">
+                      <a:avLst/>
+                    </a:prstGeom>
+                  </pic:spPr>
+                </pic:pic>
+              </a:graphicData>
+            </a:graphic>
+          </wp:inline>
+        </w:drawing>
+      </w:r>
+    </w:p>
+    <w:p>
+      <w:pPr>
+        <w:keepNext/>
+        <w:spacing w:after="30"/>
+      </w:pPr>
+      <w:r>
+        <w:rPr>
+          <w:rFonts w:ascii="Malgun Gothic" w:cs="Malgun Gothic" w:eastAsia="Malgun Gothic" w:hAnsi="Malgun Gothic"/>
+          <w:b w:val="false"/>
+          <w:bCs w:val="false"/>
+          <w:color w:val="1F4E79"/>
+          <w:sz w:val="18"/>
+          <w:szCs w:val="18"/>
+        </w:rPr>
+        <w:t xml:space="preserve">그림 7. 축상 CT 높이 구분 모식도 — (A) 가성대 높이: 후두옆공간에 지방(저음영)이 있고 피열연골 윗부분이 보인다. (B) 진성대 높이: 갑상피열근이 후두옆공간을 채워 지방이 없고, 피열연골 성대돌기와 윤상연골 판 윗부분이 보인다. 앞 교련 점막은 얇다.</w:t>
+      </w:r>
+    </w:p>
+    <w:p>
+      <w:pPr>
+        <w:spacing w:after="200"/>
+      </w:pPr>
+      <w:r>
+        <w:rPr>
+          <w:rFonts w:ascii="Malgun Gothic" w:cs="Malgun Gothic" w:eastAsia="Malgun Gothic" w:hAnsi="Malgun Gothic"/>
+          <w:i/>
+          <w:iCs/>
+          <w:color w:val="7F7F7F"/>
+          <w:sz w:val="15"/>
+          <w:szCs w:val="15"/>
+        </w:rPr>
+        <w:t xml:space="preserve">출처: 새로 그린 모식도. 근거: Curtin 1989 (PMID 2675175); Becker M. Radiol Clin North Am 1998;36:891–920 (PMID 9747193); Joshi 2012 (PMID 23599569).</w:t>
+      </w:r>
     </w:p>
     <w:p>
       <w:pPr>
@@ -11677,6 +12317,86 @@
           <w:rFonts w:ascii="Malgun Gothic" w:cs="Malgun Gothic" w:eastAsia="Malgun Gothic" w:hAnsi="Malgun Gothic"/>
         </w:rPr>
         <w:t xml:space="preserve">까지, 오른쪽은 쇄골하동맥 높이까지.</w:t>
+      </w:r>
+    </w:p>
+    <w:p>
+      <w:pPr>
+        <w:keepNext/>
+        <w:spacing w:after="60" w:before="160"/>
+        <w:jc w:val="center"/>
+      </w:pPr>
+      <w:r>
+        <w:drawing>
+          <wp:inline distT="0" distB="0" distL="0" distR="0">
+            <wp:extent cx="6096000" cy="5324475"/>
+            <wp:effectExtent t="0" r="0" b="0" l="0"/>
+            <wp:docPr id="1" name="img/fig8.png" descr="그림 8. 후두 신경 모식도(앞에서 본 모습) — 상후두신경 내지(성대 위 감각, 갑상설골막 통과)와 외지(윤상갑상근만 지배). 오른쪽 RLN은 쇄골하동맥 아래를, 왼쪽 RLN은 동맥관인대 부위의 대동맥궁 아래를 돌아 기관식도고랑으로 올라간다." title="그림 8. 후두 신경 모식도(앞에서 본 모습)"/>
+            <wp:cNvGraphicFramePr>
+              <a:graphicFrameLocks xmlns:a="http://schemas.openxmlformats.org/drawingml/2006/main" noChangeAspect="1"/>
+            </wp:cNvGraphicFramePr>
+            <a:graphic xmlns:a="http://schemas.openxmlformats.org/drawingml/2006/main">
+              <a:graphicData uri="http://schemas.openxmlformats.org/drawingml/2006/picture">
+                <pic:pic xmlns:pic="http://schemas.openxmlformats.org/drawingml/2006/picture">
+                  <pic:nvPicPr>
+                    <pic:cNvPr id="0" name="" descr=""/>
+                    <pic:cNvPicPr>
+                      <a:picLocks noChangeAspect="1" noChangeArrowheads="1"/>
+                    </pic:cNvPicPr>
+                  </pic:nvPicPr>
+                  <pic:blipFill>
+                    <a:blip r:embed="rId14" cstate="none"/>
+                    <a:srcRect/>
+                    <a:stretch>
+                      <a:fillRect/>
+                    </a:stretch>
+                  </pic:blipFill>
+                  <pic:spPr bwMode="auto">
+                    <a:xfrm>
+                      <a:off x="0" y="0"/>
+                      <a:ext cx="6096000" cy="5324475"/>
+                    </a:xfrm>
+                    <a:prstGeom prst="rect">
+                      <a:avLst/>
+                    </a:prstGeom>
+                  </pic:spPr>
+                </pic:pic>
+              </a:graphicData>
+            </a:graphic>
+          </wp:inline>
+        </w:drawing>
+      </w:r>
+    </w:p>
+    <w:p>
+      <w:pPr>
+        <w:keepNext/>
+        <w:spacing w:after="30"/>
+      </w:pPr>
+      <w:r>
+        <w:rPr>
+          <w:rFonts w:ascii="Malgun Gothic" w:cs="Malgun Gothic" w:eastAsia="Malgun Gothic" w:hAnsi="Malgun Gothic"/>
+          <w:b w:val="false"/>
+          <w:bCs w:val="false"/>
+          <w:color w:val="1F4E79"/>
+          <w:sz w:val="18"/>
+          <w:szCs w:val="18"/>
+        </w:rPr>
+        <w:t xml:space="preserve">그림 8. 후두 신경 모식도(앞에서 본 모습) — 상후두신경 내지(성대 위 감각, 갑상설골막 통과)와 외지(윤상갑상근만 지배). 오른쪽 RLN은 쇄골하동맥 아래를, 왼쪽 RLN은 동맥관인대 부위의 대동맥궁 아래를 돌아 기관식도고랑으로 올라간다.</w:t>
+      </w:r>
+    </w:p>
+    <w:p>
+      <w:pPr>
+        <w:spacing w:after="200"/>
+      </w:pPr>
+      <w:r>
+        <w:rPr>
+          <w:rFonts w:ascii="Malgun Gothic" w:cs="Malgun Gothic" w:eastAsia="Malgun Gothic" w:hAnsi="Malgun Gothic"/>
+          <w:i/>
+          <w:iCs/>
+          <w:color w:val="7F7F7F"/>
+          <w:sz w:val="15"/>
+          <w:szCs w:val="15"/>
+        </w:rPr>
+        <w:t xml:space="preserve">출처: 새로 그린 모식도(혈관 형태는 단순화함). 근거: Gray; Paquette CM et al. RadioGraphics 2012;32:721–740 (PMID 22582356).</w:t>
       </w:r>
     </w:p>
     <w:p>

--- a/Pharynx_Larynx_Anatomy_학습노트.docx
+++ b/Pharynx_Larynx_Anatomy_학습노트.docx
@@ -16,7 +16,7 @@
           <w:sz w:val="36"/>
           <w:szCs w:val="36"/>
         </w:rPr>
-        <w:t xml:space="preserve">Pharynx &amp; Larynx 영상해부학 — 심층 학습 노트</w:t>
+        <w:t xml:space="preserve">Pharynx &amp; Larynx imaging anatomy — 심층 학습 노트</w:t>
       </w:r>
     </w:p>
     <w:p>
@@ -33,7 +33,7 @@
           <w:sz w:val="20"/>
           <w:szCs w:val="20"/>
         </w:rPr>
-        <w:t xml:space="preserve">인두·후두의 층구조, 근막, 공간, 구획(subsite)을 영상의학 관점에서 정리 (Buccopharyngeal fascia, Sinus of Morgagni 포함)</w:t>
+        <w:t xml:space="preserve">pharynx·larynx의 층구조, fascia, space, subsite을 영상의학 관점에서 정리 (Buccopharyngeal fascia, Sinus of Morgagni 포함)</w:t>
       </w:r>
     </w:p>
     <w:tbl>
@@ -197,7 +197,7 @@
                 <w:sz w:val="18"/>
                 <w:szCs w:val="18"/>
               </w:rPr>
-              <w:t xml:space="preserve">로 표시했다. 수치 기준(예: 림프절 크기)은 원문으로 확인하기를 권한다.</w:t>
+              <w:t xml:space="preserve">로 표시했다. 수치 기준(예: lymph node 크기)은 원문으로 확인하기를 권한다.</w:t>
             </w:r>
           </w:p>
           <w:p>
@@ -238,7 +238,7 @@
                 <w:sz w:val="18"/>
                 <w:szCs w:val="18"/>
               </w:rPr>
-              <w:t xml:space="preserve">이며 실제 비율은 아니다. 교과서나 논문의 그림을 복제한 것이 아니고, 각 그림 아래에 근거 문헌을 적었다. 그림 속 라벨은 표준 영문 해부학 용어로 적었다.</w:t>
+              <w:t xml:space="preserve">이며 실제 비율은 아니다. 교과서나 논문의 그림을 복제한 것이 아니고, 각 그림 아래에 근거 문헌을 적었다. 그림 속 라벨은 표준 영문 anatomy 용어로 적었다.</w:t>
             </w:r>
           </w:p>
           <w:p>
@@ -251,7 +251,7 @@
                 <w:sz w:val="18"/>
                 <w:szCs w:val="18"/>
               </w:rPr>
-              <w:t xml:space="preserve">용어 주의: 영상의학(Harnsberger 계열)의 "space" 개념은 해부학자들이 비판하는 부분이 있다(Guidera AK et al. Head Neck 2014;36:1058–68, "no space for spaces"). 이 노트는 판독 실무에 맞춰 Harnsberger식 space 용어를 쓴다.</w:t>
+              <w:t xml:space="preserve">용어 주의: 영상의학(Harnsberger 계열)의 "space" 개념은 anatomist들이 비판하는 부분이 있다(Guidera AK et al. Head Neck 2014;36:1058–68, "no space for spaces"). 이 노트는 판독 실무에 맞춰 Harnsberger식 space 용어를 쓴다.</w:t>
             </w:r>
           </w:p>
         </w:tc>
@@ -286,7 +286,7 @@
         <w:rPr>
           <w:rFonts w:ascii="Malgun Gothic" w:cs="Malgun Gothic" w:eastAsia="Malgun Gothic" w:hAnsi="Malgun Gothic"/>
         </w:rPr>
-        <w:t xml:space="preserve">인두(pharynx) = 두개저에서 윤상연골(cricoid) 하연(약 C6)까지 이어지는 근막-근육관(fibromuscular tube). 앞쪽이 비강·구강·후두로 열려 있다.</w:t>
+        <w:t xml:space="preserve">pharynx = skull base에서 cricoid cartilage lower border(약 C6)까지 이어지는 fibromuscular tube. 앞쪽이 nasal cavity·oral cavity·larynx로 열려 있다.</w:t>
       </w:r>
     </w:p>
     <w:p>
@@ -310,7 +310,7 @@
           <w:b/>
           <w:bCs/>
         </w:rPr>
-        <w:t xml:space="preserve">비인두(nasopharynx)</w:t>
+        <w:t xml:space="preserve">nasopharynx</w:t>
       </w:r>
       <w:r>
         <w:rPr>
@@ -324,7 +324,7 @@
           <w:b/>
           <w:bCs/>
         </w:rPr>
-        <w:t xml:space="preserve">구인두(oropharynx)</w:t>
+        <w:t xml:space="preserve">oropharynx</w:t>
       </w:r>
       <w:r>
         <w:rPr>
@@ -338,13 +338,13 @@
           <w:b/>
           <w:bCs/>
         </w:rPr>
-        <w:t xml:space="preserve">하인두(hypopharynx, laryngopharynx)</w:t>
-      </w:r>
-      <w:r>
-        <w:rPr>
-          <w:rFonts w:ascii="Malgun Gothic" w:cs="Malgun Gothic" w:eastAsia="Malgun Gothic" w:hAnsi="Malgun Gothic"/>
-        </w:rPr>
-        <w:t xml:space="preserve">. 하인두는 식도로 이어진다(cricopharyngeus = 상부식도괄약근, UES).</w:t>
+        <w:t xml:space="preserve">hypopharynx (laryngopharynx)</w:t>
+      </w:r>
+      <w:r>
+        <w:rPr>
+          <w:rFonts w:ascii="Malgun Gothic" w:cs="Malgun Gothic" w:eastAsia="Malgun Gothic" w:hAnsi="Malgun Gothic"/>
+        </w:rPr>
+        <w:t xml:space="preserve">. hypopharynx는 esophagus로 이어진다(cricopharyngeus = upper esophageal sphincter, UES).</w:t>
       </w:r>
     </w:p>
     <w:p>
@@ -360,7 +360,7 @@
         <w:rPr>
           <w:rFonts w:ascii="Malgun Gothic" w:cs="Malgun Gothic" w:eastAsia="Malgun Gothic" w:hAnsi="Malgun Gothic"/>
         </w:rPr>
-        <w:t xml:space="preserve">후두(larynx)는 하인두의 </w:t>
+        <w:t xml:space="preserve">larynx는 hypopharynx의 </w:t>
       </w:r>
       <w:r>
         <w:rPr>
@@ -374,7 +374,7 @@
         <w:rPr>
           <w:rFonts w:ascii="Malgun Gothic" w:cs="Malgun Gothic" w:eastAsia="Malgun Gothic" w:hAnsi="Malgun Gothic"/>
         </w:rPr>
-        <w:t xml:space="preserve"> 구조다. 하인두 이상와(pyriform sinus)가 후두 양옆을 감싸고, 윤상후부(postcricoid)가 후두 뒤를 덮는다 → 하인두암과 후두암이 서로 쉽게 번지는 해부학적 이유.</w:t>
+        <w:t xml:space="preserve"> 구조다. hypopharynx pyriform sinus가 larynx 양옆을 감싸고, postcricoid area가 larynx 뒤를 덮는다 → hypopharyngeal cancer과 laryngeal cancer이 서로 쉽게 번지는 anatomic 이유.</w:t>
       </w:r>
     </w:p>
     <w:tbl>
@@ -520,7 +520,7 @@
                 <w:sz w:val="17"/>
                 <w:szCs w:val="17"/>
               </w:rPr>
-              <w:t xml:space="preserve">척추 높이(대략)</w:t>
+              <w:t xml:space="preserve">vertebral level(대략)</w:t>
             </w:r>
           </w:p>
         </w:tc>
@@ -585,7 +585,7 @@
                 <w:sz w:val="17"/>
                 <w:szCs w:val="17"/>
               </w:rPr>
-              <w:t xml:space="preserve">비인두</w:t>
+              <w:t xml:space="preserve">nasopharynx</w:t>
             </w:r>
           </w:p>
         </w:tc>
@@ -614,7 +614,7 @@
                 <w:sz w:val="17"/>
                 <w:szCs w:val="17"/>
               </w:rPr>
-              <w:t xml:space="preserve">두개저(접형골체·기저후두골)</w:t>
+              <w:t xml:space="preserve">skull base(sphenoid body·basiocciput)</w:t>
             </w:r>
           </w:p>
         </w:tc>
@@ -643,7 +643,7 @@
                 <w:sz w:val="17"/>
                 <w:szCs w:val="17"/>
               </w:rPr>
-              <w:t xml:space="preserve">연구개 상면(경구개 높이 수평면)</w:t>
+              <w:t xml:space="preserve">soft palate upper surface(hard palate 높이 수평면)</w:t>
             </w:r>
           </w:p>
         </w:tc>
@@ -701,7 +701,7 @@
                 <w:sz w:val="17"/>
                 <w:szCs w:val="17"/>
               </w:rPr>
-              <w:t xml:space="preserve">후비공(choanae) → 비강</w:t>
+              <w:t xml:space="preserve">choanae → nasal cavity</w:t>
             </w:r>
           </w:p>
         </w:tc>
@@ -735,7 +735,7 @@
                 <w:sz w:val="17"/>
                 <w:szCs w:val="17"/>
               </w:rPr>
-              <w:t xml:space="preserve">구인두</w:t>
+              <w:t xml:space="preserve">oropharynx</w:t>
             </w:r>
           </w:p>
         </w:tc>
@@ -764,7 +764,7 @@
                 <w:sz w:val="17"/>
                 <w:szCs w:val="17"/>
               </w:rPr>
-              <w:t xml:space="preserve">연구개 높이</w:t>
+              <w:t xml:space="preserve">soft palate 높이</w:t>
             </w:r>
           </w:p>
         </w:tc>
@@ -793,7 +793,7 @@
                 <w:sz w:val="17"/>
                 <w:szCs w:val="17"/>
               </w:rPr>
-              <w:t xml:space="preserve">설골 높이 / 후두개곡(vallecula) 바닥</w:t>
+              <w:t xml:space="preserve">hyoid 높이 / vallecula 바닥</w:t>
             </w:r>
           </w:p>
         </w:tc>
@@ -851,7 +851,7 @@
                 <w:sz w:val="17"/>
                 <w:szCs w:val="17"/>
               </w:rPr>
-              <w:t xml:space="preserve">구협(isthmus faucium: 전구개궁·유곽유두) → 구강</w:t>
+              <w:t xml:space="preserve">oropharyngeal isthmus(isthmus faucium: anterior tonsillar pillar·circumvallate papillae) → oral cavity</w:t>
             </w:r>
           </w:p>
         </w:tc>
@@ -885,7 +885,7 @@
                 <w:sz w:val="17"/>
                 <w:szCs w:val="17"/>
               </w:rPr>
-              <w:t xml:space="preserve">하인두</w:t>
+              <w:t xml:space="preserve">hypopharynx</w:t>
             </w:r>
           </w:p>
         </w:tc>
@@ -914,7 +914,7 @@
                 <w:sz w:val="17"/>
                 <w:szCs w:val="17"/>
               </w:rPr>
-              <w:t xml:space="preserve">설골 높이(인두후두개주름)</w:t>
+              <w:t xml:space="preserve">hyoid 높이(pharyngoepiglottic fold)</w:t>
             </w:r>
           </w:p>
         </w:tc>
@@ -943,7 +943,7 @@
                 <w:sz w:val="17"/>
                 <w:szCs w:val="17"/>
               </w:rPr>
-              <w:t xml:space="preserve">윤상연골 하연</w:t>
+              <w:t xml:space="preserve">cricoid cartilage lower border</w:t>
             </w:r>
           </w:p>
         </w:tc>
@@ -1001,7 +1001,7 @@
                 <w:sz w:val="17"/>
                 <w:szCs w:val="17"/>
               </w:rPr>
-              <w:t xml:space="preserve">후두 입구(laryngeal inlet)</w:t>
+              <w:t xml:space="preserve">larynx 입구(laryngeal inlet)</w:t>
             </w:r>
           </w:p>
         </w:tc>
@@ -1035,7 +1035,7 @@
                 <w:sz w:val="17"/>
                 <w:szCs w:val="17"/>
               </w:rPr>
-              <w:t xml:space="preserve">후두</w:t>
+              <w:t xml:space="preserve">larynx</w:t>
             </w:r>
           </w:p>
         </w:tc>
@@ -1064,7 +1064,7 @@
                 <w:sz w:val="17"/>
                 <w:szCs w:val="17"/>
               </w:rPr>
-              <w:t xml:space="preserve">후두개 끝</w:t>
+              <w:t xml:space="preserve">epiglottis 끝</w:t>
             </w:r>
           </w:p>
         </w:tc>
@@ -1093,7 +1093,7 @@
                 <w:sz w:val="17"/>
                 <w:szCs w:val="17"/>
               </w:rPr>
-              <w:t xml:space="preserve">윤상연골 하연</w:t>
+              <w:t xml:space="preserve">cricoid cartilage lower border</w:t>
             </w:r>
           </w:p>
         </w:tc>
@@ -1151,7 +1151,7 @@
                 <w:sz w:val="17"/>
                 <w:szCs w:val="17"/>
               </w:rPr>
-              <w:t xml:space="preserve">— (하인두 앞쪽)</w:t>
+              <w:t xml:space="preserve">— (hypopharynx 앞쪽)</w:t>
             </w:r>
           </w:p>
         </w:tc>
@@ -1175,7 +1175,7 @@
           <w:sz w:val="16"/>
           <w:szCs w:val="16"/>
         </w:rPr>
-        <w:t xml:space="preserve">[근거] Gray; S&amp;C (pharynx·larynx 해부 장); AJCC8 Pharynx, Larynx chapter 해부 정의. 척추 높이는 개인차·연령차(소아에서 더 높음)가 크다.</w:t>
+        <w:t xml:space="preserve">[근거] Gray; S&amp;C (pharynx·larynx 해부 장); AJCC8 Pharynx, Larynx chapter 해부 정의. vertebral level는 개인차·연령차(소아에서 더 높음)가 크다.</w:t>
       </w:r>
     </w:p>
     <w:p>
@@ -1189,7 +1189,7 @@
           <wp:inline distT="0" distB="0" distL="0" distR="0">
             <wp:extent cx="6096000" cy="4991100"/>
             <wp:effectExtent t="0" r="0" b="0" l="0"/>
-            <wp:docPr id="1" name="img/fig3.png" descr="그림 1. 정중시상 모식도 — 인두 세 부위의 경계(경구개 평면, 설골/후두개곡 바닥, 윤상연골 하연 ≈ C6). 하인두는 후두의 뒤·옆에 있고, 윤상연골 판 바로 뒤가 윤상후부(postcricoid)다." title="그림 1. 정중시상 모식도"/>
+            <wp:docPr id="1" name="img/fig3.png" descr="그림 1. midsagittal 모식도 — pharynx 세 부위의 경계(hard palate 평면, hyoid/vallecula 바닥, cricoid cartilage lower border ≈ C6). hypopharynx는 larynx의 뒤·옆에 있고, cricoid lamina 바로 뒤가 postcricoid area다." title="그림 1. midsagittal 모식도"/>
             <wp:cNvGraphicFramePr>
               <a:graphicFrameLocks xmlns:a="http://schemas.openxmlformats.org/drawingml/2006/main" noChangeAspect="1"/>
             </wp:cNvGraphicFramePr>
@@ -1239,7 +1239,7 @@
           <w:sz w:val="18"/>
           <w:szCs w:val="18"/>
         </w:rPr>
-        <w:t xml:space="preserve">그림 1. 정중시상 모식도 — 인두 세 부위의 경계(경구개 평면, 설골/후두개곡 바닥, 윤상연골 하연 ≈ C6). 하인두는 후두의 뒤·옆에 있고, 윤상연골 판 바로 뒤가 윤상후부(postcricoid)다.</w:t>
+        <w:t xml:space="preserve">그림 1. midsagittal 모식도 — pharynx 세 부위의 경계(hard palate 평면, hyoid/vallecula 바닥, cricoid cartilage lower border ≈ C6). hypopharynx는 larynx의 뒤·옆에 있고, cricoid lamina 바로 뒤가 postcricoid area다.</w:t>
       </w:r>
     </w:p>
     <w:p>
@@ -1255,7 +1255,7 @@
           <w:sz w:val="15"/>
           <w:szCs w:val="15"/>
         </w:rPr>
-        <w:t xml:space="preserve">출처: 이 노트용으로 새로 그린 모식도(실제 비율 아님). 근거: AJCC8 해부 정의; Gray; S&amp;C. 척추 높이는 나이와 개인에 따라 다르다.</w:t>
+        <w:t xml:space="preserve">출처: 이 노트용으로 새로 그린 모식도(실제 비율 아님). 근거: AJCC8 해부 정의; Gray; S&amp;C. vertebral level는 나이와 개인에 따라 다르다.</w:t>
       </w:r>
     </w:p>
     <w:p>
@@ -1266,7 +1266,7 @@
         <w:rPr>
           <w:rFonts w:ascii="Malgun Gothic" w:cs="Malgun Gothic" w:eastAsia="Malgun Gothic" w:hAnsi="Malgun Gothic"/>
         </w:rPr>
-        <w:t xml:space="preserve">2. 인두벽의 층구조 — 판독의 기본 틀</w:t>
+        <w:t xml:space="preserve">2. pharyngeal wall의 층구조 — 판독의 기본 틀</w:t>
       </w:r>
     </w:p>
     <w:p>
@@ -1277,7 +1277,7 @@
         <w:rPr>
           <w:rFonts w:ascii="Malgun Gothic" w:cs="Malgun Gothic" w:eastAsia="Malgun Gothic" w:hAnsi="Malgun Gothic"/>
         </w:rPr>
-        <w:t xml:space="preserve">인두벽은 안(내강)에서 바깥쪽으로 아래 순서로 쌓여 있다. 이 순서를 외워 두면 "종양이 어느 층까지 들어갔는가"와 "어느 space로 퍼졌는가"를 판단할 수 있다.</w:t>
+        <w:t xml:space="preserve">pharyngeal wall은 안(lumen)에서 바깥쪽으로 아래 순서로 쌓여 있다. 이 순서를 외워 두면 "tumor이 어느 층까지 들어갔는가"와 "어느 space로 퍼졌는가"를 판단할 수 있다.</w:t>
       </w:r>
     </w:p>
     <w:p>
@@ -1291,7 +1291,7 @@
           <w:sz w:val="17"/>
           <w:szCs w:val="17"/>
         </w:rPr>
-        <w:t xml:space="preserve"> 내강(air)</w:t>
+        <w:t xml:space="preserve"> lumen(air)</w:t>
       </w:r>
     </w:p>
     <w:p>
@@ -1305,7 +1305,7 @@
           <w:sz w:val="17"/>
           <w:szCs w:val="17"/>
         </w:rPr>
-        <w:t xml:space="preserve">  │ 1. 점막(mucosa) — 중층편평상피 (비인두 일부는 호흡상피)</w:t>
+        <w:t xml:space="preserve">  │ 1. mucosa — stratified squamous epithelium (nasopharynx 일부는 respiratory epithelium)</w:t>
       </w:r>
     </w:p>
     <w:p>
@@ -1319,7 +1319,7 @@
           <w:sz w:val="17"/>
           <w:szCs w:val="17"/>
         </w:rPr>
-        <w:t xml:space="preserve">  │ 2. 점막하층(submucosa) — 소타액선, 림프조직(Waldeyer ring)</w:t>
+        <w:t xml:space="preserve">  │ 2. submucosa — minor salivary gland, lymphoid tissue(Waldeyer ring)</w:t>
       </w:r>
     </w:p>
     <w:p>
@@ -1333,7 +1333,7 @@
           <w:sz w:val="17"/>
           <w:szCs w:val="17"/>
         </w:rPr>
-        <w:t xml:space="preserve">  │ 3. 인두기저근막(pharyngobasilar fascia) — 인두의 "내측 근막"; 상부에서 두꺼움</w:t>
+        <w:t xml:space="preserve">  │ 3. pharyngobasilar fascia — pharynx의 "medial fascia"; 상부에서 두꺼움</w:t>
       </w:r>
     </w:p>
     <w:p>
@@ -1347,7 +1347,7 @@
           <w:sz w:val="17"/>
           <w:szCs w:val="17"/>
         </w:rPr>
-        <w:t xml:space="preserve">  │ 4. 인두수축근(constrictors: superior/middle/inferior)</w:t>
+        <w:t xml:space="preserve">  │ 4. pharyngeal constrictor(constrictors: superior/middle/inferior)</w:t>
       </w:r>
     </w:p>
     <w:p>
@@ -1361,7 +1361,7 @@
           <w:sz w:val="17"/>
           <w:szCs w:val="17"/>
         </w:rPr>
-        <w:t xml:space="preserve">  │ 5. 협인두근막(buccopharyngeal fascia) — 수축근의 바깥 덮개 = 깊은목근막 중간층(MLDCF)</w:t>
+        <w:t xml:space="preserve">  │ 5. buccopharyngeal fascia — constrictor의 바깥 덮개 = deep cervical fascia 중간층(MLDCF)</w:t>
       </w:r>
     </w:p>
     <w:p>
@@ -1389,7 +1389,7 @@
           <w:sz w:val="17"/>
           <w:szCs w:val="17"/>
         </w:rPr>
-        <w:t xml:space="preserve"> 인두후공간(retropharyngeal space) — 뒤 / 인두주위공간(parapharyngeal space) — 옆</w:t>
+        <w:t xml:space="preserve"> retropharyngeal space — 뒤 / parapharyngeal space — 옆</w:t>
       </w:r>
     </w:p>
     <w:p>
@@ -1403,7 +1403,7 @@
           <w:sz w:val="17"/>
           <w:szCs w:val="17"/>
         </w:rPr>
-        <w:t xml:space="preserve">  └ 익상근막(alar fascia) → 위험공간(danger space) → 척추앞근막(prevertebral fascia) → 척추앞공간</w:t>
+        <w:t xml:space="preserve">  └ alar fascia → danger space → prevertebral fascia → prevertebral space</w:t>
       </w:r>
     </w:p>
     <w:p>
@@ -1417,7 +1417,7 @@
           <wp:inline distT="0" distB="0" distL="0" distR="0">
             <wp:extent cx="6096000" cy="3990975"/>
             <wp:effectExtent t="0" r="0" b="0" l="0"/>
-            <wp:docPr id="1" name="img/fig1.png" descr="그림 2. 설골상부 축상 모식도(비인두~상부 구인두 높이, 위가 앞쪽) — PMS 안의 인두기저근막(초록 점선), 수축근, 그 바깥의 협인두근막(파란 실선, MLDCF). 뒤로 인두후공간 → 익상근막(주황 점선) → 위험공간 → 척추앞근막(초록 실선). 옆으로 PPS 지방, 저작근공간, 경동맥공간, 이하선공간." title="그림 2. 설골상부 축상 모식도(비인두~상부 구인두 높이, 위가 앞쪽)"/>
+            <wp:docPr id="1" name="img/fig1.png" descr="그림 2. suprahyoid axial 모식도(nasopharynx~상부 oropharynx 높이, 위가 앞쪽) — PMS 안의 pharyngobasilar fascia(초록 점선), constrictor, 그 바깥의 buccopharyngeal fascia(파란 실선, MLDCF). 뒤로 retropharyngeal space → alar fascia(주황 점선) → danger space → prevertebral fascia(초록 실선). 옆으로 PPS fat, masticator space, carotid space, parotid space." title="그림 2. suprahyoid axial 모식도(nasopharynx~상부 oropharynx 높이, 위가 앞쪽)"/>
             <wp:cNvGraphicFramePr>
               <a:graphicFrameLocks xmlns:a="http://schemas.openxmlformats.org/drawingml/2006/main" noChangeAspect="1"/>
             </wp:cNvGraphicFramePr>
@@ -1467,7 +1467,7 @@
           <w:sz w:val="18"/>
           <w:szCs w:val="18"/>
         </w:rPr>
-        <w:t xml:space="preserve">그림 2. 설골상부 축상 모식도(비인두~상부 구인두 높이, 위가 앞쪽) — PMS 안의 인두기저근막(초록 점선), 수축근, 그 바깥의 협인두근막(파란 실선, MLDCF). 뒤로 인두후공간 → 익상근막(주황 점선) → 위험공간 → 척추앞근막(초록 실선). 옆으로 PPS 지방, 저작근공간, 경동맥공간, 이하선공간.</w:t>
+        <w:t xml:space="preserve">그림 2. suprahyoid axial 모식도(nasopharynx~상부 oropharynx 높이, 위가 앞쪽) — PMS 안의 pharyngobasilar fascia(초록 점선), constrictor, 그 바깥의 buccopharyngeal fascia(파란 실선, MLDCF). 뒤로 retropharyngeal space → alar fascia(주황 점선) → danger space → prevertebral fascia(초록 실선). 옆으로 PPS fat, masticator space, carotid space, parotid space.</w:t>
       </w:r>
     </w:p>
     <w:p>
@@ -1483,7 +1483,7 @@
           <w:sz w:val="15"/>
           <w:szCs w:val="15"/>
         </w:rPr>
-        <w:t xml:space="preserve">출처: 새로 그린 모식도. 근거: DI-HN (PMS, PPS, RPS, Perivertebral space 장); S&amp;C. 공간 경계는 Harnsberger식 개념을 따랐다.</w:t>
+        <w:t xml:space="preserve">출처: 새로 그린 모식도. 근거: DI-HN (PMS, PPS, RPS, Perivertebral space 장); S&amp;C. space 경계는 Harnsberger식 개념을 따랐다.</w:t>
       </w:r>
     </w:p>
     <w:p>
@@ -1499,7 +1499,7 @@
         <w:rPr>
           <w:rFonts w:ascii="Malgun Gothic" w:cs="Malgun Gothic" w:eastAsia="Malgun Gothic" w:hAnsi="Malgun Gothic"/>
         </w:rPr>
-        <w:t xml:space="preserve">1–3층(점막부터 인두기저근막까지)을 영상에서는 </w:t>
+        <w:t xml:space="preserve">1–3층(mucosa부터 pharyngobasilar fascia까지)을 영상에서는 </w:t>
       </w:r>
       <w:r>
         <w:rPr>
@@ -1507,13 +1507,13 @@
           <w:b/>
           <w:bCs/>
         </w:rPr>
-        <w:t xml:space="preserve">인두점막공간(pharyngeal mucosal space, PMS)</w:t>
-      </w:r>
-      <w:r>
-        <w:rPr>
-          <w:rFonts w:ascii="Malgun Gothic" w:cs="Malgun Gothic" w:eastAsia="Malgun Gothic" w:hAnsi="Malgun Gothic"/>
-        </w:rPr>
-        <w:t xml:space="preserve">으로 묶는다. 엄밀히는 근막으로 둘러싸인 공간이 아니라 MLDCF의 "내강 쪽"에 있는 모든 것을 가리킨다.</w:t>
+        <w:t xml:space="preserve">pharyngeal mucosal space (PMS)</w:t>
+      </w:r>
+      <w:r>
+        <w:rPr>
+          <w:rFonts w:ascii="Malgun Gothic" w:cs="Malgun Gothic" w:eastAsia="Malgun Gothic" w:hAnsi="Malgun Gothic"/>
+        </w:rPr>
+        <w:t xml:space="preserve">으로 묶는다. 엄밀히는 fascia으로 둘러싸인 space이 아니라 MLDCF의 "lumen 쪽"에 있는 모든 것을 가리킨다.</w:t>
       </w:r>
     </w:p>
     <w:p>
@@ -1529,7 +1529,7 @@
         <w:rPr>
           <w:rFonts w:ascii="Malgun Gothic" w:cs="Malgun Gothic" w:eastAsia="Malgun Gothic" w:hAnsi="Malgun Gothic"/>
         </w:rPr>
-        <w:t xml:space="preserve">DI-HN의 정의: PMS에는 점막, 림프조직(adenoid, 구개편도, 설편도), 소타액선, 인두기저근막, 상·중수축근, 구개올림근(levator veli palatini), 이관 연골부(torus tubarius)가 포함된다.</w:t>
+        <w:t xml:space="preserve">DI-HN의 정의: PMS에는 mucosa, lymphoid tissue(adenoid, palatine tonsil, lingual tonsil), minor salivary gland, pharyngobasilar fascia, superior·middle constrictor, levator veli palatini, cartilaginous Eustachian tube(torus tubarius)가 포함된다.</w:t>
       </w:r>
     </w:p>
     <w:p>
@@ -1553,7 +1553,7 @@
         <w:rPr>
           <w:rFonts w:ascii="Malgun Gothic" w:cs="Malgun Gothic" w:eastAsia="Malgun Gothic" w:hAnsi="Malgun Gothic"/>
         </w:rPr>
-        <w:t xml:space="preserve">: 인두주위공간(PPS) 지방의 중심에서 </w:t>
+        <w:t xml:space="preserve">: parapharyngeal space(PPS) fat의 중심에서 </w:t>
       </w:r>
       <w:r>
         <w:rPr>
@@ -1561,13 +1561,13 @@
           <w:b/>
           <w:bCs/>
         </w:rPr>
-        <w:t xml:space="preserve">안쪽(내강 쪽)</w:t>
-      </w:r>
-      <w:r>
-        <w:rPr>
-          <w:rFonts w:ascii="Malgun Gothic" w:cs="Malgun Gothic" w:eastAsia="Malgun Gothic" w:hAnsi="Malgun Gothic"/>
-        </w:rPr>
-        <w:t xml:space="preserve">에 위치하며, PPS 지방을 </w:t>
+        <w:t xml:space="preserve">안쪽(lumen 쪽)</w:t>
+      </w:r>
+      <w:r>
+        <w:rPr>
+          <w:rFonts w:ascii="Malgun Gothic" w:cs="Malgun Gothic" w:eastAsia="Malgun Gothic" w:hAnsi="Malgun Gothic"/>
+        </w:rPr>
+        <w:t xml:space="preserve">에 위치하며, PPS fat을 </w:t>
       </w:r>
       <w:r>
         <w:rPr>
@@ -1581,7 +1581,7 @@
         <w:rPr>
           <w:rFonts w:ascii="Malgun Gothic" w:cs="Malgun Gothic" w:eastAsia="Malgun Gothic" w:hAnsi="Malgun Gothic"/>
         </w:rPr>
-        <w:t xml:space="preserve">. 반대로 저작근공간 병변은 PPS를 뒤안쪽으로, 경동맥공간 병변은 앞쪽으로, 심엽 이하선 병변은 안쪽으로 민다 → PPS를 "지표(landmark)"로 쓰는 이유.</w:t>
+        <w:t xml:space="preserve">. 반대로 masticator space 병변은 PPS를 뒤안쪽으로, carotid space 병변은 앞쪽으로, deep lobe parotid 병변은 안쪽으로 민다 → PPS를 "지표(landmark)"로 쓰는 이유.</w:t>
       </w:r>
     </w:p>
     <w:p>
@@ -1608,7 +1608,7 @@
         <w:rPr>
           <w:rFonts w:ascii="Malgun Gothic" w:cs="Malgun Gothic" w:eastAsia="Malgun Gothic" w:hAnsi="Malgun Gothic"/>
         </w:rPr>
-        <w:t xml:space="preserve">3. 인두수축근과 그 사이의 틈(gap) — 무엇이 통과하나</w:t>
+        <w:t xml:space="preserve">3. pharyngeal constrictor과 그 사이의 틈(gap) — 무엇이 통과하나</w:t>
       </w:r>
     </w:p>
     <w:p>
@@ -1619,7 +1619,7 @@
         <w:rPr>
           <w:rFonts w:ascii="Malgun Gothic" w:cs="Malgun Gothic" w:eastAsia="Malgun Gothic" w:hAnsi="Malgun Gothic"/>
         </w:rPr>
-        <w:t xml:space="preserve">세 수축근은 뒤쪽 정중선의 </w:t>
+        <w:t xml:space="preserve">세 constrictor은 뒤쪽 midline의 </w:t>
       </w:r>
       <w:r>
         <w:rPr>
@@ -1627,13 +1627,13 @@
           <w:b/>
           <w:bCs/>
         </w:rPr>
-        <w:t xml:space="preserve">인두솔기(pharyngeal raphe)</w:t>
-      </w:r>
-      <w:r>
-        <w:rPr>
-          <w:rFonts w:ascii="Malgun Gothic" w:cs="Malgun Gothic" w:eastAsia="Malgun Gothic" w:hAnsi="Malgun Gothic"/>
-        </w:rPr>
-        <w:t xml:space="preserve">에서 만나고, 이 솔기는 위로 기저후두골의 </w:t>
+        <w:t xml:space="preserve">pharyngeal raphe</w:t>
+      </w:r>
+      <w:r>
+        <w:rPr>
+          <w:rFonts w:ascii="Malgun Gothic" w:cs="Malgun Gothic" w:eastAsia="Malgun Gothic" w:hAnsi="Malgun Gothic"/>
+        </w:rPr>
+        <w:t xml:space="preserve">에서 만나고, 이 raphe는 위로 basiocciput의 </w:t>
       </w:r>
       <w:r>
         <w:rPr>
@@ -1641,13 +1641,13 @@
           <w:b/>
           <w:bCs/>
         </w:rPr>
-        <w:t xml:space="preserve">인두결절(pharyngeal tubercle)</w:t>
-      </w:r>
-      <w:r>
-        <w:rPr>
-          <w:rFonts w:ascii="Malgun Gothic" w:cs="Malgun Gothic" w:eastAsia="Malgun Gothic" w:hAnsi="Malgun Gothic"/>
-        </w:rPr>
-        <w:t xml:space="preserve">에 붙는다. 앞쪽 부착은 수축근마다 다르고, 근육 사이의 틈으로 신경·혈관이 드나든다.</w:t>
+        <w:t xml:space="preserve">pharyngeal tubercle</w:t>
+      </w:r>
+      <w:r>
+        <w:rPr>
+          <w:rFonts w:ascii="Malgun Gothic" w:cs="Malgun Gothic" w:eastAsia="Malgun Gothic" w:hAnsi="Malgun Gothic"/>
+        </w:rPr>
+        <w:t xml:space="preserve">에 붙는다. 앞쪽 attachment은 constrictor마다 다르고, muscle 사이의 틈으로 nerve·vessel이 드나든다.</w:t>
       </w:r>
     </w:p>
     <w:tbl>
@@ -1698,7 +1698,7 @@
                 <w:sz w:val="17"/>
                 <w:szCs w:val="17"/>
               </w:rPr>
-              <w:t xml:space="preserve">근육</w:t>
+              <w:t xml:space="preserve">muscle</w:t>
             </w:r>
           </w:p>
         </w:tc>
@@ -1729,7 +1729,7 @@
                 <w:sz w:val="17"/>
                 <w:szCs w:val="17"/>
               </w:rPr>
-              <w:t xml:space="preserve">앞쪽 부착(기시)</w:t>
+              <w:t xml:space="preserve">앞쪽 attachment(origin)</w:t>
             </w:r>
           </w:p>
         </w:tc>
@@ -1794,7 +1794,7 @@
                 <w:sz w:val="17"/>
                 <w:szCs w:val="17"/>
               </w:rPr>
-              <w:t xml:space="preserve">상인두수축근 (superior constrictor)</w:t>
+              <w:t xml:space="preserve">superior constrictor</w:t>
             </w:r>
           </w:p>
         </w:tc>
@@ -1823,7 +1823,7 @@
                 <w:sz w:val="17"/>
                 <w:szCs w:val="17"/>
               </w:rPr>
-              <w:t xml:space="preserve">익돌갈고리(pterygoid hamulus), 익돌하악솔기(pterygomandibular raphe), 하악 악설골선 후단, 혀 옆면</w:t>
+              <w:t xml:space="preserve">pterygoid hamulus, pterygomandibular raphe, mandible mylohyoid line 후단, tongue 옆면</w:t>
             </w:r>
           </w:p>
         </w:tc>
@@ -1852,7 +1852,7 @@
                 <w:sz w:val="17"/>
                 <w:szCs w:val="17"/>
               </w:rPr>
-              <w:t xml:space="preserve">위쪽 경계가 두개저에 닿지 않음 → sinus of Morgagni(§5). 구개편도 바닥(tonsillar bed)을 이룸</w:t>
+              <w:t xml:space="preserve">위쪽 경계가 skull base에 닿지 않음 → sinus of Morgagni(§5). palatine tonsil 바닥(tonsillar bed)을 이룸</w:t>
             </w:r>
           </w:p>
         </w:tc>
@@ -1886,7 +1886,7 @@
                 <w:sz w:val="17"/>
                 <w:szCs w:val="17"/>
               </w:rPr>
-              <w:t xml:space="preserve">중인두수축근 (middle constrictor)</w:t>
+              <w:t xml:space="preserve">middle constrictor</w:t>
             </w:r>
           </w:p>
         </w:tc>
@@ -1915,7 +1915,7 @@
                 <w:sz w:val="17"/>
                 <w:szCs w:val="17"/>
               </w:rPr>
-              <w:t xml:space="preserve">설골 대각·소각, 경돌설골인대(stylohyoid lig.) 아래끝</w:t>
+              <w:t xml:space="preserve">hyoid greater·lesser horns, stylohyoid ligament 아래끝</w:t>
             </w:r>
           </w:p>
         </w:tc>
@@ -1944,7 +1944,7 @@
                 <w:sz w:val="17"/>
                 <w:szCs w:val="17"/>
               </w:rPr>
-              <w:t xml:space="preserve">구인두 하부~하인두 상부</w:t>
+              <w:t xml:space="preserve">oropharynx 하부~hypopharynx 상부</w:t>
             </w:r>
           </w:p>
         </w:tc>
@@ -1978,7 +1978,7 @@
                 <w:sz w:val="17"/>
                 <w:szCs w:val="17"/>
               </w:rPr>
-              <w:t xml:space="preserve">하인두수축근 (inferior constrictor)</w:t>
+              <w:t xml:space="preserve">inferior constrictor</w:t>
             </w:r>
           </w:p>
         </w:tc>
@@ -2007,7 +2007,7 @@
                 <w:sz w:val="17"/>
                 <w:szCs w:val="17"/>
               </w:rPr>
-              <w:t xml:space="preserve">갑상인두부(thyropharyngeus): 갑상연골 사선(oblique line) / 윤상인두부(cricopharyngeus): 윤상연골 옆면</w:t>
+              <w:t xml:space="preserve">thyropharyngeus: thyroid cartilage oblique line / cricopharyngeus: cricoid cartilage 옆면</w:t>
             </w:r>
           </w:p>
         </w:tc>
@@ -2036,7 +2036,7 @@
                 <w:sz w:val="17"/>
                 <w:szCs w:val="17"/>
               </w:rPr>
-              <w:t xml:space="preserve">윤상인두근 = UES. 두 부분 사이 뒤쪽 약한 곳 = Killian dehiscence(Zenker 게실 부위)</w:t>
+              <w:t xml:space="preserve">cricopharyngeus = UES. 두 부분 사이 뒤쪽 약한 곳 = Killian dehiscence(Zenker diverticulum 부위)</w:t>
             </w:r>
           </w:p>
         </w:tc>
@@ -2063,7 +2063,7 @@
         <w:rPr>
           <w:rFonts w:ascii="Malgun Gothic" w:cs="Malgun Gothic" w:eastAsia="Malgun Gothic" w:hAnsi="Malgun Gothic"/>
         </w:rPr>
-        <w:t xml:space="preserve"> (고전적 해부학 정리):</w:t>
+        <w:t xml:space="preserve"> (고전적 anatomy 정리):</w:t>
       </w:r>
     </w:p>
     <w:tbl>
@@ -2178,7 +2178,7 @@
                 <w:sz w:val="17"/>
                 <w:szCs w:val="17"/>
               </w:rPr>
-              <w:t xml:space="preserve">두개저 ↔ 상인두수축근 상연 (= sinus of Morgagni)</w:t>
+              <w:t xml:space="preserve">skull base ↔ superior constrictor upper border (= sinus of Morgagni)</w:t>
             </w:r>
           </w:p>
         </w:tc>
@@ -2207,7 +2207,7 @@
                 <w:sz w:val="17"/>
                 <w:szCs w:val="17"/>
               </w:rPr>
-              <w:t xml:space="preserve">이관(auditory/Eustachian tube) 연골부, 구개올림근(levator veli palatini), 상행구개동맥(ascending palatine a.)의 구개가지</w:t>
+              <w:t xml:space="preserve">Eustachian (auditory) tube cartilaginous portion, levator veli palatini, ascending palatine artery의 palatine branch</w:t>
             </w:r>
           </w:p>
         </w:tc>
@@ -2241,7 +2241,7 @@
                 <w:sz w:val="17"/>
                 <w:szCs w:val="17"/>
               </w:rPr>
-              <w:t xml:space="preserve">상인두수축근 ↔ 중인두수축근</w:t>
+              <w:t xml:space="preserve">superior constrictor ↔ middle constrictor</w:t>
             </w:r>
           </w:p>
         </w:tc>
@@ -2270,7 +2270,7 @@
                 <w:sz w:val="17"/>
                 <w:szCs w:val="17"/>
               </w:rPr>
-              <w:t xml:space="preserve">경돌인두근(stylopharyngeus), 설인신경(CN IX), 경돌설골인대</w:t>
+              <w:t xml:space="preserve">stylopharyngeus, glossopharyngeal nerve(CN IX), stylohyoid ligament</w:t>
             </w:r>
           </w:p>
         </w:tc>
@@ -2304,7 +2304,7 @@
                 <w:sz w:val="17"/>
                 <w:szCs w:val="17"/>
               </w:rPr>
-              <w:t xml:space="preserve">중인두수축근 ↔ 하인두수축근</w:t>
+              <w:t xml:space="preserve">middle constrictor ↔ inferior constrictor</w:t>
             </w:r>
           </w:p>
         </w:tc>
@@ -2333,7 +2333,7 @@
                 <w:sz w:val="17"/>
                 <w:szCs w:val="17"/>
               </w:rPr>
-              <w:t xml:space="preserve">상후두신경 내지(internal branch of SLN), 상후두동맥·정맥 → 갑상설골막(thyrohyoid membrane)을 뚫고 후두로 들어감</w:t>
+              <w:t xml:space="preserve">internal branch of SLN, superior laryngeal artery·vein → thyrohyoid membrane을 뚫고 larynx로 들어감</w:t>
             </w:r>
           </w:p>
         </w:tc>
@@ -2367,7 +2367,7 @@
                 <w:sz w:val="17"/>
                 <w:szCs w:val="17"/>
               </w:rPr>
-              <w:t xml:space="preserve">하인두수축근 하연 아래</w:t>
+              <w:t xml:space="preserve">inferior constrictor lower border 아래</w:t>
             </w:r>
           </w:p>
         </w:tc>
@@ -2396,7 +2396,7 @@
                 <w:sz w:val="17"/>
                 <w:szCs w:val="17"/>
               </w:rPr>
-              <w:t xml:space="preserve">되돌이후두신경(recurrent laryngeal n.), 하후두동맥 — 윤상갑상관절 뒤쪽으로 후두에 들어감</w:t>
+              <w:t xml:space="preserve">recurrent laryngeal nerve, inferior laryngeal artery — cricothyroid joint 뒤쪽으로 larynx에 들어감</w:t>
             </w:r>
           </w:p>
         </w:tc>
@@ -2418,7 +2418,7 @@
           <wp:inline distT="0" distB="0" distL="0" distR="0">
             <wp:extent cx="6096000" cy="5429250"/>
             <wp:effectExtent t="0" r="0" b="0" l="0"/>
-            <wp:docPr id="1" name="img/fig2.png" descr="그림 3. 인두수축근 뒤쪽 모식도 — 두개저와 상인두수축근 사이의 초록 부분이 인두기저근막만 덮인 Morgagni동이다. 이관, 구개올림근, 상행구개동맥이 이곳을 지난다. 근육 사이 틈을 지나는 구조(CN IX·경돌인두근, 상후두신경 내지·상후두동맥, RLN·하후두동맥)와 Killian dehiscence도 표시했다." title="그림 3. 인두수축근 뒤쪽 모식도"/>
+            <wp:docPr id="1" name="img/fig2.png" descr="그림 3. pharyngeal constrictor 뒤쪽 모식도 — skull base와 superior constrictor 사이의 초록 부분이 pharyngobasilar fascia만 덮인 sinus of Morgagni이다. Eustachian tube, levator veli palatini, ascending palatine artery이 이곳을 지난다. muscle 사이 틈을 지나는 구조(CN IX·stylopharyngeus, internal branch of SLN·superior laryngeal artery, RLN·inferior laryngeal artery)와 Killian dehiscence도 표시했다." title="그림 3. pharyngeal constrictor 뒤쪽 모식도"/>
             <wp:cNvGraphicFramePr>
               <a:graphicFrameLocks xmlns:a="http://schemas.openxmlformats.org/drawingml/2006/main" noChangeAspect="1"/>
             </wp:cNvGraphicFramePr>
@@ -2468,7 +2468,7 @@
           <w:sz w:val="18"/>
           <w:szCs w:val="18"/>
         </w:rPr>
-        <w:t xml:space="preserve">그림 3. 인두수축근 뒤쪽 모식도 — 두개저와 상인두수축근 사이의 초록 부분이 인두기저근막만 덮인 Morgagni동이다. 이관, 구개올림근, 상행구개동맥이 이곳을 지난다. 근육 사이 틈을 지나는 구조(CN IX·경돌인두근, 상후두신경 내지·상후두동맥, RLN·하후두동맥)와 Killian dehiscence도 표시했다.</w:t>
+        <w:t xml:space="preserve">그림 3. pharyngeal constrictor 뒤쪽 모식도 — skull base와 superior constrictor 사이의 초록 부분이 pharyngobasilar fascia만 덮인 sinus of Morgagni이다. Eustachian tube, levator veli palatini, ascending palatine artery이 이곳을 지난다. muscle 사이 틈을 지나는 구조(CN IX·stylopharyngeus, internal branch of SLN·superior laryngeal artery, RLN·inferior laryngeal artery)와 Killian dehiscence도 표시했다.</w:t>
       </w:r>
     </w:p>
     <w:p>
@@ -2484,7 +2484,7 @@
           <w:sz w:val="15"/>
           <w:szCs w:val="15"/>
         </w:rPr>
-        <w:t xml:space="preserve">출처: 새로 그린 모식도(근육 형태는 단순화함). 근거: Gray (pharyngeal constrictors, gaps).</w:t>
+        <w:t xml:space="preserve">출처: 새로 그린 모식도(muscle 형태는 단순화함). 근거: Gray (pharyngeal constrictors, gaps).</w:t>
       </w:r>
     </w:p>
     <w:p>
@@ -2502,13 +2502,13 @@
           <w:b/>
           <w:bCs/>
         </w:rPr>
-        <w:t xml:space="preserve">중·하수축근 틈(갑상설골막)</w:t>
-      </w:r>
-      <w:r>
-        <w:rPr>
-          <w:rFonts w:ascii="Malgun Gothic" w:cs="Malgun Gothic" w:eastAsia="Malgun Gothic" w:hAnsi="Malgun Gothic"/>
-        </w:rPr>
-        <w:t xml:space="preserve">이 중요한 이유: ① 이상와암·성문상부암의 </w:t>
+        <w:t xml:space="preserve">middle–inferior constrictor gap(thyrohyoid membrane)</w:t>
+      </w:r>
+      <w:r>
+        <w:rPr>
+          <w:rFonts w:ascii="Malgun Gothic" w:cs="Malgun Gothic" w:eastAsia="Malgun Gothic" w:hAnsi="Malgun Gothic"/>
+        </w:rPr>
+        <w:t xml:space="preserve">이 중요한 이유: ① pyriform sinus cancer·supraglottic cancer의 </w:t>
       </w:r>
       <w:r>
         <w:rPr>
@@ -2516,13 +2516,13 @@
           <w:b/>
           <w:bCs/>
         </w:rPr>
-        <w:t xml:space="preserve">후두 밖 전파 경로</w:t>
-      </w:r>
-      <w:r>
-        <w:rPr>
-          <w:rFonts w:ascii="Malgun Gothic" w:cs="Malgun Gothic" w:eastAsia="Malgun Gothic" w:hAnsi="Malgun Gothic"/>
-        </w:rPr>
-        <w:t xml:space="preserve">(상후두 신경혈관다발을 따라감), ② 이상와 림프가 이 경로를 따라 level II/III로 배액, ③ </w:t>
+        <w:t xml:space="preserve">larynx 밖 spread 경로</w:t>
+      </w:r>
+      <w:r>
+        <w:rPr>
+          <w:rFonts w:ascii="Malgun Gothic" w:cs="Malgun Gothic" w:eastAsia="Malgun Gothic" w:hAnsi="Malgun Gothic"/>
+        </w:rPr>
+        <w:t xml:space="preserve">(superior laryngeal neurovascular bundle을 따라감), ② pyriform sinus lymph가 이 경로를 따라 level II/III로 drainage, ③ </w:t>
       </w:r>
       <w:r>
         <w:rPr>
@@ -2530,13 +2530,13 @@
           <w:b/>
           <w:bCs/>
         </w:rPr>
-        <w:t xml:space="preserve">외후두류(external laryngocele)</w:t>
-      </w:r>
-      <w:r>
-        <w:rPr>
-          <w:rFonts w:ascii="Malgun Gothic" w:cs="Malgun Gothic" w:eastAsia="Malgun Gothic" w:hAnsi="Malgun Gothic"/>
-        </w:rPr>
-        <w:t xml:space="preserve">가 갑상설골막을 뚫고 나오는 곳.</w:t>
+        <w:t xml:space="preserve">external laryngocele</w:t>
+      </w:r>
+      <w:r>
+        <w:rPr>
+          <w:rFonts w:ascii="Malgun Gothic" w:cs="Malgun Gothic" w:eastAsia="Malgun Gothic" w:hAnsi="Malgun Gothic"/>
+        </w:rPr>
+        <w:t xml:space="preserve">가 thyrohyoid membrane을 뚫고 나오는 곳.</w:t>
       </w:r>
     </w:p>
     <w:p>
@@ -2552,7 +2552,7 @@
         <w:rPr>
           <w:rFonts w:ascii="Malgun Gothic" w:cs="Malgun Gothic" w:eastAsia="Malgun Gothic" w:hAnsi="Malgun Gothic"/>
         </w:rPr>
-        <w:t xml:space="preserve">하인두 약점(참고): </w:t>
+        <w:t xml:space="preserve">hypopharynx 약점(참고): </w:t>
       </w:r>
       <w:r>
         <w:rPr>
@@ -2566,7 +2566,7 @@
         <w:rPr>
           <w:rFonts w:ascii="Malgun Gothic" w:cs="Malgun Gothic" w:eastAsia="Malgun Gothic" w:hAnsi="Malgun Gothic"/>
         </w:rPr>
-        <w:t xml:space="preserve">(갑상인두근과 윤상인두근 사이, 뒤 정중부 → Zenker 게실), </w:t>
+        <w:t xml:space="preserve">(thyropharyngeus과 cricopharyngeus 사이, 뒤 정중부 → Zenker diverticulum), </w:t>
       </w:r>
       <w:r>
         <w:rPr>
@@ -2574,13 +2574,13 @@
           <w:b/>
           <w:bCs/>
         </w:rPr>
-        <w:t xml:space="preserve">Killian-Jamieson 영역</w:t>
-      </w:r>
-      <w:r>
-        <w:rPr>
-          <w:rFonts w:ascii="Malgun Gothic" w:cs="Malgun Gothic" w:eastAsia="Malgun Gothic" w:hAnsi="Malgun Gothic"/>
-        </w:rPr>
-        <w:t xml:space="preserve">(윤상인두근 아래, 앞외측 → Killian-Jamieson 게실), </w:t>
+        <w:t xml:space="preserve">Killian-Jamieson area</w:t>
+      </w:r>
+      <w:r>
+        <w:rPr>
+          <w:rFonts w:ascii="Malgun Gothic" w:cs="Malgun Gothic" w:eastAsia="Malgun Gothic" w:hAnsi="Malgun Gothic"/>
+        </w:rPr>
+        <w:t xml:space="preserve">(cricopharyngeus 아래, anterolateral → Killian-Jamieson diverticulum), </w:t>
       </w:r>
       <w:r>
         <w:rPr>
@@ -2588,13 +2588,13 @@
           <w:b/>
           <w:bCs/>
         </w:rPr>
-        <w:t xml:space="preserve">Laimer 삼각</w:t>
-      </w:r>
-      <w:r>
-        <w:rPr>
-          <w:rFonts w:ascii="Malgun Gothic" w:cs="Malgun Gothic" w:eastAsia="Malgun Gothic" w:hAnsi="Malgun Gothic"/>
-        </w:rPr>
-        <w:t xml:space="preserve">(윤상인두근 아래, 식도 뒤쪽).</w:t>
+        <w:t xml:space="preserve">Laimer triangle</w:t>
+      </w:r>
+      <w:r>
+        <w:rPr>
+          <w:rFonts w:ascii="Malgun Gothic" w:cs="Malgun Gothic" w:eastAsia="Malgun Gothic" w:hAnsi="Malgun Gothic"/>
+        </w:rPr>
+        <w:t xml:space="preserve">(cricopharyngeus 아래, esophagus 뒤쪽).</w:t>
       </w:r>
     </w:p>
     <w:p>
@@ -2610,7 +2610,7 @@
           <w:sz w:val="16"/>
           <w:szCs w:val="16"/>
         </w:rPr>
-        <w:t xml:space="preserve">[근거] Gray (pharyngeal constrictors, gaps); S&amp;C; 게실 위치는 방사선 투시검사 교과서 공통 기술. Killian-Jamieson 관련: Rubesin SE, Levine MS. Killian-Jamieson diverticula: radiographic findings in 16 patients. AJR 2001;177:85–89 (PMID 11418403).</w:t>
+        <w:t xml:space="preserve">[근거] Gray (pharyngeal constrictors, gaps); S&amp;C; diverticulum 위치는 방사선 fluoroscopy 교과서 공통 기술. Killian-Jamieson 관련: Rubesin SE, Levine MS. Killian-Jamieson diverticula: radiographic findings in 16 patients. AJR 2001;177:85–89 (PMID 11418403).</w:t>
       </w:r>
     </w:p>
     <w:p>
@@ -2621,7 +2621,7 @@
         <w:rPr>
           <w:rFonts w:ascii="Malgun Gothic" w:cs="Malgun Gothic" w:eastAsia="Malgun Gothic" w:hAnsi="Malgun Gothic"/>
         </w:rPr>
-        <w:t xml:space="preserve">4. 목의 근막 체계 — Buccopharyngeal fascia를 중심으로</w:t>
+        <w:t xml:space="preserve">4. 목의 fascia 체계 — Buccopharyngeal fascia를 중심으로</w:t>
       </w:r>
     </w:p>
     <w:p>
@@ -2632,7 +2632,7 @@
         <w:rPr>
           <w:rFonts w:ascii="Malgun Gothic" w:cs="Malgun Gothic" w:eastAsia="Malgun Gothic" w:hAnsi="Malgun Gothic"/>
         </w:rPr>
-        <w:t xml:space="preserve">4.1 깊은목근막의 세 층</w:t>
+        <w:t xml:space="preserve">4.1 deep cervical fascia의 세 층</w:t>
       </w:r>
     </w:p>
     <w:tbl>
@@ -2777,7 +2777,7 @@
                 <w:sz w:val="17"/>
                 <w:szCs w:val="17"/>
               </w:rPr>
-              <w:t xml:space="preserve">인두·후두와의 관계</w:t>
+              <w:t xml:space="preserve">pharynx·larynx와의 관계</w:t>
             </w:r>
           </w:p>
         </w:tc>
@@ -2869,7 +2869,7 @@
                 <w:sz w:val="17"/>
                 <w:szCs w:val="17"/>
               </w:rPr>
-              <w:t xml:space="preserve">승모근, 흉쇄유돌근, 이하선·악하선 피막, 저작근공간</w:t>
+              <w:t xml:space="preserve">trapezius, sternocleidomastoid, parotid·submandibular gland capsule, masticator space</w:t>
             </w:r>
           </w:p>
         </w:tc>
@@ -2898,7 +2898,7 @@
                 <w:sz w:val="17"/>
                 <w:szCs w:val="17"/>
               </w:rPr>
-              <w:t xml:space="preserve">저작근공간·이하선공간의 경계 → PPS의 바깥 경계</w:t>
+              <w:t xml:space="preserve">masticator space·parotid space의 경계 → PPS의 바깥 경계</w:t>
             </w:r>
           </w:p>
         </w:tc>
@@ -2961,7 +2961,7 @@
                 <w:sz w:val="17"/>
                 <w:szCs w:val="17"/>
               </w:rPr>
-              <w:t xml:space="preserve">내장근막(visceral fascia). 설골상부에서는 </w:t>
+              <w:t xml:space="preserve">visceral fascia. suprahyoid에서는 </w:t>
             </w:r>
             <w:r>
               <w:rPr>
@@ -2971,17 +2971,17 @@
                 <w:sz w:val="17"/>
                 <w:szCs w:val="17"/>
               </w:rPr>
-              <w:t xml:space="preserve">협인두근막(buccopharyngeal fascia)</w:t>
-            </w:r>
-            <w:r>
-              <w:rPr>
-                <w:rFonts w:ascii="Malgun Gothic" w:cs="Malgun Gothic" w:eastAsia="Malgun Gothic" w:hAnsi="Malgun Gothic"/>
-                <w:b w:val="false"/>
-                <w:bCs w:val="false"/>
-                <w:sz w:val="17"/>
-                <w:szCs w:val="17"/>
-              </w:rPr>
-              <w:t xml:space="preserve">, 설골하부에서는 기관앞근막(pretracheal) 부분 포함</w:t>
+              <w:t xml:space="preserve">buccopharyngeal fascia</w:t>
+            </w:r>
+            <w:r>
+              <w:rPr>
+                <w:rFonts w:ascii="Malgun Gothic" w:cs="Malgun Gothic" w:eastAsia="Malgun Gothic" w:hAnsi="Malgun Gothic"/>
+                <w:b w:val="false"/>
+                <w:bCs w:val="false"/>
+                <w:sz w:val="17"/>
+                <w:szCs w:val="17"/>
+              </w:rPr>
+              <w:t xml:space="preserve">, infrahyoid에서는 pretracheal fascia 부분 포함</w:t>
             </w:r>
           </w:p>
         </w:tc>
@@ -3010,7 +3010,7 @@
                 <w:sz w:val="17"/>
                 <w:szCs w:val="17"/>
               </w:rPr>
-              <w:t xml:space="preserve">설골상부: 인두수축근 바깥면(= PMS의 깊은 경계). 설골하부: 인두·후두·식도·기관·갑상선(내장공간, visceral space)</w:t>
+              <w:t xml:space="preserve">suprahyoid: pharyngeal constrictor 바깥면(= PMS의 깊은 경계). infrahyoid: pharynx·larynx·esophagus·trachea·thyroid gland(visceral space)</w:t>
             </w:r>
           </w:p>
         </w:tc>
@@ -3039,7 +3039,7 @@
                 <w:sz w:val="17"/>
                 <w:szCs w:val="17"/>
               </w:rPr>
-              <w:t xml:space="preserve">인두후공간의 앞벽</w:t>
+              <w:t xml:space="preserve">retropharyngeal space의 anterior wall</w:t>
             </w:r>
             <w:r>
               <w:rPr>
@@ -3112,7 +3112,7 @@
                 <w:sz w:val="17"/>
                 <w:szCs w:val="17"/>
               </w:rPr>
-              <w:t xml:space="preserve">익상근막(alar fascia)</w:t>
+              <w:t xml:space="preserve">alar fascia</w:t>
             </w:r>
             <w:r>
               <w:rPr>
@@ -3132,7 +3132,7 @@
                 <w:sz w:val="17"/>
                 <w:szCs w:val="17"/>
               </w:rPr>
-              <w:t xml:space="preserve">척추앞근막(prevertebral fascia)</w:t>
+              <w:t xml:space="preserve">prevertebral fascia</w:t>
             </w:r>
           </w:p>
         </w:tc>
@@ -3161,7 +3161,7 @@
                 <w:sz w:val="17"/>
                 <w:szCs w:val="17"/>
               </w:rPr>
-              <w:t xml:space="preserve">척추앞공간(prevertebral/perivertebral space)</w:t>
+              <w:t xml:space="preserve">prevertebral (perivertebral) space</w:t>
             </w:r>
           </w:p>
         </w:tc>
@@ -3190,7 +3190,7 @@
                 <w:sz w:val="17"/>
                 <w:szCs w:val="17"/>
               </w:rPr>
-              <w:t xml:space="preserve">익상근막 = 인두후공간의 뒷벽 = 위험공간의 앞벽</w:t>
+              <w:t xml:space="preserve">alar fascia = retropharyngeal space의 posterior wall = danger space의 anterior wall</w:t>
             </w:r>
           </w:p>
         </w:tc>
@@ -3224,7 +3224,7 @@
                 <w:sz w:val="17"/>
                 <w:szCs w:val="17"/>
               </w:rPr>
-              <w:t xml:space="preserve">경동맥초 (carotid sheath)</w:t>
+              <w:t xml:space="preserve">carotid sheath</w:t>
             </w:r>
           </w:p>
         </w:tc>
@@ -3282,7 +3282,7 @@
                 <w:sz w:val="17"/>
                 <w:szCs w:val="17"/>
               </w:rPr>
-              <w:t xml:space="preserve">경동맥공간(CS)</w:t>
+              <w:t xml:space="preserve">carotid space(CS)</w:t>
             </w:r>
           </w:p>
         </w:tc>
@@ -3311,7 +3311,7 @@
                 <w:sz w:val="17"/>
                 <w:szCs w:val="17"/>
               </w:rPr>
-              <w:t xml:space="preserve">PPS·인두후공간의 뒤외측</w:t>
+              <w:t xml:space="preserve">PPS·retropharyngeal space의 posterolateral</w:t>
             </w:r>
           </w:p>
         </w:tc>
@@ -3330,7 +3330,7 @@
         <w:rPr>
           <w:rFonts w:ascii="Malgun Gothic" w:cs="Malgun Gothic" w:eastAsia="Malgun Gothic" w:hAnsi="Malgun Gothic"/>
         </w:rPr>
-        <w:t xml:space="preserve">4.2 협인두근막(buccopharyngeal fascia) — 핵심 정리</w:t>
+        <w:t xml:space="preserve">4.2 buccopharyngeal fascia — 핵심 정리</w:t>
       </w:r>
     </w:p>
     <w:p>
@@ -3354,7 +3354,7 @@
         <w:rPr>
           <w:rFonts w:ascii="Malgun Gothic" w:cs="Malgun Gothic" w:eastAsia="Malgun Gothic" w:hAnsi="Malgun Gothic"/>
         </w:rPr>
-        <w:t xml:space="preserve">: 인두수축근의 바깥면(뒤·옆)을 덮는 얇은 근막. 앞쪽으로는 익돌하악솔기를 지나 </w:t>
+        <w:t xml:space="preserve">: pharyngeal constrictor의 바깥면(뒤·옆)을 덮는 얇은 fascia. 앞쪽으로는 pterygomandibular raphe를 지나 </w:t>
       </w:r>
       <w:r>
         <w:rPr>
@@ -3362,7 +3362,7 @@
           <w:b/>
           <w:bCs/>
         </w:rPr>
-        <w:t xml:space="preserve">협근(buccinator) 바깥면</w:t>
+        <w:t xml:space="preserve">buccinator 바깥면</w:t>
       </w:r>
       <w:r>
         <w:rPr>
@@ -3392,7 +3392,7 @@
         <w:rPr>
           <w:rFonts w:ascii="Malgun Gothic" w:cs="Malgun Gothic" w:eastAsia="Malgun Gothic" w:hAnsi="Malgun Gothic"/>
         </w:rPr>
-        <w:t xml:space="preserve">: 인두기저근막(수축근 </w:t>
+        <w:t xml:space="preserve">: pharyngobasilar fascia(constrictor </w:t>
       </w:r>
       <w:r>
         <w:rPr>
@@ -3406,7 +3406,7 @@
         <w:rPr>
           <w:rFonts w:ascii="Malgun Gothic" w:cs="Malgun Gothic" w:eastAsia="Malgun Gothic" w:hAnsi="Malgun Gothic"/>
         </w:rPr>
-        <w:t xml:space="preserve">)과 헷갈리기 쉽다. 협인두근막 = 수축근 </w:t>
+        <w:t xml:space="preserve">)과 헷갈리기 쉽다. buccopharyngeal fascia = constrictor </w:t>
       </w:r>
       <w:r>
         <w:rPr>
@@ -3436,7 +3436,7 @@
         <w:rPr>
           <w:rFonts w:ascii="Malgun Gothic" w:cs="Malgun Gothic" w:eastAsia="Malgun Gothic" w:hAnsi="Malgun Gothic"/>
         </w:rPr>
-        <w:t xml:space="preserve">안 → 바깥: 점막 → 점막하층 → </w:t>
+        <w:t xml:space="preserve">안 → 바깥: mucosa → submucosa → </w:t>
       </w:r>
       <w:r>
         <w:rPr>
@@ -3444,13 +3444,13 @@
           <w:b/>
           <w:bCs/>
         </w:rPr>
-        <w:t xml:space="preserve">인두기저근막</w:t>
-      </w:r>
-      <w:r>
-        <w:rPr>
-          <w:rFonts w:ascii="Malgun Gothic" w:cs="Malgun Gothic" w:eastAsia="Malgun Gothic" w:hAnsi="Malgun Gothic"/>
-        </w:rPr>
-        <w:t xml:space="preserve"> → 수축근 → </w:t>
+        <w:t xml:space="preserve">pharyngobasilar fascia</w:t>
+      </w:r>
+      <w:r>
+        <w:rPr>
+          <w:rFonts w:ascii="Malgun Gothic" w:cs="Malgun Gothic" w:eastAsia="Malgun Gothic" w:hAnsi="Malgun Gothic"/>
+        </w:rPr>
+        <w:t xml:space="preserve"> → constrictor → </w:t>
       </w:r>
       <w:r>
         <w:rPr>
@@ -3458,7 +3458,7 @@
           <w:b/>
           <w:bCs/>
         </w:rPr>
-        <w:t xml:space="preserve">협인두근막</w:t>
+        <w:t xml:space="preserve">buccopharyngeal fascia</w:t>
       </w:r>
     </w:p>
     <w:p>
@@ -3492,7 +3492,7 @@
         <w:rPr>
           <w:rFonts w:ascii="Malgun Gothic" w:cs="Malgun Gothic" w:eastAsia="Malgun Gothic" w:hAnsi="Malgun Gothic"/>
         </w:rPr>
-        <w:t xml:space="preserve">PMS의 깊은 경계(deep margin) = MLDCF(협인두근막). PMS의 종양이 이 근막을 넘으면 PPS나 인두후공간으로 번진다.</w:t>
+        <w:t xml:space="preserve">PMS의 깊은 경계(deep margin) = MLDCF(buccopharyngeal fascia). PMS의 tumor이 이 fascia을 넘으면 PPS나 retropharyngeal space으로 번진다.</w:t>
       </w:r>
     </w:p>
     <w:p>
@@ -3508,7 +3508,7 @@
         <w:rPr>
           <w:rFonts w:ascii="Malgun Gothic" w:cs="Malgun Gothic" w:eastAsia="Malgun Gothic" w:hAnsi="Malgun Gothic"/>
         </w:rPr>
-        <w:t xml:space="preserve">인두후공간(RPS)의 </w:t>
+        <w:t xml:space="preserve">retropharyngeal space(RPS)의 </w:t>
       </w:r>
       <w:r>
         <w:rPr>
@@ -3516,13 +3516,13 @@
           <w:b/>
           <w:bCs/>
         </w:rPr>
-        <w:t xml:space="preserve">앞벽</w:t>
-      </w:r>
-      <w:r>
-        <w:rPr>
-          <w:rFonts w:ascii="Malgun Gothic" w:cs="Malgun Gothic" w:eastAsia="Malgun Gothic" w:hAnsi="Malgun Gothic"/>
-        </w:rPr>
-        <w:t xml:space="preserve">. 인두후 림프절(Rouvière 결절 등)은 협인두근막 뒤, 익상근막 앞에 있다.</w:t>
+        <w:t xml:space="preserve">anterior wall</w:t>
+      </w:r>
+      <w:r>
+        <w:rPr>
+          <w:rFonts w:ascii="Malgun Gothic" w:cs="Malgun Gothic" w:eastAsia="Malgun Gothic" w:hAnsi="Malgun Gothic"/>
+        </w:rPr>
+        <w:t xml:space="preserve">. retropharyngeal node(node of Rouvière 등)은 buccopharyngeal fascia 뒤, alar fascia 앞에 있다.</w:t>
       </w:r>
     </w:p>
     <w:p>
@@ -3562,7 +3562,7 @@
         <w:rPr>
           <w:rFonts w:ascii="Malgun Gothic" w:cs="Malgun Gothic" w:eastAsia="Malgun Gothic" w:hAnsi="Malgun Gothic"/>
         </w:rPr>
-        <w:t xml:space="preserve">: 일부 교과서는 buccopharyngeal fascia를 "MLDCF의 상부"로, 다른 교과서는 "visceral fascia의 일부"로 설명한다. 영상 판독에서는 같은 막을 가리키는 것으로 보면 된다. 해부학에서도 이 막과 alar fascia의 정확한 층 관계는 기술이 조금씩 다르다(Guidera 2014).</w:t>
+        <w:t xml:space="preserve">: 일부 교과서는 buccopharyngeal fascia를 "MLDCF의 상부"로, 다른 교과서는 "visceral fascia의 일부"로 설명한다. 영상 판독에서는 같은 막을 가리키는 것으로 보면 된다. anatomy에서도 이 막과 alar fascia의 정확한 층 관계는 기술이 조금씩 다르다(Guidera 2014).</w:t>
       </w:r>
     </w:p>
     <w:p>
@@ -3573,7 +3573,7 @@
         <w:rPr>
           <w:rFonts w:ascii="Malgun Gothic" w:cs="Malgun Gothic" w:eastAsia="Malgun Gothic" w:hAnsi="Malgun Gothic"/>
         </w:rPr>
-        <w:t xml:space="preserve">4.3 인두후공간 · 위험공간 · 척추앞공간</w:t>
+        <w:t xml:space="preserve">4.3 retropharyngeal space · danger space · prevertebral space</w:t>
       </w:r>
     </w:p>
     <w:p>
@@ -3587,7 +3587,7 @@
           <w:sz w:val="17"/>
           <w:szCs w:val="17"/>
         </w:rPr>
-        <w:t xml:space="preserve">     [인두 내강]</w:t>
+        <w:t xml:space="preserve">     [pharynx lumen]</w:t>
       </w:r>
     </w:p>
     <w:p>
@@ -3601,7 +3601,7 @@
           <w:sz w:val="17"/>
           <w:szCs w:val="17"/>
         </w:rPr>
-        <w:t xml:space="preserve">  ─────────────────  점막/수축근 (PMS)</w:t>
+        <w:t xml:space="preserve">  ─────────────────  mucosa/constrictor (PMS)</w:t>
       </w:r>
     </w:p>
     <w:p>
@@ -3615,7 +3615,7 @@
           <w:sz w:val="17"/>
           <w:szCs w:val="17"/>
         </w:rPr>
-        <w:t xml:space="preserve">  ═════════════════  협인두근막 (MLDCF)</w:t>
+        <w:t xml:space="preserve">  ═════════════════  buccopharyngeal fascia (MLDCF)</w:t>
       </w:r>
     </w:p>
     <w:p>
@@ -3629,7 +3629,7 @@
           <w:sz w:val="17"/>
           <w:szCs w:val="17"/>
         </w:rPr>
-        <w:t xml:space="preserve">    인두후공간(RPS): 지방 ± 인두후 림프절(설골상부)</w:t>
+        <w:t xml:space="preserve">    retropharyngeal space(RPS): fat ± retropharyngeal node(suprahyoid)</w:t>
       </w:r>
     </w:p>
     <w:p>
@@ -3643,7 +3643,7 @@
           <w:sz w:val="17"/>
           <w:szCs w:val="17"/>
         </w:rPr>
-        <w:t xml:space="preserve">  ─ ─ ─ ─ ─ ─ ─ ─ ─  익상근막 (alar fascia, DLDCF)</w:t>
+        <w:t xml:space="preserve">  ─ ─ ─ ─ ─ ─ ─ ─ ─  alar fascia (DLDCF)</w:t>
       </w:r>
     </w:p>
     <w:p>
@@ -3657,7 +3657,7 @@
           <w:sz w:val="17"/>
           <w:szCs w:val="17"/>
         </w:rPr>
-        <w:t xml:space="preserve">    위험공간(DS): 두개저 → 후종격동/횡격막</w:t>
+        <w:t xml:space="preserve">    danger space(DS): skull base → posterior mediastinum/diaphragm</w:t>
       </w:r>
     </w:p>
     <w:p>
@@ -3671,7 +3671,7 @@
           <w:sz w:val="17"/>
           <w:szCs w:val="17"/>
         </w:rPr>
-        <w:t xml:space="preserve">  ═════════════════  척추앞근막 (prevertebral fascia, DLDCF)</w:t>
+        <w:t xml:space="preserve">  ═════════════════  prevertebral fascia (DLDCF)</w:t>
       </w:r>
     </w:p>
     <w:p>
@@ -3685,7 +3685,7 @@
           <w:sz w:val="17"/>
           <w:szCs w:val="17"/>
         </w:rPr>
-        <w:t xml:space="preserve">    척추앞공간(PVS): 긴목근·긴머리근(longus colli/capitis), 척추</w:t>
+        <w:t xml:space="preserve">    prevertebral space(PVS): longus colli·longus capitis, vertebra</w:t>
       </w:r>
     </w:p>
     <w:tbl>
@@ -3738,7 +3738,7 @@
                 <w:sz w:val="17"/>
                 <w:szCs w:val="17"/>
               </w:rPr>
-              <w:t xml:space="preserve">공간</w:t>
+              <w:t xml:space="preserve">space</w:t>
             </w:r>
           </w:p>
         </w:tc>
@@ -3769,7 +3769,7 @@
                 <w:sz w:val="17"/>
                 <w:szCs w:val="17"/>
               </w:rPr>
-              <w:t xml:space="preserve">앞벽 / 뒷벽</w:t>
+              <w:t xml:space="preserve">anterior wall / posterior wall</w:t>
             </w:r>
           </w:p>
         </w:tc>
@@ -3896,7 +3896,7 @@
                 <w:sz w:val="17"/>
                 <w:szCs w:val="17"/>
               </w:rPr>
-              <w:t xml:space="preserve">인두후공간 (RPS)</w:t>
+              <w:t xml:space="preserve">retropharyngeal space (RPS)</w:t>
             </w:r>
           </w:p>
         </w:tc>
@@ -3925,7 +3925,7 @@
                 <w:sz w:val="17"/>
                 <w:szCs w:val="17"/>
               </w:rPr>
-              <w:t xml:space="preserve">앞: 협인두근막(MLDCF) / 뒤: 익상근막</w:t>
+              <w:t xml:space="preserve">앞: buccopharyngeal fascia(MLDCF) / 뒤: alar fascia</w:t>
             </w:r>
           </w:p>
         </w:tc>
@@ -3954,7 +3954,7 @@
                 <w:sz w:val="17"/>
                 <w:szCs w:val="17"/>
               </w:rPr>
-              <w:t xml:space="preserve">두개저 → 익상근막이 내장근막과 붙는 곳(대략 T1–T6, 개인차)</w:t>
+              <w:t xml:space="preserve">skull base → alar fascia이 visceral fascia과 붙는 곳(대략 T1–T6, 개인차)</w:t>
             </w:r>
           </w:p>
         </w:tc>
@@ -3983,7 +3983,7 @@
                 <w:sz w:val="17"/>
                 <w:szCs w:val="17"/>
               </w:rPr>
-              <w:t xml:space="preserve">지방; 설골상부에는 외측·내측 인두후 림프절. 설골하부는 지방만</w:t>
+              <w:t xml:space="preserve">fat; suprahyoid에는 lateral·medial retropharyngeal node. infrahyoid는 fat만</w:t>
             </w:r>
           </w:p>
         </w:tc>
@@ -4012,7 +4012,7 @@
                 <w:sz w:val="17"/>
                 <w:szCs w:val="17"/>
               </w:rPr>
-              <w:t xml:space="preserve">가운데 정중 솔기(median raphe) 때문에 </w:t>
+              <w:t xml:space="preserve">가운데 정중 raphe(median raphe) 때문에 </w:t>
             </w:r>
             <w:r>
               <w:rPr>
@@ -4022,7 +4022,7 @@
                 <w:sz w:val="17"/>
                 <w:szCs w:val="17"/>
               </w:rPr>
-              <w:t xml:space="preserve">림프절 병변은 한쪽에 국한되는 경향</w:t>
+              <w:t xml:space="preserve">lymph node 병변은 한쪽에 국한되는 경향</w:t>
             </w:r>
           </w:p>
         </w:tc>
@@ -4056,7 +4056,7 @@
                 <w:sz w:val="17"/>
                 <w:szCs w:val="17"/>
               </w:rPr>
-              <w:t xml:space="preserve">위험공간 (DS)</w:t>
+              <w:t xml:space="preserve">danger space (DS)</w:t>
             </w:r>
           </w:p>
         </w:tc>
@@ -4085,7 +4085,7 @@
                 <w:sz w:val="17"/>
                 <w:szCs w:val="17"/>
               </w:rPr>
-              <w:t xml:space="preserve">앞: 익상근막 / 뒤: 척추앞근막</w:t>
+              <w:t xml:space="preserve">앞: alar fascia / 뒤: prevertebral fascia</w:t>
             </w:r>
           </w:p>
         </w:tc>
@@ -4114,7 +4114,7 @@
                 <w:sz w:val="17"/>
                 <w:szCs w:val="17"/>
               </w:rPr>
-              <w:t xml:space="preserve">두개저 → 후종격동(횡격막 높이까지)</w:t>
+              <w:t xml:space="preserve">skull base → posterior mediastinum(diaphragm 높이까지)</w:t>
             </w:r>
           </w:p>
         </w:tc>
@@ -4143,7 +4143,7 @@
                 <w:sz w:val="17"/>
                 <w:szCs w:val="17"/>
               </w:rPr>
-              <w:t xml:space="preserve">지방</w:t>
+              <w:t xml:space="preserve">fat</w:t>
             </w:r>
           </w:p>
         </w:tc>
@@ -4172,7 +4172,7 @@
                 <w:sz w:val="17"/>
                 <w:szCs w:val="17"/>
               </w:rPr>
-              <w:t xml:space="preserve">감염이 종격동으로 내려가는 통로. 영상에서 RPS와 구분이 어려워 보통 함께 평가</w:t>
+              <w:t xml:space="preserve">infection이 mediastinum으로 내려가는 통로. 영상에서 RPS와 구분이 어려워 보통 함께 평가</w:t>
             </w:r>
           </w:p>
         </w:tc>
@@ -4206,7 +4206,7 @@
                 <w:sz w:val="17"/>
                 <w:szCs w:val="17"/>
               </w:rPr>
-              <w:t xml:space="preserve">척추앞공간 (PVS)</w:t>
+              <w:t xml:space="preserve">prevertebral space (PVS)</w:t>
             </w:r>
           </w:p>
         </w:tc>
@@ -4235,7 +4235,7 @@
                 <w:sz w:val="17"/>
                 <w:szCs w:val="17"/>
               </w:rPr>
-              <w:t xml:space="preserve">앞: 척추앞근막 / 뒤: 척추</w:t>
+              <w:t xml:space="preserve">앞: prevertebral fascia / 뒤: vertebra</w:t>
             </w:r>
           </w:p>
         </w:tc>
@@ -4264,7 +4264,7 @@
                 <w:sz w:val="17"/>
                 <w:szCs w:val="17"/>
               </w:rPr>
-              <w:t xml:space="preserve">두개저 → 미골</w:t>
+              <w:t xml:space="preserve">skull base → coccyx</w:t>
             </w:r>
           </w:p>
         </w:tc>
@@ -4293,7 +4293,7 @@
                 <w:sz w:val="17"/>
                 <w:szCs w:val="17"/>
               </w:rPr>
-              <w:t xml:space="preserve">긴목근·긴머리근, 척추, 척추동맥 등</w:t>
+              <w:t xml:space="preserve">longus colli·longus capitis, vertebra, vertebral artery 등</w:t>
             </w:r>
           </w:p>
         </w:tc>
@@ -4322,7 +4322,7 @@
                 <w:sz w:val="17"/>
                 <w:szCs w:val="17"/>
               </w:rPr>
-              <w:t xml:space="preserve">척추골수염·석회화 건염(longus colli calcific tendinitis)</w:t>
+              <w:t xml:space="preserve">vertebral osteomyelitis·longus colli calcific tendinitis</w:t>
             </w:r>
           </w:p>
         </w:tc>
@@ -4344,7 +4344,7 @@
           <wp:inline distT="0" distB="0" distL="0" distR="0">
             <wp:extent cx="6096000" cy="4391025"/>
             <wp:effectExtent t="0" r="0" b="0" l="0"/>
-            <wp:docPr id="1" name="img/fig7.png" descr="그림 4. 시상 모식도 — 인두후공간(노랑)은 두개저부터 익상근막이 내장근막과 붙는 곳(약 T1–T6, 개인차)까지 이어진다. 위험공간(연주황)은 후종격동의 횡격막 높이까지, 척추앞공간은 미골까지 이어진다. 설골상부 인두후공간에만 림프절이 있다." title="그림 4. 시상 모식도"/>
+            <wp:docPr id="1" name="img/fig7.png" descr="그림 4. sagittal 모식도 — retropharyngeal space(노랑)은 skull base부터 alar fascia이 visceral fascia과 붙는 곳(약 T1–T6, 개인차)까지 이어진다. danger space(연주황)은 posterior mediastinum의 diaphragm 높이까지, prevertebral space은 coccyx까지 이어진다. suprahyoid retropharyngeal space에만 lymph node이 있다." title="그림 4. sagittal 모식도"/>
             <wp:cNvGraphicFramePr>
               <a:graphicFrameLocks xmlns:a="http://schemas.openxmlformats.org/drawingml/2006/main" noChangeAspect="1"/>
             </wp:cNvGraphicFramePr>
@@ -4394,7 +4394,7 @@
           <w:sz w:val="18"/>
           <w:szCs w:val="18"/>
         </w:rPr>
-        <w:t xml:space="preserve">그림 4. 시상 모식도 — 인두후공간(노랑)은 두개저부터 익상근막이 내장근막과 붙는 곳(약 T1–T6, 개인차)까지 이어진다. 위험공간(연주황)은 후종격동의 횡격막 높이까지, 척추앞공간은 미골까지 이어진다. 설골상부 인두후공간에만 림프절이 있다.</w:t>
+        <w:t xml:space="preserve">그림 4. sagittal 모식도 — retropharyngeal space(노랑)은 skull base부터 alar fascia이 visceral fascia과 붙는 곳(약 T1–T6, 개인차)까지 이어진다. danger space(연주황)은 posterior mediastinum의 diaphragm 높이까지, prevertebral space은 coccyx까지 이어진다. suprahyoid retropharyngeal space에만 lymph node이 있다.</w:t>
       </w:r>
     </w:p>
     <w:p>
@@ -4434,7 +4434,7 @@
         <w:rPr>
           <w:rFonts w:ascii="Malgun Gothic" w:cs="Malgun Gothic" w:eastAsia="Malgun Gothic" w:hAnsi="Malgun Gothic"/>
         </w:rPr>
-        <w:t xml:space="preserve">: ① 인두후 림프절 병변(한쪽, 동그란 모양, 설골상부) ② 공간 전체에 퍼진 액체/부종(좌우 대칭, 나비넥타이(bow-tie) 모양, 앞뒤로 납작함). 부종·삼출과 농양을 구분하는 기준은 Hoang 2011을 참고하라.</w:t>
+        <w:t xml:space="preserve">: ① retropharyngeal node 병변(한쪽, 동그란 모양, suprahyoid) ② space 전체에 퍼진 액체/edema(좌우 대칭, 나비넥타이(bow-tie) 모양, 앞뒤로 납작함). edema·effusion과 abscess을 구분하는 기준은 Hoang 2011을 참고하라.</w:t>
       </w:r>
     </w:p>
     <w:p>
@@ -4452,13 +4452,13 @@
           <w:b/>
           <w:bCs/>
         </w:rPr>
-        <w:t xml:space="preserve">인두후 림프절</w:t>
-      </w:r>
-      <w:r>
-        <w:rPr>
-          <w:rFonts w:ascii="Malgun Gothic" w:cs="Malgun Gothic" w:eastAsia="Malgun Gothic" w:hAnsi="Malgun Gothic"/>
-        </w:rPr>
-        <w:t xml:space="preserve">: 외측군(Rouvière 결절)은 C1–C3 높이, 긴머리근 앞외측, 내경동맥 안쪽에 있다. 내측군은 성인에서 잘 보이지 않는다. 비인두암의 첫 배액 림프절로 자주 거론된다. 크기 기준은 </w:t>
+        <w:t xml:space="preserve">retropharyngeal node</w:t>
+      </w:r>
+      <w:r>
+        <w:rPr>
+          <w:rFonts w:ascii="Malgun Gothic" w:cs="Malgun Gothic" w:eastAsia="Malgun Gothic" w:hAnsi="Malgun Gothic"/>
+        </w:rPr>
+        <w:t xml:space="preserve">: lateral group (node of Rouvière)은 C1–C3 높이, longus capitis anterolateral, ICA 안쪽에 있다. medial group은 성인에서 잘 보이지 않는다. NPC의 첫 drainage lymph node로 자주 거론된다. 크기 기준은 </w:t>
       </w:r>
       <w:r>
         <w:rPr>
@@ -4496,7 +4496,7 @@
         <w:rPr>
           <w:rFonts w:ascii="Malgun Gothic" w:cs="Malgun Gothic" w:eastAsia="Malgun Gothic" w:hAnsi="Malgun Gothic"/>
         </w:rPr>
-        <w:t xml:space="preserve">: 내경동맥이 안쪽으로 돌아 인두후공간 쪽으로 튀어나오는 </w:t>
+        <w:t xml:space="preserve">: ICA이 안쪽으로 돌아 retropharyngeal space 쪽으로 튀어나오는 </w:t>
       </w:r>
       <w:r>
         <w:rPr>
@@ -4510,7 +4510,7 @@
         <w:rPr>
           <w:rFonts w:ascii="Malgun Gothic" w:cs="Malgun Gothic" w:eastAsia="Malgun Gothic" w:hAnsi="Malgun Gothic"/>
         </w:rPr>
-        <w:t xml:space="preserve">. 인두 뒷벽 종괴처럼 보일 수 있어 조직검사·수술 전에 반드시 언급해야 한다.</w:t>
+        <w:t xml:space="preserve">. pharynx posterior wall mass처럼 보일 수 있어 biopsy·수술 전에 반드시 언급해야 한다.</w:t>
       </w:r>
     </w:p>
     <w:p>
@@ -4537,7 +4537,7 @@
         <w:rPr>
           <w:rFonts w:ascii="Malgun Gothic" w:cs="Malgun Gothic" w:eastAsia="Malgun Gothic" w:hAnsi="Malgun Gothic"/>
         </w:rPr>
-        <w:t xml:space="preserve">5. 비인두 (Nasopharynx)</w:t>
+        <w:t xml:space="preserve">5. nasopharynx</w:t>
       </w:r>
     </w:p>
     <w:p>
@@ -4572,7 +4572,7 @@
         <w:rPr>
           <w:rFonts w:ascii="Malgun Gothic" w:cs="Malgun Gothic" w:eastAsia="Malgun Gothic" w:hAnsi="Malgun Gothic"/>
         </w:rPr>
-        <w:t xml:space="preserve">: 후비공(choanae) — 비강과 이어짐. </w:t>
+        <w:t xml:space="preserve">: choanae — nasal cavity과 이어짐. </w:t>
       </w:r>
       <w:r>
         <w:rPr>
@@ -4586,7 +4586,7 @@
         <w:rPr>
           <w:rFonts w:ascii="Malgun Gothic" w:cs="Malgun Gothic" w:eastAsia="Malgun Gothic" w:hAnsi="Malgun Gothic"/>
         </w:rPr>
-        <w:t xml:space="preserve">: 접형골체, 기저후두골(clivus). </w:t>
+        <w:t xml:space="preserve">: sphenoid body, basiocciput(clivus). </w:t>
       </w:r>
       <w:r>
         <w:rPr>
@@ -4600,7 +4600,7 @@
         <w:rPr>
           <w:rFonts w:ascii="Malgun Gothic" w:cs="Malgun Gothic" w:eastAsia="Malgun Gothic" w:hAnsi="Malgun Gothic"/>
         </w:rPr>
-        <w:t xml:space="preserve">: C1–C2와 긴머리근. </w:t>
+        <w:t xml:space="preserve">: C1–C2와 longus capitis. </w:t>
       </w:r>
       <w:r>
         <w:rPr>
@@ -4614,7 +4614,7 @@
         <w:rPr>
           <w:rFonts w:ascii="Malgun Gothic" w:cs="Malgun Gothic" w:eastAsia="Malgun Gothic" w:hAnsi="Malgun Gothic"/>
         </w:rPr>
-        <w:t xml:space="preserve">: 연구개 상면(경구개와 같은 높이의 수평면).</w:t>
+        <w:t xml:space="preserve">: soft palate upper surface(hard palate와 같은 높이의 수평면).</w:t>
       </w:r>
     </w:p>
     <w:p>
@@ -4632,13 +4632,13 @@
           <w:b/>
           <w:bCs/>
         </w:rPr>
-        <w:t xml:space="preserve">AJCC 구획(subsite)</w:t>
-      </w:r>
-      <w:r>
-        <w:rPr>
-          <w:rFonts w:ascii="Malgun Gothic" w:cs="Malgun Gothic" w:eastAsia="Malgun Gothic" w:hAnsi="Malgun Gothic"/>
-        </w:rPr>
-        <w:t xml:space="preserve">: 뒤·위벽(posterosuperior wall), 옆벽(lateral wall; 인두오목(Rosenmüller 와) 포함), 아랫벽(= 연구개 상면).</w:t>
+        <w:t xml:space="preserve">AJCC subsite</w:t>
+      </w:r>
+      <w:r>
+        <w:rPr>
+          <w:rFonts w:ascii="Malgun Gothic" w:cs="Malgun Gothic" w:eastAsia="Malgun Gothic" w:hAnsi="Malgun Gothic"/>
+        </w:rPr>
+        <w:t xml:space="preserve">: posterosuperior wall, lateral wall(lateral pharyngeal recess(fossa of Rosenmüller) 포함), inferior wall(= soft palate upper surface).</w:t>
       </w:r>
     </w:p>
     <w:p>
@@ -4656,13 +4656,13 @@
           <w:b/>
           <w:bCs/>
         </w:rPr>
-        <w:t xml:space="preserve">옆벽의 구조 (앞에서 뒤로)</w:t>
-      </w:r>
-      <w:r>
-        <w:rPr>
-          <w:rFonts w:ascii="Malgun Gothic" w:cs="Malgun Gothic" w:eastAsia="Malgun Gothic" w:hAnsi="Malgun Gothic"/>
-        </w:rPr>
-        <w:t xml:space="preserve">: 이관 개구부(torus 앞) → </w:t>
+        <w:t xml:space="preserve">lateral wall의 구조 (앞에서 뒤로)</w:t>
+      </w:r>
+      <w:r>
+        <w:rPr>
+          <w:rFonts w:ascii="Malgun Gothic" w:cs="Malgun Gothic" w:eastAsia="Malgun Gothic" w:hAnsi="Malgun Gothic"/>
+        </w:rPr>
+        <w:t xml:space="preserve">: Eustachian tube 개구부(torus 앞) → </w:t>
       </w:r>
       <w:r>
         <w:rPr>
@@ -4670,13 +4670,13 @@
           <w:b/>
           <w:bCs/>
         </w:rPr>
-        <w:t xml:space="preserve">이관융기(torus tubarius)</w:t>
-      </w:r>
-      <w:r>
-        <w:rPr>
-          <w:rFonts w:ascii="Malgun Gothic" w:cs="Malgun Gothic" w:eastAsia="Malgun Gothic" w:hAnsi="Malgun Gothic"/>
-        </w:rPr>
-        <w:t xml:space="preserve"> = 이관 연골의 안쪽 끝이 점막을 들어 올린 것 → </w:t>
+        <w:t xml:space="preserve">torus tubarius</w:t>
+      </w:r>
+      <w:r>
+        <w:rPr>
+          <w:rFonts w:ascii="Malgun Gothic" w:cs="Malgun Gothic" w:eastAsia="Malgun Gothic" w:hAnsi="Malgun Gothic"/>
+        </w:rPr>
+        <w:t xml:space="preserve"> = Eustachian tube cartilage의 안쪽 끝이 mucosa을 들어 올린 것 → </w:t>
       </w:r>
       <w:r>
         <w:rPr>
@@ -4684,13 +4684,13 @@
           <w:b/>
           <w:bCs/>
         </w:rPr>
-        <w:t xml:space="preserve">인두오목(lateral pharyngeal recess, fossa of Rosenmüller)</w:t>
-      </w:r>
-      <w:r>
-        <w:rPr>
-          <w:rFonts w:ascii="Malgun Gothic" w:cs="Malgun Gothic" w:eastAsia="Malgun Gothic" w:hAnsi="Malgun Gothic"/>
-        </w:rPr>
-        <w:t xml:space="preserve">. 이관융기에서 아래로 </w:t>
+        <w:t xml:space="preserve">lateral pharyngeal recess (fossa of Rosenmüller)</w:t>
+      </w:r>
+      <w:r>
+        <w:rPr>
+          <w:rFonts w:ascii="Malgun Gothic" w:cs="Malgun Gothic" w:eastAsia="Malgun Gothic" w:hAnsi="Malgun Gothic"/>
+        </w:rPr>
+        <w:t xml:space="preserve">. torus tubarius에서 아래로 </w:t>
       </w:r>
       <w:r>
         <w:rPr>
@@ -4698,7 +4698,7 @@
           <w:b/>
           <w:bCs/>
         </w:rPr>
-        <w:t xml:space="preserve">이관인두주름(salpingopharyngeal fold, 이관인두근)</w:t>
+        <w:t xml:space="preserve">salpingopharyngeal fold (salpingopharyngeus)</w:t>
       </w:r>
       <w:r>
         <w:rPr>
@@ -4720,7 +4720,7 @@
         <w:rPr>
           <w:rFonts w:ascii="Malgun Gothic" w:cs="Malgun Gothic" w:eastAsia="Malgun Gothic" w:hAnsi="Malgun Gothic"/>
         </w:rPr>
-        <w:t xml:space="preserve">Rosenmüller 와 = </w:t>
+        <w:t xml:space="preserve">fossa of Rosenmüller = </w:t>
       </w:r>
       <w:r>
         <w:rPr>
@@ -4728,13 +4728,13 @@
           <w:b/>
           <w:bCs/>
         </w:rPr>
-        <w:t xml:space="preserve">비인두암이 가장 흔히 생기는 곳</w:t>
-      </w:r>
-      <w:r>
-        <w:rPr>
-          <w:rFonts w:ascii="Malgun Gothic" w:cs="Malgun Gothic" w:eastAsia="Malgun Gothic" w:hAnsi="Malgun Gothic"/>
-        </w:rPr>
-        <w:t xml:space="preserve">. 공기가 차 있는 정도에 따라 좌우가 비대칭으로 보일 수 있으니 점막 두께·조영증강·깊은 층 침범을 함께 본다.</w:t>
+        <w:t xml:space="preserve">NPC이 가장 흔히 생기는 곳</w:t>
+      </w:r>
+      <w:r>
+        <w:rPr>
+          <w:rFonts w:ascii="Malgun Gothic" w:cs="Malgun Gothic" w:eastAsia="Malgun Gothic" w:hAnsi="Malgun Gothic"/>
+        </w:rPr>
+        <w:t xml:space="preserve">. 공기가 차 있는 정도에 따라 좌우가 비대칭으로 보일 수 있으니 mucosa 두께·enhancement·깊은 층 invasion을 함께 본다.</w:t>
       </w:r>
     </w:p>
     <w:p>
@@ -4752,13 +4752,13 @@
           <w:b/>
           <w:bCs/>
         </w:rPr>
-        <w:t xml:space="preserve">뒤·위벽</w:t>
-      </w:r>
-      <w:r>
-        <w:rPr>
-          <w:rFonts w:ascii="Malgun Gothic" w:cs="Malgun Gothic" w:eastAsia="Malgun Gothic" w:hAnsi="Malgun Gothic"/>
-        </w:rPr>
-        <w:t xml:space="preserve">: 아데노이드(인두편도). 성인이 되면 줄어들며, 청소년·젊은 성인에서는 두꺼울 수 있다. 정중부의 </w:t>
+        <w:t xml:space="preserve">posterosuperior wall</w:t>
+      </w:r>
+      <w:r>
+        <w:rPr>
+          <w:rFonts w:ascii="Malgun Gothic" w:cs="Malgun Gothic" w:eastAsia="Malgun Gothic" w:hAnsi="Malgun Gothic"/>
+        </w:rPr>
+        <w:t xml:space="preserve">: adenoid (pharyngeal tonsil). 성인이 되면 줄어들며, 청소년·젊은 성인에서는 두꺼울 수 있다. 정중부의 </w:t>
       </w:r>
       <w:r>
         <w:rPr>
@@ -4766,13 +4766,13 @@
           <w:b/>
           <w:bCs/>
         </w:rPr>
-        <w:t xml:space="preserve">Tornwaldt 낭종</w:t>
-      </w:r>
-      <w:r>
-        <w:rPr>
-          <w:rFonts w:ascii="Malgun Gothic" w:cs="Malgun Gothic" w:eastAsia="Malgun Gothic" w:hAnsi="Malgun Gothic"/>
-        </w:rPr>
-        <w:t xml:space="preserve">(인두주머니 유래)은 T1 고신호일 수 있는 양성 병변.</w:t>
+        <w:t xml:space="preserve">Tornwaldt cyst</w:t>
+      </w:r>
+      <w:r>
+        <w:rPr>
+          <w:rFonts w:ascii="Malgun Gothic" w:cs="Malgun Gothic" w:eastAsia="Malgun Gothic" w:hAnsi="Malgun Gothic"/>
+        </w:rPr>
+        <w:t xml:space="preserve">(pharyngeal bursa 유래)은 T1 high signal일 수 있는 benign lesion.</w:t>
       </w:r>
     </w:p>
     <w:p>
@@ -4783,7 +4783,7 @@
         <w:rPr>
           <w:rFonts w:ascii="Malgun Gothic" w:cs="Malgun Gothic" w:eastAsia="Malgun Gothic" w:hAnsi="Malgun Gothic"/>
         </w:rPr>
-        <w:t xml:space="preserve">5.2 인두기저근막(pharyngobasilar fascia)과 Morgagni동(sinus of Morgagni)</w:t>
+        <w:t xml:space="preserve">5.2 pharyngobasilar fascia과 sinus of Morgagni</w:t>
       </w:r>
     </w:p>
     <w:p>
@@ -4801,13 +4801,13 @@
           <w:b/>
           <w:bCs/>
         </w:rPr>
-        <w:t xml:space="preserve">인두기저근막</w:t>
-      </w:r>
-      <w:r>
-        <w:rPr>
-          <w:rFonts w:ascii="Malgun Gothic" w:cs="Malgun Gothic" w:eastAsia="Malgun Gothic" w:hAnsi="Malgun Gothic"/>
-        </w:rPr>
-        <w:t xml:space="preserve">: 상인두수축근과 점막 사이에 있는 두꺼운 섬유판(인두 근막의 속층, pharyngeal aponeurosis). 위로 </w:t>
+        <w:t xml:space="preserve">pharyngobasilar fascia</w:t>
+      </w:r>
+      <w:r>
+        <w:rPr>
+          <w:rFonts w:ascii="Malgun Gothic" w:cs="Malgun Gothic" w:eastAsia="Malgun Gothic" w:hAnsi="Malgun Gothic"/>
+        </w:rPr>
+        <w:t xml:space="preserve">: superior constrictor과 mucosa 사이에 있는 두꺼운 섬유판(pharynx fascia의 속층, pharyngeal aponeurosis). 위로 </w:t>
       </w:r>
       <w:r>
         <w:rPr>
@@ -4815,7 +4815,7 @@
           <w:b/>
           <w:bCs/>
         </w:rPr>
-        <w:t xml:space="preserve">기저후두골(인두결절)</w:t>
+        <w:t xml:space="preserve">basiocciput(pharyngeal tubercle)</w:t>
       </w:r>
       <w:r>
         <w:rPr>
@@ -4829,7 +4829,7 @@
           <w:b/>
           <w:bCs/>
         </w:rPr>
-        <w:t xml:space="preserve">추체 첨부(petrous apex)</w:t>
+        <w:t xml:space="preserve">petrous apex</w:t>
       </w:r>
       <w:r>
         <w:rPr>
@@ -4843,7 +4843,7 @@
           <w:b/>
           <w:bCs/>
         </w:rPr>
-        <w:t xml:space="preserve">내측 익돌판</w:t>
+        <w:t xml:space="preserve">medial pterygoid plate</w:t>
       </w:r>
       <w:r>
         <w:rPr>
@@ -4865,7 +4865,7 @@
         <w:rPr>
           <w:rFonts w:ascii="Malgun Gothic" w:cs="Malgun Gothic" w:eastAsia="Malgun Gothic" w:hAnsi="Malgun Gothic"/>
         </w:rPr>
-        <w:t xml:space="preserve">상인두수축근이 두개저까지 닿지 않기 때문에, 그 윗부분에서는 </w:t>
+        <w:t xml:space="preserve">superior constrictor이 skull base까지 닿지 않기 때문에, 그 윗부분에서는 </w:t>
       </w:r>
       <w:r>
         <w:rPr>
@@ -4873,7 +4873,7 @@
           <w:b/>
           <w:bCs/>
         </w:rPr>
-        <w:t xml:space="preserve">이 근막이 인두벽을 대신한다</w:t>
+        <w:t xml:space="preserve">이 fascia이 pharyngeal wall을 대신한다</w:t>
       </w:r>
       <w:r>
         <w:rPr>
@@ -4897,13 +4897,13 @@
           <w:b/>
           <w:bCs/>
         </w:rPr>
-        <w:t xml:space="preserve">Morgagni동(sinus of Morgagni)</w:t>
-      </w:r>
-      <w:r>
-        <w:rPr>
-          <w:rFonts w:ascii="Malgun Gothic" w:cs="Malgun Gothic" w:eastAsia="Malgun Gothic" w:hAnsi="Malgun Gothic"/>
-        </w:rPr>
-        <w:t xml:space="preserve">: 상인두수축근 상연과 두개저 사이의 </w:t>
+        <w:t xml:space="preserve">sinus of Morgagni</w:t>
+      </w:r>
+      <w:r>
+        <w:rPr>
+          <w:rFonts w:ascii="Malgun Gothic" w:cs="Malgun Gothic" w:eastAsia="Malgun Gothic" w:hAnsi="Malgun Gothic"/>
+        </w:rPr>
+        <w:t xml:space="preserve">: superior constrictor upper border과 skull base 사이의 </w:t>
       </w:r>
       <w:r>
         <w:rPr>
@@ -4911,13 +4911,13 @@
           <w:b/>
           <w:bCs/>
         </w:rPr>
-        <w:t xml:space="preserve">근육이 없는 틈</w:t>
-      </w:r>
-      <w:r>
-        <w:rPr>
-          <w:rFonts w:ascii="Malgun Gothic" w:cs="Malgun Gothic" w:eastAsia="Malgun Gothic" w:hAnsi="Malgun Gothic"/>
-        </w:rPr>
-        <w:t xml:space="preserve">. 인두기저근막만 덮고 있다.</w:t>
+        <w:t xml:space="preserve">muscle이 없는 틈</w:t>
+      </w:r>
+      <w:r>
+        <w:rPr>
+          <w:rFonts w:ascii="Malgun Gothic" w:cs="Malgun Gothic" w:eastAsia="Malgun Gothic" w:hAnsi="Malgun Gothic"/>
+        </w:rPr>
+        <w:t xml:space="preserve">. pharyngobasilar fascia만 덮고 있다.</w:t>
       </w:r>
     </w:p>
     <w:p>
@@ -4941,7 +4941,7 @@
           <w:b/>
           <w:bCs/>
         </w:rPr>
-        <w:t xml:space="preserve">이관 연골부</w:t>
+        <w:t xml:space="preserve">cartilaginous Eustachian tube</w:t>
       </w:r>
       <w:r>
         <w:rPr>
@@ -4955,7 +4955,7 @@
           <w:b/>
           <w:bCs/>
         </w:rPr>
-        <w:t xml:space="preserve">구개올림근(levator veli palatini)</w:t>
+        <w:t xml:space="preserve">levator veli palatini</w:t>
       </w:r>
       <w:r>
         <w:rPr>
@@ -4969,7 +4969,7 @@
           <w:b/>
           <w:bCs/>
         </w:rPr>
-        <w:t xml:space="preserve">상행구개동맥의 구개가지</w:t>
+        <w:t xml:space="preserve">ascending palatine artery의 palatine branch</w:t>
       </w:r>
       <w:r>
         <w:rPr>
@@ -4986,7 +4986,7 @@
         <w:rPr>
           <w:rFonts w:ascii="Malgun Gothic" w:cs="Malgun Gothic" w:eastAsia="Malgun Gothic" w:hAnsi="Malgun Gothic"/>
         </w:rPr>
-        <w:t xml:space="preserve">→ Morgagni동의 위치와 통과 구조는 </w:t>
+        <w:t xml:space="preserve">→ sinus of Morgagni의 위치와 통과 구조는 </w:t>
       </w:r>
       <w:r>
         <w:rPr>
@@ -5000,7 +5000,7 @@
         <w:rPr>
           <w:rFonts w:ascii="Malgun Gothic" w:cs="Malgun Gothic" w:eastAsia="Malgun Gothic" w:hAnsi="Malgun Gothic"/>
         </w:rPr>
-        <w:t xml:space="preserve">, 인두기저근막과 PPS의 관계는 </w:t>
+        <w:t xml:space="preserve">, pharyngobasilar fascia과 PPS의 관계는 </w:t>
       </w:r>
       <w:r>
         <w:rPr>
@@ -5030,7 +5030,7 @@
         <w:rPr>
           <w:rFonts w:ascii="Malgun Gothic" w:cs="Malgun Gothic" w:eastAsia="Malgun Gothic" w:hAnsi="Malgun Gothic"/>
         </w:rPr>
-        <w:t xml:space="preserve">구개긴장근(tensor veli palatini)은 인두기저근막의 </w:t>
+        <w:t xml:space="preserve">tensor veli palatini은 pharyngobasilar fascia의 </w:t>
       </w:r>
       <w:r>
         <w:rPr>
@@ -5044,7 +5044,7 @@
         <w:rPr>
           <w:rFonts w:ascii="Malgun Gothic" w:cs="Malgun Gothic" w:eastAsia="Malgun Gothic" w:hAnsi="Malgun Gothic"/>
         </w:rPr>
-        <w:t xml:space="preserve">에 있고, 구개올림근은 </w:t>
+        <w:t xml:space="preserve">에 있고, levator veli palatini은 </w:t>
       </w:r>
       <w:r>
         <w:rPr>
@@ -5058,7 +5058,7 @@
         <w:rPr>
           <w:rFonts w:ascii="Malgun Gothic" w:cs="Malgun Gothic" w:eastAsia="Malgun Gothic" w:hAnsi="Malgun Gothic"/>
         </w:rPr>
-        <w:t xml:space="preserve">에 있다. → 영상에서 비인두암이 구개올림근을 침범했다면 이미 점막하·근막 수준까지 들어간 것이고, 구개긴장근이나 PPS 지방이 침범됐다면 근막을 넘은 것이다.</w:t>
+        <w:t xml:space="preserve">에 있다. → 영상에서 NPC이 levator veli palatini을 invasion했다면 이미 submucosal·fascia 수준까지 들어간 것이고, tensor veli palatini이나 PPS fat이 invasion됐다면 fascia을 넘은 것이다.</w:t>
       </w:r>
     </w:p>
     <w:p>
@@ -5076,7 +5076,7 @@
           <w:b/>
           <w:bCs/>
         </w:rPr>
-        <w:t xml:space="preserve">임상적 의미 — 비인두암의 전파 경로</w:t>
+        <w:t xml:space="preserve">임상적 의미 — NPC의 spread 경로</w:t>
       </w:r>
     </w:p>
     <w:p>
@@ -5100,7 +5100,7 @@
         <w:rPr>
           <w:rFonts w:ascii="Malgun Gothic" w:cs="Malgun Gothic" w:eastAsia="Malgun Gothic" w:hAnsi="Malgun Gothic"/>
         </w:rPr>
-        <w:t xml:space="preserve">: Morgagni동 → PPS → 저작근공간(익돌근) → 난원공(foramen ovale)을 따라 </w:t>
+        <w:t xml:space="preserve">: sinus of Morgagni → PPS → masticator space(pterygoid muscle) → foramen ovale을 따라 </w:t>
       </w:r>
       <w:r>
         <w:rPr>
@@ -5108,13 +5108,13 @@
           <w:b/>
           <w:bCs/>
         </w:rPr>
-        <w:t xml:space="preserve">V3 신경주위 전파</w:t>
-      </w:r>
-      <w:r>
-        <w:rPr>
-          <w:rFonts w:ascii="Malgun Gothic" w:cs="Malgun Gothic" w:eastAsia="Malgun Gothic" w:hAnsi="Malgun Gothic"/>
-        </w:rPr>
-        <w:t xml:space="preserve"> → 해면정맥동.</w:t>
+        <w:t xml:space="preserve">V3 perineural spread</w:t>
+      </w:r>
+      <w:r>
+        <w:rPr>
+          <w:rFonts w:ascii="Malgun Gothic" w:cs="Malgun Gothic" w:eastAsia="Malgun Gothic" w:hAnsi="Malgun Gothic"/>
+        </w:rPr>
+        <w:t xml:space="preserve"> → cavernous sinus.</w:t>
       </w:r>
     </w:p>
     <w:p>
@@ -5138,7 +5138,7 @@
         <w:rPr>
           <w:rFonts w:ascii="Malgun Gothic" w:cs="Malgun Gothic" w:eastAsia="Malgun Gothic" w:hAnsi="Malgun Gothic"/>
         </w:rPr>
-        <w:t xml:space="preserve">: 두개저(clivus, 추체 첨부, 파열공(foramen lacerum) 부위) 직접 침범 → 해면정맥동. </w:t>
+        <w:t xml:space="preserve">: skull base(clivus, petrous apex, foramen lacerum 부위) 직접 invasion → cavernous sinus. </w:t>
       </w:r>
       <w:r>
         <w:rPr>
@@ -5152,7 +5152,7 @@
         <w:rPr>
           <w:rFonts w:ascii="Malgun Gothic" w:cs="Malgun Gothic" w:eastAsia="Malgun Gothic" w:hAnsi="Malgun Gothic"/>
         </w:rPr>
-        <w:t xml:space="preserve"> 파열공 경유 경로의 비중은 문헌마다 다르게 기술된다.</w:t>
+        <w:t xml:space="preserve"> foramen lacerum 경유 경로의 비중은 문헌마다 다르게 기술된다.</w:t>
       </w:r>
     </w:p>
     <w:p>
@@ -5176,7 +5176,7 @@
         <w:rPr>
           <w:rFonts w:ascii="Malgun Gothic" w:cs="Malgun Gothic" w:eastAsia="Malgun Gothic" w:hAnsi="Malgun Gothic"/>
         </w:rPr>
-        <w:t xml:space="preserve">: 비강 → 접형구개공(sphenopalatine foramen) → </w:t>
+        <w:t xml:space="preserve">: nasal cavity → sphenopalatine foramen → </w:t>
       </w:r>
       <w:r>
         <w:rPr>
@@ -5184,13 +5184,13 @@
           <w:b/>
           <w:bCs/>
         </w:rPr>
-        <w:t xml:space="preserve">익구개와(pterygopalatine fossa)</w:t>
-      </w:r>
-      <w:r>
-        <w:rPr>
-          <w:rFonts w:ascii="Malgun Gothic" w:cs="Malgun Gothic" w:eastAsia="Malgun Gothic" w:hAnsi="Malgun Gothic"/>
-        </w:rPr>
-        <w:t xml:space="preserve"> → 하안와열(inferior orbital fissure)·정원공(foramen rotundum, V2)·익돌관(vidian canal).</w:t>
+        <w:t xml:space="preserve">pterygopalatine fossa</w:t>
+      </w:r>
+      <w:r>
+        <w:rPr>
+          <w:rFonts w:ascii="Malgun Gothic" w:cs="Malgun Gothic" w:eastAsia="Malgun Gothic" w:hAnsi="Malgun Gothic"/>
+        </w:rPr>
+        <w:t xml:space="preserve"> → inferior orbital fissure·foramen rotundum (V2)·vidian canal.</w:t>
       </w:r>
     </w:p>
     <w:p>
@@ -5214,7 +5214,7 @@
         <w:rPr>
           <w:rFonts w:ascii="Malgun Gothic" w:cs="Malgun Gothic" w:eastAsia="Malgun Gothic" w:hAnsi="Malgun Gothic"/>
         </w:rPr>
-        <w:t xml:space="preserve">: 인두후공간(림프절), 척추앞근육(긴머리근).</w:t>
+        <w:t xml:space="preserve">: retropharyngeal space(lymph node), prevertebral muscle(longus capitis).</w:t>
       </w:r>
     </w:p>
     <w:tbl>
@@ -5285,7 +5285,7 @@
                 <w:sz w:val="18"/>
                 <w:szCs w:val="18"/>
               </w:rPr>
-              <w:t xml:space="preserve">Sinus of Morgagni (인두)</w:t>
+              <w:t xml:space="preserve">Sinus of Morgagni (pharynx)</w:t>
             </w:r>
             <w:r>
               <w:rPr>
@@ -5293,7 +5293,7 @@
                 <w:sz w:val="18"/>
                 <w:szCs w:val="18"/>
               </w:rPr>
-              <w:t xml:space="preserve">: 상인두수축근과 두개저 사이의 틈 (위 설명).</w:t>
+              <w:t xml:space="preserve">: superior constrictor과 skull base 사이의 틈 (위 설명).</w:t>
             </w:r>
           </w:p>
           <w:p>
@@ -5316,7 +5316,7 @@
                 <w:sz w:val="18"/>
                 <w:szCs w:val="18"/>
               </w:rPr>
-              <w:t xml:space="preserve">Ventricle of Morgagni (후두)</w:t>
+              <w:t xml:space="preserve">Ventricle of Morgagni (larynx)</w:t>
             </w:r>
             <w:r>
               <w:rPr>
@@ -5324,7 +5324,7 @@
                 <w:sz w:val="18"/>
                 <w:szCs w:val="18"/>
               </w:rPr>
-              <w:t xml:space="preserve">: 후두실(laryngeal ventricle). 가성대와 진성대 사이의 공기 주머니 (§8.4). 그 앞위쪽으로 늘어난 부분이 </w:t>
+              <w:t xml:space="preserve">: laryngeal ventricle. false vocal cord와 true vocal cord 사이의 공기 주머니 (§8.4). 그 앞위쪽으로 늘어난 부분이 </w:t>
             </w:r>
             <w:r>
               <w:rPr>
@@ -5334,7 +5334,7 @@
                 <w:sz w:val="18"/>
                 <w:szCs w:val="18"/>
               </w:rPr>
-              <w:t xml:space="preserve">후두소낭(saccule, appendix of the ventricle)</w:t>
+              <w:t xml:space="preserve">saccule (appendix of the ventricle)</w:t>
             </w:r>
             <w:r>
               <w:rPr>
@@ -5342,7 +5342,7 @@
                 <w:sz w:val="18"/>
                 <w:szCs w:val="18"/>
               </w:rPr>
-              <w:t xml:space="preserve">이고, 이것이 늘어나면 후두류(laryngocele)가 된다.</w:t>
+              <w:t xml:space="preserve">이고, 이것이 늘어나면 laryngocele가 된다.</w:t>
             </w:r>
           </w:p>
           <w:p>
@@ -5355,7 +5355,7 @@
                 <w:sz w:val="18"/>
                 <w:szCs w:val="18"/>
               </w:rPr>
-              <w:t xml:space="preserve">판독문이나 문헌에서 "Morgagni"를 보면 인두 이야기인지 후두 이야기인지 먼저 확인하라.</w:t>
+              <w:t xml:space="preserve">판독문이나 문헌에서 "Morgagni"를 보면 pharynx 이야기인지 larynx 이야기인지 먼저 확인하라.</w:t>
             </w:r>
           </w:p>
         </w:tc>
@@ -5392,13 +5392,13 @@
           <w:b/>
           <w:bCs/>
         </w:rPr>
-        <w:t xml:space="preserve">Passavant 융기(ridge)</w:t>
-      </w:r>
-      <w:r>
-        <w:rPr>
-          <w:rFonts w:ascii="Malgun Gothic" w:cs="Malgun Gothic" w:eastAsia="Malgun Gothic" w:hAnsi="Malgun Gothic"/>
-        </w:rPr>
-        <w:t xml:space="preserve">: 삼킬 때 상인두수축근과 구개인두근 섬유가 수축해서 비인두 뒷벽에 생기는 융기. 연구개와 맞닿아 비인두를 닫는다.</w:t>
+        <w:t xml:space="preserve">Passavant ridge</w:t>
+      </w:r>
+      <w:r>
+        <w:rPr>
+          <w:rFonts w:ascii="Malgun Gothic" w:cs="Malgun Gothic" w:eastAsia="Malgun Gothic" w:hAnsi="Malgun Gothic"/>
+        </w:rPr>
+        <w:t xml:space="preserve">: 삼킬 때 superior constrictor과 palatopharyngeus 섬유가 수축해서 nasopharynx posterior wall에 생기는 ridge. soft palate와 맞닿아 nasopharynx를 닫는다.</w:t>
       </w:r>
     </w:p>
     <w:p>
@@ -5416,13 +5416,13 @@
           <w:b/>
           <w:bCs/>
         </w:rPr>
-        <w:t xml:space="preserve">림프 배액</w:t>
-      </w:r>
-      <w:r>
-        <w:rPr>
-          <w:rFonts w:ascii="Malgun Gothic" w:cs="Malgun Gothic" w:eastAsia="Malgun Gothic" w:hAnsi="Malgun Gothic"/>
-        </w:rPr>
-        <w:t xml:space="preserve">: 외측 인두후 림프절 → level II; level V로 직접 가는 배액도 흔하다. 양쪽으로 배액되는 경우가 많다.</w:t>
+        <w:t xml:space="preserve">lymph drainage</w:t>
+      </w:r>
+      <w:r>
+        <w:rPr>
+          <w:rFonts w:ascii="Malgun Gothic" w:cs="Malgun Gothic" w:eastAsia="Malgun Gothic" w:hAnsi="Malgun Gothic"/>
+        </w:rPr>
+        <w:t xml:space="preserve">: lateral retropharyngeal node → level II; level V로 직접 가는 drainage도 흔하다. 양쪽으로 drainage되는 경우가 많다.</w:t>
       </w:r>
     </w:p>
     <w:p>
@@ -5438,7 +5438,7 @@
           <w:sz w:val="16"/>
           <w:szCs w:val="16"/>
         </w:rPr>
-        <w:t xml:space="preserve">[근거] Gray (pharyngobasilar fascia, sinus of Morgagni 통과 구조); DI-HN (Nasopharynx, PMS 장); S&amp;C; AJCC8 (Nasopharynx subsite); 비인두암 전파: Dubrulle F, Souillard R, Hermans R. Extension patterns of nasopharyngeal carcinoma. Eur Radiol 2007;17:2622–2630.</w:t>
+        <w:t xml:space="preserve">[근거] Gray (pharyngobasilar fascia, sinus of Morgagni 통과 구조); DI-HN (Nasopharynx, PMS 장); S&amp;C; AJCC8 (Nasopharynx subsite); NPC spread: Dubrulle F, Souillard R, Hermans R. Extension patterns of nasopharyngeal carcinoma. Eur Radiol 2007;17:2622–2630.</w:t>
       </w:r>
     </w:p>
     <w:p>
@@ -5449,7 +5449,7 @@
         <w:rPr>
           <w:rFonts w:ascii="Malgun Gothic" w:cs="Malgun Gothic" w:eastAsia="Malgun Gothic" w:hAnsi="Malgun Gothic"/>
         </w:rPr>
-        <w:t xml:space="preserve">6. 구인두 (Oropharynx)</w:t>
+        <w:t xml:space="preserve">6. oropharynx</w:t>
       </w:r>
     </w:p>
     <w:p>
@@ -5460,7 +5460,7 @@
         <w:rPr>
           <w:rFonts w:ascii="Malgun Gothic" w:cs="Malgun Gothic" w:eastAsia="Malgun Gothic" w:hAnsi="Malgun Gothic"/>
         </w:rPr>
-        <w:t xml:space="preserve">6.1 경계와 AJCC 구획</w:t>
+        <w:t xml:space="preserve">6.1 경계와 AJCC subsite</w:t>
       </w:r>
     </w:p>
     <w:p>
@@ -5484,7 +5484,7 @@
         <w:rPr>
           <w:rFonts w:ascii="Malgun Gothic" w:cs="Malgun Gothic" w:eastAsia="Malgun Gothic" w:hAnsi="Malgun Gothic"/>
         </w:rPr>
-        <w:t xml:space="preserve">: 연구개 높이(비인두와 경계). </w:t>
+        <w:t xml:space="preserve">: soft palate 높이(nasopharynx와 경계). </w:t>
       </w:r>
       <w:r>
         <w:rPr>
@@ -5498,7 +5498,7 @@
         <w:rPr>
           <w:rFonts w:ascii="Malgun Gothic" w:cs="Malgun Gothic" w:eastAsia="Malgun Gothic" w:hAnsi="Malgun Gothic"/>
         </w:rPr>
-        <w:t xml:space="preserve">: 설골 높이 / 후두개곡(vallecula) 바닥. </w:t>
+        <w:t xml:space="preserve">: hyoid 높이 / vallecula 바닥. </w:t>
       </w:r>
       <w:r>
         <w:rPr>
@@ -5512,7 +5512,7 @@
         <w:rPr>
           <w:rFonts w:ascii="Malgun Gothic" w:cs="Malgun Gothic" w:eastAsia="Malgun Gothic" w:hAnsi="Malgun Gothic"/>
         </w:rPr>
-        <w:t xml:space="preserve">: 구강과의 경계는 </w:t>
+        <w:t xml:space="preserve">: oral cavity과의 경계는 </w:t>
       </w:r>
       <w:r>
         <w:rPr>
@@ -5520,13 +5520,13 @@
           <w:b/>
           <w:bCs/>
         </w:rPr>
-        <w:t xml:space="preserve">유곽유두(circumvallate papillae)</w:t>
-      </w:r>
-      <w:r>
-        <w:rPr>
-          <w:rFonts w:ascii="Malgun Gothic" w:cs="Malgun Gothic" w:eastAsia="Malgun Gothic" w:hAnsi="Malgun Gothic"/>
-        </w:rPr>
-        <w:t xml:space="preserve">, 전구개궁(anterior tonsillar pillar), 연구개 하면으로 이루어진 고리.</w:t>
+        <w:t xml:space="preserve">circumvallate papillae</w:t>
+      </w:r>
+      <w:r>
+        <w:rPr>
+          <w:rFonts w:ascii="Malgun Gothic" w:cs="Malgun Gothic" w:eastAsia="Malgun Gothic" w:hAnsi="Malgun Gothic"/>
+        </w:rPr>
+        <w:t xml:space="preserve">, anterior tonsillar pillar, soft palate inferior surface으로 이루어진 고리.</w:t>
       </w:r>
     </w:p>
     <w:tbl>
@@ -5576,7 +5576,7 @@
                 <w:sz w:val="17"/>
                 <w:szCs w:val="17"/>
               </w:rPr>
-              <w:t xml:space="preserve">AJCC 구획(wall)</w:t>
+              <w:t xml:space="preserve">AJCC subsite(wall)</w:t>
             </w:r>
           </w:p>
         </w:tc>
@@ -5641,7 +5641,7 @@
                 <w:sz w:val="17"/>
                 <w:szCs w:val="17"/>
               </w:rPr>
-              <w:t xml:space="preserve">앞벽 (anterior wall)</w:t>
+              <w:t xml:space="preserve">anterior wall</w:t>
             </w:r>
           </w:p>
         </w:tc>
@@ -5670,17 +5670,17 @@
                 <w:sz w:val="17"/>
                 <w:szCs w:val="17"/>
               </w:rPr>
-              <w:t xml:space="preserve">혀뿌리(base of tongue)</w:t>
-            </w:r>
-            <w:r>
-              <w:rPr>
-                <w:rFonts w:ascii="Malgun Gothic" w:cs="Malgun Gothic" w:eastAsia="Malgun Gothic" w:hAnsi="Malgun Gothic"/>
-                <w:b w:val="false"/>
-                <w:bCs w:val="false"/>
-                <w:sz w:val="17"/>
-                <w:szCs w:val="17"/>
-              </w:rPr>
-              <w:t xml:space="preserve"> = 유곽유두 뒤쪽 혀(혀의 뒤 1/3), </w:t>
+              <w:t xml:space="preserve">tongue base</w:t>
+            </w:r>
+            <w:r>
+              <w:rPr>
+                <w:rFonts w:ascii="Malgun Gothic" w:cs="Malgun Gothic" w:eastAsia="Malgun Gothic" w:hAnsi="Malgun Gothic"/>
+                <w:b w:val="false"/>
+                <w:bCs w:val="false"/>
+                <w:sz w:val="17"/>
+                <w:szCs w:val="17"/>
+              </w:rPr>
+              <w:t xml:space="preserve"> = circumvallate papillae 뒤쪽 posterior 1/3 of tongue, </w:t>
             </w:r>
             <w:r>
               <w:rPr>
@@ -5690,7 +5690,7 @@
                 <w:sz w:val="17"/>
                 <w:szCs w:val="17"/>
               </w:rPr>
-              <w:t xml:space="preserve">후두개곡(vallecula)</w:t>
+              <w:t xml:space="preserve">vallecula</w:t>
             </w:r>
           </w:p>
         </w:tc>
@@ -5724,7 +5724,7 @@
                 <w:sz w:val="17"/>
                 <w:szCs w:val="17"/>
               </w:rPr>
-              <w:t xml:space="preserve">옆벽 (lateral wall)</w:t>
+              <w:t xml:space="preserve">lateral wall</w:t>
             </w:r>
           </w:p>
         </w:tc>
@@ -5753,17 +5753,17 @@
                 <w:sz w:val="17"/>
                 <w:szCs w:val="17"/>
               </w:rPr>
-              <w:t xml:space="preserve">구개편도(palatine tonsil)</w:t>
-            </w:r>
-            <w:r>
-              <w:rPr>
-                <w:rFonts w:ascii="Malgun Gothic" w:cs="Malgun Gothic" w:eastAsia="Malgun Gothic" w:hAnsi="Malgun Gothic"/>
-                <w:b w:val="false"/>
-                <w:bCs w:val="false"/>
-                <w:sz w:val="17"/>
-                <w:szCs w:val="17"/>
-              </w:rPr>
-              <w:t xml:space="preserve">, 편도와(tonsillar fossa), 편도궁(tonsillar pillars), 설편도고랑(glossotonsillar sulcus)</w:t>
+              <w:t xml:space="preserve">palatine tonsil</w:t>
+            </w:r>
+            <w:r>
+              <w:rPr>
+                <w:rFonts w:ascii="Malgun Gothic" w:cs="Malgun Gothic" w:eastAsia="Malgun Gothic" w:hAnsi="Malgun Gothic"/>
+                <w:b w:val="false"/>
+                <w:bCs w:val="false"/>
+                <w:sz w:val="17"/>
+                <w:szCs w:val="17"/>
+              </w:rPr>
+              <w:t xml:space="preserve">, tonsillar fossa, tonsillar pillars, glossotonsillar sulcus</w:t>
             </w:r>
           </w:p>
         </w:tc>
@@ -5797,7 +5797,7 @@
                 <w:sz w:val="17"/>
                 <w:szCs w:val="17"/>
               </w:rPr>
-              <w:t xml:space="preserve">뒷벽 (posterior wall)</w:t>
+              <w:t xml:space="preserve">posterior wall</w:t>
             </w:r>
           </w:p>
         </w:tc>
@@ -5826,7 +5826,7 @@
                 <w:sz w:val="17"/>
                 <w:szCs w:val="17"/>
               </w:rPr>
-              <w:t xml:space="preserve">인두 뒷벽 (구인두 높이)</w:t>
+              <w:t xml:space="preserve">pharynx posterior wall (oropharynx 높이)</w:t>
             </w:r>
           </w:p>
         </w:tc>
@@ -5860,7 +5860,7 @@
                 <w:sz w:val="17"/>
                 <w:szCs w:val="17"/>
               </w:rPr>
-              <w:t xml:space="preserve">윗벽 (superior wall)</w:t>
+              <w:t xml:space="preserve">superior wall</w:t>
             </w:r>
           </w:p>
         </w:tc>
@@ -5889,17 +5889,17 @@
                 <w:sz w:val="17"/>
                 <w:szCs w:val="17"/>
               </w:rPr>
-              <w:t xml:space="preserve">연구개 하면(아래쪽 면)</w:t>
-            </w:r>
-            <w:r>
-              <w:rPr>
-                <w:rFonts w:ascii="Malgun Gothic" w:cs="Malgun Gothic" w:eastAsia="Malgun Gothic" w:hAnsi="Malgun Gothic"/>
-                <w:b w:val="false"/>
-                <w:bCs w:val="false"/>
-                <w:sz w:val="17"/>
-                <w:szCs w:val="17"/>
-              </w:rPr>
-              <w:t xml:space="preserve">, 목젖(uvula)</w:t>
+              <w:t xml:space="preserve">soft palate inferior surface(아래쪽 면)</w:t>
+            </w:r>
+            <w:r>
+              <w:rPr>
+                <w:rFonts w:ascii="Malgun Gothic" w:cs="Malgun Gothic" w:eastAsia="Malgun Gothic" w:hAnsi="Malgun Gothic"/>
+                <w:b w:val="false"/>
+                <w:bCs w:val="false"/>
+                <w:sz w:val="17"/>
+                <w:szCs w:val="17"/>
+              </w:rPr>
+              <w:t xml:space="preserve">, uvula</w:t>
             </w:r>
           </w:p>
         </w:tc>
@@ -5923,7 +5923,7 @@
         <w:rPr>
           <w:rFonts w:ascii="Malgun Gothic" w:cs="Malgun Gothic" w:eastAsia="Malgun Gothic" w:hAnsi="Malgun Gothic"/>
         </w:rPr>
-        <w:t xml:space="preserve">구강과 구인두의 경계를 헷갈리기 쉽다. </w:t>
+        <w:t xml:space="preserve">oral cavity과 oropharynx의 경계를 헷갈리기 쉽다. </w:t>
       </w:r>
       <w:r>
         <w:rPr>
@@ -5931,7 +5931,7 @@
           <w:b/>
           <w:bCs/>
         </w:rPr>
-        <w:t xml:space="preserve">혀의 앞 2/3(움직이는 혀)</w:t>
+        <w:t xml:space="preserve">tongue의 앞 2/3(움직이는 tongue)</w:t>
       </w:r>
       <w:r>
         <w:rPr>
@@ -5945,7 +5945,7 @@
           <w:b/>
           <w:bCs/>
         </w:rPr>
-        <w:t xml:space="preserve">후구치삼각(retromolar trigone)</w:t>
+        <w:t xml:space="preserve">retromolar trigone</w:t>
       </w:r>
       <w:r>
         <w:rPr>
@@ -5959,7 +5959,7 @@
           <w:b/>
           <w:bCs/>
         </w:rPr>
-        <w:t xml:space="preserve">구강</w:t>
+        <w:t xml:space="preserve">oral cavity</w:t>
       </w:r>
       <w:r>
         <w:rPr>
@@ -5973,7 +5973,7 @@
           <w:b/>
           <w:bCs/>
         </w:rPr>
-        <w:t xml:space="preserve">혀뿌리</w:t>
+        <w:t xml:space="preserve">tongue base</w:t>
       </w:r>
       <w:r>
         <w:rPr>
@@ -5987,13 +5987,13 @@
           <w:b/>
           <w:bCs/>
         </w:rPr>
-        <w:t xml:space="preserve">구인두</w:t>
-      </w:r>
-      <w:r>
-        <w:rPr>
-          <w:rFonts w:ascii="Malgun Gothic" w:cs="Malgun Gothic" w:eastAsia="Malgun Gothic" w:hAnsi="Malgun Gothic"/>
-        </w:rPr>
-        <w:t xml:space="preserve">다. 이 구분이 병기와 HPV/p16 검사 여부를 바꾼다.</w:t>
+        <w:t xml:space="preserve">oropharynx</w:t>
+      </w:r>
+      <w:r>
+        <w:rPr>
+          <w:rFonts w:ascii="Malgun Gothic" w:cs="Malgun Gothic" w:eastAsia="Malgun Gothic" w:hAnsi="Malgun Gothic"/>
+        </w:rPr>
+        <w:t xml:space="preserve">다. 이 구분이 stage와 HPV/p16 검사 여부를 바꾼다.</w:t>
       </w:r>
     </w:p>
     <w:p>
@@ -6004,7 +6004,7 @@
         <w:rPr>
           <w:rFonts w:ascii="Malgun Gothic" w:cs="Malgun Gothic" w:eastAsia="Malgun Gothic" w:hAnsi="Malgun Gothic"/>
         </w:rPr>
-        <w:t xml:space="preserve">6.2 옆벽 — 편도와 그 주변</w:t>
+        <w:t xml:space="preserve">6.2 lateral wall — tonsil과 그 주변</w:t>
       </w:r>
     </w:p>
     <w:p>
@@ -6022,13 +6022,13 @@
           <w:b/>
           <w:bCs/>
         </w:rPr>
-        <w:t xml:space="preserve">전구개궁</w:t>
-      </w:r>
-      <w:r>
-        <w:rPr>
-          <w:rFonts w:ascii="Malgun Gothic" w:cs="Malgun Gothic" w:eastAsia="Malgun Gothic" w:hAnsi="Malgun Gothic"/>
-        </w:rPr>
-        <w:t xml:space="preserve"> = 구개설근(palatoglossus), </w:t>
+        <w:t xml:space="preserve">anterior tonsillar pillar</w:t>
+      </w:r>
+      <w:r>
+        <w:rPr>
+          <w:rFonts w:ascii="Malgun Gothic" w:cs="Malgun Gothic" w:eastAsia="Malgun Gothic" w:hAnsi="Malgun Gothic"/>
+        </w:rPr>
+        <w:t xml:space="preserve"> = palatoglossus, </w:t>
       </w:r>
       <w:r>
         <w:rPr>
@@ -6036,13 +6036,13 @@
           <w:b/>
           <w:bCs/>
         </w:rPr>
-        <w:t xml:space="preserve">후구개궁</w:t>
-      </w:r>
-      <w:r>
-        <w:rPr>
-          <w:rFonts w:ascii="Malgun Gothic" w:cs="Malgun Gothic" w:eastAsia="Malgun Gothic" w:hAnsi="Malgun Gothic"/>
-        </w:rPr>
-        <w:t xml:space="preserve"> = 구개인두근(palatopharyngeus). 두 궁 사이의 편도와에 구개편도가 있다.</w:t>
+        <w:t xml:space="preserve">posterior tonsillar pillar</w:t>
+      </w:r>
+      <w:r>
+        <w:rPr>
+          <w:rFonts w:ascii="Malgun Gothic" w:cs="Malgun Gothic" w:eastAsia="Malgun Gothic" w:hAnsi="Malgun Gothic"/>
+        </w:rPr>
+        <w:t xml:space="preserve"> = palatopharyngeus. 두 궁 사이의 tonsillar fossa에 palatine tonsil가 있다.</w:t>
       </w:r>
     </w:p>
     <w:p>
@@ -6060,13 +6060,13 @@
           <w:b/>
           <w:bCs/>
         </w:rPr>
-        <w:t xml:space="preserve">편도 바닥(tonsillar bed)</w:t>
-      </w:r>
-      <w:r>
-        <w:rPr>
-          <w:rFonts w:ascii="Malgun Gothic" w:cs="Malgun Gothic" w:eastAsia="Malgun Gothic" w:hAnsi="Malgun Gothic"/>
-        </w:rPr>
-        <w:t xml:space="preserve"> = 상인두수축근(± 경돌설근·경돌인두근)과 그 바깥의 협인두근막. 바로 바깥이 </w:t>
+        <w:t xml:space="preserve">tonsil 바닥(tonsillar bed)</w:t>
+      </w:r>
+      <w:r>
+        <w:rPr>
+          <w:rFonts w:ascii="Malgun Gothic" w:cs="Malgun Gothic" w:eastAsia="Malgun Gothic" w:hAnsi="Malgun Gothic"/>
+        </w:rPr>
+        <w:t xml:space="preserve"> = superior constrictor(± styloglossus·stylopharyngeus)과 그 바깥의 buccopharyngeal fascia. 바로 바깥이 </w:t>
       </w:r>
       <w:r>
         <w:rPr>
@@ -6088,13 +6088,13 @@
           <w:b/>
           <w:bCs/>
         </w:rPr>
-        <w:t xml:space="preserve">경동맥공간</w:t>
-      </w:r>
-      <w:r>
-        <w:rPr>
-          <w:rFonts w:ascii="Malgun Gothic" w:cs="Malgun Gothic" w:eastAsia="Malgun Gothic" w:hAnsi="Malgun Gothic"/>
-        </w:rPr>
-        <w:t xml:space="preserve">이다 → 편도암이 깊이 들어가면 PPS 지방이 없어지고 경동맥을 둘러쌀 수 있다.</w:t>
+        <w:t xml:space="preserve">carotid space</w:t>
+      </w:r>
+      <w:r>
+        <w:rPr>
+          <w:rFonts w:ascii="Malgun Gothic" w:cs="Malgun Gothic" w:eastAsia="Malgun Gothic" w:hAnsi="Malgun Gothic"/>
+        </w:rPr>
+        <w:t xml:space="preserve">이다 → tonsillar cancer이 깊이 들어가면 PPS fat이 없어지고 carotid artery을 둘러쌀 수 있다.</w:t>
       </w:r>
     </w:p>
     <w:p>
@@ -6112,13 +6112,13 @@
           <w:b/>
           <w:bCs/>
         </w:rPr>
-        <w:t xml:space="preserve">편도암의 전파 방향</w:t>
-      </w:r>
-      <w:r>
-        <w:rPr>
-          <w:rFonts w:ascii="Malgun Gothic" w:cs="Malgun Gothic" w:eastAsia="Malgun Gothic" w:hAnsi="Malgun Gothic"/>
-        </w:rPr>
-        <w:t xml:space="preserve">: 앞위로 연구개 → 익돌하악솔기 → 후구치삼각·저작근공간(내측익돌근, trismus); 아래로 설편도고랑 → 혀뿌리; 옆으로 PPS.</w:t>
+        <w:t xml:space="preserve">tonsillar cancer의 spread 방향</w:t>
+      </w:r>
+      <w:r>
+        <w:rPr>
+          <w:rFonts w:ascii="Malgun Gothic" w:cs="Malgun Gothic" w:eastAsia="Malgun Gothic" w:hAnsi="Malgun Gothic"/>
+        </w:rPr>
+        <w:t xml:space="preserve">: 앞위로 soft palate → pterygomandibular raphe → retromolar trigone·masticator space(medial pterygoid, trismus); 아래로 glossotonsillar sulcus → tongue base; 옆으로 PPS.</w:t>
       </w:r>
     </w:p>
     <w:p>
@@ -6136,13 +6136,13 @@
           <w:b/>
           <w:bCs/>
         </w:rPr>
-        <w:t xml:space="preserve">익돌하악솔기(pterygomandibular raphe)</w:t>
-      </w:r>
-      <w:r>
-        <w:rPr>
-          <w:rFonts w:ascii="Malgun Gothic" w:cs="Malgun Gothic" w:eastAsia="Malgun Gothic" w:hAnsi="Malgun Gothic"/>
-        </w:rPr>
-        <w:t xml:space="preserve">: 협근과 상인두수축근이 만나는 이음매. 편도·후구치삼각 종양이 위로는 익돌갈고리·두개저, 아래로는 하악 쪽으로 퍼지는 </w:t>
+        <w:t xml:space="preserve">pterygomandibular raphe</w:t>
+      </w:r>
+      <w:r>
+        <w:rPr>
+          <w:rFonts w:ascii="Malgun Gothic" w:cs="Malgun Gothic" w:eastAsia="Malgun Gothic" w:hAnsi="Malgun Gothic"/>
+        </w:rPr>
+        <w:t xml:space="preserve">: buccinator과 superior constrictor이 만나는 이음매. tonsil·retromolar trigone tumor이 위로는 pterygoid hamulus·skull base, 아래로는 mandible 쪽으로 퍼지는 </w:t>
       </w:r>
       <w:r>
         <w:rPr>
@@ -6167,7 +6167,7 @@
         <w:rPr>
           <w:rFonts w:ascii="Malgun Gothic" w:cs="Malgun Gothic" w:eastAsia="Malgun Gothic" w:hAnsi="Malgun Gothic"/>
         </w:rPr>
-        <w:t xml:space="preserve">6.3 앞벽 — 혀뿌리, 후두개곡</w:t>
+        <w:t xml:space="preserve">6.3 anterior wall — tongue base, vallecula</w:t>
       </w:r>
     </w:p>
     <w:p>
@@ -6185,13 +6185,13 @@
           <w:b/>
           <w:bCs/>
         </w:rPr>
-        <w:t xml:space="preserve">설편도(lingual tonsil)</w:t>
-      </w:r>
-      <w:r>
-        <w:rPr>
-          <w:rFonts w:ascii="Malgun Gothic" w:cs="Malgun Gothic" w:eastAsia="Malgun Gothic" w:hAnsi="Malgun Gothic"/>
-        </w:rPr>
-        <w:t xml:space="preserve">: 혀뿌리 점막하 림프조직. 크기 차이가 크고 비대칭이 흔하다. 작은 혀뿌리암은 CT에서 잘 안 보일 수 있다 → 원발부위를 모르는 경부 림프절 전이(unknown primary)에서 중요한 구역.</w:t>
+        <w:t xml:space="preserve">lingual tonsil</w:t>
+      </w:r>
+      <w:r>
+        <w:rPr>
+          <w:rFonts w:ascii="Malgun Gothic" w:cs="Malgun Gothic" w:eastAsia="Malgun Gothic" w:hAnsi="Malgun Gothic"/>
+        </w:rPr>
+        <w:t xml:space="preserve">: tongue base submucosal lymphoid tissue. 크기 차이가 크고 비대칭이 흔하다. 작은 tongue base cancer은 CT에서 잘 안 보일 수 있다 → primary site를 모르는 neck lymph node metastasis(unknown primary)에서 중요한 구역.</w:t>
       </w:r>
     </w:p>
     <w:p>
@@ -6209,13 +6209,13 @@
           <w:b/>
           <w:bCs/>
         </w:rPr>
-        <w:t xml:space="preserve">후두개곡(vallecula)</w:t>
-      </w:r>
-      <w:r>
-        <w:rPr>
-          <w:rFonts w:ascii="Malgun Gothic" w:cs="Malgun Gothic" w:eastAsia="Malgun Gothic" w:hAnsi="Malgun Gothic"/>
-        </w:rPr>
-        <w:t xml:space="preserve">: 혀뿌리와 후두개 사이의 오목. 가운데는 </w:t>
+        <w:t xml:space="preserve">vallecula</w:t>
+      </w:r>
+      <w:r>
+        <w:rPr>
+          <w:rFonts w:ascii="Malgun Gothic" w:cs="Malgun Gothic" w:eastAsia="Malgun Gothic" w:hAnsi="Malgun Gothic"/>
+        </w:rPr>
+        <w:t xml:space="preserve">: tongue base와 epiglottis 사이의 오목. 가운데는 </w:t>
       </w:r>
       <w:r>
         <w:rPr>
@@ -6223,7 +6223,7 @@
           <w:b/>
           <w:bCs/>
         </w:rPr>
-        <w:t xml:space="preserve">정중설후두개주름</w:t>
+        <w:t xml:space="preserve">median glossoepiglottic fold</w:t>
       </w:r>
       <w:r>
         <w:rPr>
@@ -6237,13 +6237,13 @@
           <w:b/>
           <w:bCs/>
         </w:rPr>
-        <w:t xml:space="preserve">외측(인두)후두개주름(pharyngoepiglottic fold)</w:t>
-      </w:r>
-      <w:r>
-        <w:rPr>
-          <w:rFonts w:ascii="Malgun Gothic" w:cs="Malgun Gothic" w:eastAsia="Malgun Gothic" w:hAnsi="Malgun Gothic"/>
-        </w:rPr>
-        <w:t xml:space="preserve">이 경계를 짓는다. 인두후두개주름 = 구인두와 하인두의 경계 표지.</w:t>
+        <w:t xml:space="preserve">lateral(pharynx)epiglottic fold(pharyngoepiglottic fold)</w:t>
+      </w:r>
+      <w:r>
+        <w:rPr>
+          <w:rFonts w:ascii="Malgun Gothic" w:cs="Malgun Gothic" w:eastAsia="Malgun Gothic" w:hAnsi="Malgun Gothic"/>
+        </w:rPr>
+        <w:t xml:space="preserve">이 경계를 짓는다. pharyngoepiglottic fold = oropharynx와 hypopharynx의 경계 표지.</w:t>
       </w:r>
     </w:p>
     <w:p>
@@ -6259,7 +6259,7 @@
         <w:rPr>
           <w:rFonts w:ascii="Malgun Gothic" w:cs="Malgun Gothic" w:eastAsia="Malgun Gothic" w:hAnsi="Malgun Gothic"/>
         </w:rPr>
-        <w:t xml:space="preserve">혀뿌리암의 깊은 전파: 설골하부 후두개앞공간(pre-epiglottic space, §8.3)으로 쉽게 들어간다.</w:t>
+        <w:t xml:space="preserve">tongue base cancer의 깊은 spread: infrahyoid pre-epiglottic space(§8.3)으로 쉽게 들어간다.</w:t>
       </w:r>
     </w:p>
     <w:p>
@@ -6270,7 +6270,7 @@
         <w:rPr>
           <w:rFonts w:ascii="Malgun Gothic" w:cs="Malgun Gothic" w:eastAsia="Malgun Gothic" w:hAnsi="Malgun Gothic"/>
         </w:rPr>
-        <w:t xml:space="preserve">6.4 Waldeyer 고리와 림프 배액</w:t>
+        <w:t xml:space="preserve">6.4 Waldeyer ring와 lymph drainage</w:t>
       </w:r>
     </w:p>
     <w:p>
@@ -6288,13 +6288,13 @@
           <w:b/>
           <w:bCs/>
         </w:rPr>
-        <w:t xml:space="preserve">Waldeyer 고리</w:t>
-      </w:r>
-      <w:r>
-        <w:rPr>
-          <w:rFonts w:ascii="Malgun Gothic" w:cs="Malgun Gothic" w:eastAsia="Malgun Gothic" w:hAnsi="Malgun Gothic"/>
-        </w:rPr>
-        <w:t xml:space="preserve">: 인두편도(아데노이드) + 이관편도(tubal tonsils) + 구개편도 + 설편도. 모두 PMS 안에 있다. 림프종과 반응성 증식이 흔한 자리.</w:t>
+        <w:t xml:space="preserve">Waldeyer ring</w:t>
+      </w:r>
+      <w:r>
+        <w:rPr>
+          <w:rFonts w:ascii="Malgun Gothic" w:cs="Malgun Gothic" w:eastAsia="Malgun Gothic" w:hAnsi="Malgun Gothic"/>
+        </w:rPr>
+        <w:t xml:space="preserve">: pharyngeal tonsil (adenoid) + tubal tonsil + palatine tonsil + lingual tonsil. 모두 PMS 안에 있다. lymphoma과 reactive hyperplasia이 흔한 자리.</w:t>
       </w:r>
     </w:p>
     <w:p>
@@ -6310,7 +6310,7 @@
         <w:rPr>
           <w:rFonts w:ascii="Malgun Gothic" w:cs="Malgun Gothic" w:eastAsia="Malgun Gothic" w:hAnsi="Malgun Gothic"/>
         </w:rPr>
-        <w:t xml:space="preserve">구인두 림프는 주로 </w:t>
+        <w:t xml:space="preserve">oropharynx lymph는 주로 </w:t>
       </w:r>
       <w:r>
         <w:rPr>
@@ -6324,7 +6324,7 @@
         <w:rPr>
           <w:rFonts w:ascii="Malgun Gothic" w:cs="Malgun Gothic" w:eastAsia="Malgun Gothic" w:hAnsi="Malgun Gothic"/>
         </w:rPr>
-        <w:t xml:space="preserve">(특히 IIA)로 가고, 이어 III으로 간다. 인두후 림프절로도 간다(특히 뒷벽, 연구개). 혀뿌리와 연구개처럼 </w:t>
+        <w:t xml:space="preserve">(특히 IIA)로 가고, 이어 III으로 간다. retropharyngeal node로도 간다(특히 posterior wall, soft palate). tongue base와 soft palate처럼 </w:t>
       </w:r>
       <w:r>
         <w:rPr>
@@ -6332,7 +6332,7 @@
           <w:b/>
           <w:bCs/>
         </w:rPr>
-        <w:t xml:space="preserve">정중선에 가까운 병변은 양쪽 목으로 배액된다</w:t>
+        <w:t xml:space="preserve">midline에 가까운 병변은 양쪽 목으로 drainage된다</w:t>
       </w:r>
       <w:r>
         <w:rPr>
@@ -6354,7 +6354,7 @@
           <w:sz w:val="16"/>
           <w:szCs w:val="16"/>
         </w:rPr>
-        <w:t xml:space="preserve">[근거] AJCC8 (Oropharynx subsites; 구강과의 경계); DI-HN (Oropharynx 장); S&amp;C; Gray (tonsillar bed, palatoglossus/palatopharyngeus).</w:t>
+        <w:t xml:space="preserve">[근거] AJCC8 (Oropharynx subsites; oral cavity과의 경계); DI-HN (Oropharynx 장); S&amp;C; Gray (tonsillar bed, palatoglossus/palatopharyngeus).</w:t>
       </w:r>
     </w:p>
     <w:p>
@@ -6365,7 +6365,7 @@
         <w:rPr>
           <w:rFonts w:ascii="Malgun Gothic" w:cs="Malgun Gothic" w:eastAsia="Malgun Gothic" w:hAnsi="Malgun Gothic"/>
         </w:rPr>
-        <w:t xml:space="preserve">7. 하인두 (Hypopharynx)</w:t>
+        <w:t xml:space="preserve">7. hypopharynx</w:t>
       </w:r>
     </w:p>
     <w:p>
@@ -6376,7 +6376,7 @@
         <w:rPr>
           <w:rFonts w:ascii="Malgun Gothic" w:cs="Malgun Gothic" w:eastAsia="Malgun Gothic" w:hAnsi="Malgun Gothic"/>
         </w:rPr>
-        <w:t xml:space="preserve">7.1 경계와 AJCC 구획</w:t>
+        <w:t xml:space="preserve">7.1 경계와 AJCC subsite</w:t>
       </w:r>
     </w:p>
     <w:p>
@@ -6400,7 +6400,7 @@
         <w:rPr>
           <w:rFonts w:ascii="Malgun Gothic" w:cs="Malgun Gothic" w:eastAsia="Malgun Gothic" w:hAnsi="Malgun Gothic"/>
         </w:rPr>
-        <w:t xml:space="preserve">: 설골 높이(인두후두개주름). </w:t>
+        <w:t xml:space="preserve">: hyoid 높이(pharyngoepiglottic fold). </w:t>
       </w:r>
       <w:r>
         <w:rPr>
@@ -6414,7 +6414,7 @@
         <w:rPr>
           <w:rFonts w:ascii="Malgun Gothic" w:cs="Malgun Gothic" w:eastAsia="Malgun Gothic" w:hAnsi="Malgun Gothic"/>
         </w:rPr>
-        <w:t xml:space="preserve">: 윤상연골 하연(식도 입구). </w:t>
+        <w:t xml:space="preserve">: cricoid cartilage lower border(esophagus 입구). </w:t>
       </w:r>
       <w:r>
         <w:rPr>
@@ -6428,7 +6428,7 @@
         <w:rPr>
           <w:rFonts w:ascii="Malgun Gothic" w:cs="Malgun Gothic" w:eastAsia="Malgun Gothic" w:hAnsi="Malgun Gothic"/>
         </w:rPr>
-        <w:t xml:space="preserve">: 후두.</w:t>
+        <w:t xml:space="preserve">: larynx.</w:t>
       </w:r>
     </w:p>
     <w:tbl>
@@ -6479,7 +6479,7 @@
                 <w:sz w:val="17"/>
                 <w:szCs w:val="17"/>
               </w:rPr>
-              <w:t xml:space="preserve">구획</w:t>
+              <w:t xml:space="preserve">subsite</w:t>
             </w:r>
           </w:p>
         </w:tc>
@@ -6575,7 +6575,7 @@
                 <w:sz w:val="17"/>
                 <w:szCs w:val="17"/>
               </w:rPr>
-              <w:t xml:space="preserve">이상와 (pyriform sinus)</w:t>
+              <w:t xml:space="preserve">pyriform sinus</w:t>
             </w:r>
           </w:p>
         </w:tc>
@@ -6604,7 +6604,7 @@
                 <w:sz w:val="17"/>
                 <w:szCs w:val="17"/>
               </w:rPr>
-              <w:t xml:space="preserve">위: 인두후두개주름 / 아래(첨부, apex): 식도 상단 근처 / </w:t>
+              <w:t xml:space="preserve">위: pharyngoepiglottic fold / 아래(apex): esophagus 상단 근처 / </w:t>
             </w:r>
             <w:r>
               <w:rPr>
@@ -6614,17 +6614,17 @@
                 <w:sz w:val="17"/>
                 <w:szCs w:val="17"/>
               </w:rPr>
-              <w:t xml:space="preserve">바깥벽</w:t>
-            </w:r>
-            <w:r>
-              <w:rPr>
-                <w:rFonts w:ascii="Malgun Gothic" w:cs="Malgun Gothic" w:eastAsia="Malgun Gothic" w:hAnsi="Malgun Gothic"/>
-                <w:b w:val="false"/>
-                <w:bCs w:val="false"/>
-                <w:sz w:val="17"/>
-                <w:szCs w:val="17"/>
-              </w:rPr>
-              <w:t xml:space="preserve">: 갑상설골막·갑상연골 / </w:t>
+              <w:t xml:space="preserve">lateral wall</w:t>
+            </w:r>
+            <w:r>
+              <w:rPr>
+                <w:rFonts w:ascii="Malgun Gothic" w:cs="Malgun Gothic" w:eastAsia="Malgun Gothic" w:hAnsi="Malgun Gothic"/>
+                <w:b w:val="false"/>
+                <w:bCs w:val="false"/>
+                <w:sz w:val="17"/>
+                <w:szCs w:val="17"/>
+              </w:rPr>
+              <w:t xml:space="preserve">: thyrohyoid membrane·thyroid cartilage / </w:t>
             </w:r>
             <w:r>
               <w:rPr>
@@ -6634,17 +6634,17 @@
                 <w:sz w:val="17"/>
                 <w:szCs w:val="17"/>
               </w:rPr>
-              <w:t xml:space="preserve">안쪽벽</w:t>
-            </w:r>
-            <w:r>
-              <w:rPr>
-                <w:rFonts w:ascii="Malgun Gothic" w:cs="Malgun Gothic" w:eastAsia="Malgun Gothic" w:hAnsi="Malgun Gothic"/>
-                <w:b w:val="false"/>
-                <w:bCs w:val="false"/>
-                <w:sz w:val="17"/>
-                <w:szCs w:val="17"/>
-              </w:rPr>
-              <w:t xml:space="preserve">: 피열후두개주름(AE fold)의 하인두 쪽 면, 피열연골·윤상연골의 옆면</w:t>
+              <w:t xml:space="preserve">medial wall</w:t>
+            </w:r>
+            <w:r>
+              <w:rPr>
+                <w:rFonts w:ascii="Malgun Gothic" w:cs="Malgun Gothic" w:eastAsia="Malgun Gothic" w:hAnsi="Malgun Gothic"/>
+                <w:b w:val="false"/>
+                <w:bCs w:val="false"/>
+                <w:sz w:val="17"/>
+                <w:szCs w:val="17"/>
+              </w:rPr>
+              <w:t xml:space="preserve">: aryepiglottic fold(AE fold)의 hypopharynx 쪽 면, arytenoid cartilage·cricoid cartilage의 옆면</w:t>
             </w:r>
           </w:p>
         </w:tc>
@@ -6673,7 +6673,7 @@
                 <w:sz w:val="17"/>
                 <w:szCs w:val="17"/>
               </w:rPr>
-              <w:t xml:space="preserve">하인두암 중 가장 흔함. 바깥벽 암은 </w:t>
+              <w:t xml:space="preserve">hypopharyngeal cancer 중 가장 흔함. lateral wall 암은 </w:t>
             </w:r>
             <w:r>
               <w:rPr>
@@ -6683,17 +6683,17 @@
                 <w:sz w:val="17"/>
                 <w:szCs w:val="17"/>
               </w:rPr>
-              <w:t xml:space="preserve">갑상연골</w:t>
-            </w:r>
-            <w:r>
-              <w:rPr>
-                <w:rFonts w:ascii="Malgun Gothic" w:cs="Malgun Gothic" w:eastAsia="Malgun Gothic" w:hAnsi="Malgun Gothic"/>
-                <w:b w:val="false"/>
-                <w:bCs w:val="false"/>
-                <w:sz w:val="17"/>
-                <w:szCs w:val="17"/>
-              </w:rPr>
-              <w:t xml:space="preserve">·갑상설골막을 뚫고 목으로 나가기 쉽다. 안쪽벽 암은 </w:t>
+              <w:t xml:space="preserve">thyroid cartilage</w:t>
+            </w:r>
+            <w:r>
+              <w:rPr>
+                <w:rFonts w:ascii="Malgun Gothic" w:cs="Malgun Gothic" w:eastAsia="Malgun Gothic" w:hAnsi="Malgun Gothic"/>
+                <w:b w:val="false"/>
+                <w:bCs w:val="false"/>
+                <w:sz w:val="17"/>
+                <w:szCs w:val="17"/>
+              </w:rPr>
+              <w:t xml:space="preserve">·thyrohyoid membrane을 뚫고 목으로 나가기 쉽다. medial wall 암은 </w:t>
             </w:r>
             <w:r>
               <w:rPr>
@@ -6703,7 +6703,7 @@
                 <w:sz w:val="17"/>
                 <w:szCs w:val="17"/>
               </w:rPr>
-              <w:t xml:space="preserve">후두 옆공간(paraglottic space)</w:t>
+              <w:t xml:space="preserve">paraglottic space</w:t>
             </w:r>
             <w:r>
               <w:rPr>
@@ -6723,17 +6723,17 @@
                 <w:sz w:val="17"/>
                 <w:szCs w:val="17"/>
               </w:rPr>
-              <w:t xml:space="preserve">첨부(apex) 침범</w:t>
-            </w:r>
-            <w:r>
-              <w:rPr>
-                <w:rFonts w:ascii="Malgun Gothic" w:cs="Malgun Gothic" w:eastAsia="Malgun Gothic" w:hAnsi="Malgun Gothic"/>
-                <w:b w:val="false"/>
-                <w:bCs w:val="false"/>
-                <w:sz w:val="17"/>
-                <w:szCs w:val="17"/>
-              </w:rPr>
-              <w:t xml:space="preserve">은 수술 방법을 바꾼다(윤상연골·진성대 높이까지 내려감)</w:t>
+              <w:t xml:space="preserve">apex invasion</w:t>
+            </w:r>
+            <w:r>
+              <w:rPr>
+                <w:rFonts w:ascii="Malgun Gothic" w:cs="Malgun Gothic" w:eastAsia="Malgun Gothic" w:hAnsi="Malgun Gothic"/>
+                <w:b w:val="false"/>
+                <w:bCs w:val="false"/>
+                <w:sz w:val="17"/>
+                <w:szCs w:val="17"/>
+              </w:rPr>
+              <w:t xml:space="preserve">은 수술 방법을 바꾼다(cricoid cartilage·true vocal cord 높이까지 내려감)</w:t>
             </w:r>
           </w:p>
         </w:tc>
@@ -6767,7 +6767,7 @@
                 <w:sz w:val="17"/>
                 <w:szCs w:val="17"/>
               </w:rPr>
-              <w:t xml:space="preserve">윤상후부 (postcricoid area, pharyngoesophageal junction)</w:t>
+              <w:t xml:space="preserve">postcricoid area (pharyngoesophageal junction)</w:t>
             </w:r>
           </w:p>
         </w:tc>
@@ -6796,7 +6796,7 @@
                 <w:sz w:val="17"/>
                 <w:szCs w:val="17"/>
               </w:rPr>
-              <w:t xml:space="preserve">피열연골 높이부터 윤상연골 하연까지, 후두 뒷면</w:t>
+              <w:t xml:space="preserve">arytenoid cartilage 높이부터 cricoid cartilage lower border까지, larynx 뒷면</w:t>
             </w:r>
           </w:p>
         </w:tc>
@@ -6825,7 +6825,7 @@
                 <w:sz w:val="17"/>
                 <w:szCs w:val="17"/>
               </w:rPr>
-              <w:t xml:space="preserve">윤상연골 판 뒤. 식도로 이어짐. 영상에서 허탈되어 있으면 평가가 어렵다</w:t>
+              <w:t xml:space="preserve">cricoid lamina 뒤. esophagus로 이어짐. 영상에서 허탈되어 있으면 평가가 어렵다</w:t>
             </w:r>
           </w:p>
         </w:tc>
@@ -6859,7 +6859,7 @@
                 <w:sz w:val="17"/>
                 <w:szCs w:val="17"/>
               </w:rPr>
-              <w:t xml:space="preserve">하인두 뒷벽 (posterior pharyngeal wall)</w:t>
+              <w:t xml:space="preserve">hypopharynx posterior wall (posterior pharyngeal wall)</w:t>
             </w:r>
           </w:p>
         </w:tc>
@@ -6888,7 +6888,7 @@
                 <w:sz w:val="17"/>
                 <w:szCs w:val="17"/>
               </w:rPr>
-              <w:t xml:space="preserve">설골 높이부터 윤상연골 하연까지 (구인두 뒷벽과 이어짐)</w:t>
+              <w:t xml:space="preserve">hyoid 높이부터 cricoid cartilage lower border까지 (oropharynx posterior wall과 이어짐)</w:t>
             </w:r>
           </w:p>
         </w:tc>
@@ -6917,7 +6917,7 @@
                 <w:sz w:val="17"/>
                 <w:szCs w:val="17"/>
               </w:rPr>
-              <w:t xml:space="preserve">인두후공간·척추앞근막 침범 여부가 절제 가능성을 결정</w:t>
+              <w:t xml:space="preserve">retropharyngeal space·prevertebral fascia invasion 여부가 resection 가능성을 결정</w:t>
             </w:r>
           </w:p>
         </w:tc>
@@ -6943,7 +6943,7 @@
           <w:b/>
           <w:bCs/>
         </w:rPr>
-        <w:t xml:space="preserve">이상와 첨부의 높이</w:t>
+        <w:t xml:space="preserve">pyriform sinus apex의 높이</w:t>
       </w:r>
       <w:r>
         <w:rPr>
@@ -6957,13 +6957,13 @@
           <w:b/>
           <w:bCs/>
         </w:rPr>
-        <w:t xml:space="preserve">진성대(성문) 높이</w:t>
-      </w:r>
-      <w:r>
-        <w:rPr>
-          <w:rFonts w:ascii="Malgun Gothic" w:cs="Malgun Gothic" w:eastAsia="Malgun Gothic" w:hAnsi="Malgun Gothic"/>
-        </w:rPr>
-        <w:t xml:space="preserve">까지 내려간다. 그래서 축상 영상의 진성대 높이에서도 이상와 첨부가 보일 수 있다.</w:t>
+        <w:t xml:space="preserve">true vocal cord(glottis) 높이</w:t>
+      </w:r>
+      <w:r>
+        <w:rPr>
+          <w:rFonts w:ascii="Malgun Gothic" w:cs="Malgun Gothic" w:eastAsia="Malgun Gothic" w:hAnsi="Malgun Gothic"/>
+        </w:rPr>
+        <w:t xml:space="preserve">까지 내려간다. 그래서 axial 영상의 true vocal cord 높이에서도 pyriform sinus apex가 보일 수 있다.</w:t>
       </w:r>
     </w:p>
     <w:p>
@@ -6981,13 +6981,13 @@
           <w:b/>
           <w:bCs/>
         </w:rPr>
-        <w:t xml:space="preserve">림프 배액</w:t>
-      </w:r>
-      <w:r>
-        <w:rPr>
-          <w:rFonts w:ascii="Malgun Gothic" w:cs="Malgun Gothic" w:eastAsia="Malgun Gothic" w:hAnsi="Malgun Gothic"/>
-        </w:rPr>
-        <w:t xml:space="preserve">: 이상와 → 갑상설골막(상후두 신경혈관다발을 따라) → level II–III. 윤상후부·하부 → level IV, VI(기관옆), 인두후 림프절. 하인두암은 진단할 때 이미 림프절 전이가 있는 경우가 많다.</w:t>
+        <w:t xml:space="preserve">lymph drainage</w:t>
+      </w:r>
+      <w:r>
+        <w:rPr>
+          <w:rFonts w:ascii="Malgun Gothic" w:cs="Malgun Gothic" w:eastAsia="Malgun Gothic" w:hAnsi="Malgun Gothic"/>
+        </w:rPr>
+        <w:t xml:space="preserve">: pyriform sinus → thyrohyoid membrane(superior laryngeal neurovascular bundle을 따라) → level II–III. postcricoid area·하부 → level IV, VI(paratracheal), retropharyngeal node. hypopharyngeal cancer은 진단할 때 이미 lymph node metastasis가 있는 경우가 많다.</w:t>
       </w:r>
     </w:p>
     <w:p>
@@ -7011,7 +7011,7 @@
         <w:rPr>
           <w:rFonts w:ascii="Malgun Gothic" w:cs="Malgun Gothic" w:eastAsia="Malgun Gothic" w:hAnsi="Malgun Gothic"/>
         </w:rPr>
-        <w:t xml:space="preserve">: 이상와가 허탈되어 있으면 종양과 구분이 안 된다 → </w:t>
+        <w:t xml:space="preserve">: pyriform sinus가 허탈되어 있으면 tumor과 구분이 안 된다 → </w:t>
       </w:r>
       <w:r>
         <w:rPr>
@@ -7019,13 +7019,13 @@
           <w:b/>
           <w:bCs/>
         </w:rPr>
-        <w:t xml:space="preserve">변형 Valsalva(볼 부풀리기, puffed-cheek)</w:t>
-      </w:r>
-      <w:r>
-        <w:rPr>
-          <w:rFonts w:ascii="Malgun Gothic" w:cs="Malgun Gothic" w:eastAsia="Malgun Gothic" w:hAnsi="Malgun Gothic"/>
-        </w:rPr>
-        <w:t xml:space="preserve"> 또는 "E" 발성 중 촬영으로 이상와를 부풀린다.</w:t>
+        <w:t xml:space="preserve">modified Valsalva(볼 부풀리기, puffed-cheek)</w:t>
+      </w:r>
+      <w:r>
+        <w:rPr>
+          <w:rFonts w:ascii="Malgun Gothic" w:cs="Malgun Gothic" w:eastAsia="Malgun Gothic" w:hAnsi="Malgun Gothic"/>
+        </w:rPr>
+        <w:t xml:space="preserve"> 또는 "E" phonation 중 촬영으로 pyriform sinus를 부풀린다.</w:t>
       </w:r>
     </w:p>
     <w:p>
@@ -7052,7 +7052,7 @@
         <w:rPr>
           <w:rFonts w:ascii="Malgun Gothic" w:cs="Malgun Gothic" w:eastAsia="Malgun Gothic" w:hAnsi="Malgun Gothic"/>
         </w:rPr>
-        <w:t xml:space="preserve">8. 후두 (Larynx)</w:t>
+        <w:t xml:space="preserve">8. larynx</w:t>
       </w:r>
     </w:p>
     <w:p>
@@ -7063,7 +7063,7 @@
         <w:rPr>
           <w:rFonts w:ascii="Malgun Gothic" w:cs="Malgun Gothic" w:eastAsia="Malgun Gothic" w:hAnsi="Malgun Gothic"/>
         </w:rPr>
-        <w:t xml:space="preserve">8.1 연골 골격</w:t>
+        <w:t xml:space="preserve">8.1 cartilage skeleton</w:t>
       </w:r>
     </w:p>
     <w:tbl>
@@ -7116,7 +7116,7 @@
                 <w:sz w:val="17"/>
                 <w:szCs w:val="17"/>
               </w:rPr>
-              <w:t xml:space="preserve">연골</w:t>
+              <w:t xml:space="preserve">cartilage</w:t>
             </w:r>
           </w:p>
         </w:tc>
@@ -7274,7 +7274,7 @@
                 <w:sz w:val="17"/>
                 <w:szCs w:val="17"/>
               </w:rPr>
-              <w:t xml:space="preserve">갑상연골 (thyroid)</w:t>
+              <w:t xml:space="preserve">thyroid cartilage</w:t>
             </w:r>
           </w:p>
         </w:tc>
@@ -7332,7 +7332,7 @@
                 <w:sz w:val="17"/>
                 <w:szCs w:val="17"/>
               </w:rPr>
-              <w:t xml:space="preserve">초자연골 → 나이 들며 골화</w:t>
+              <w:t xml:space="preserve">hyaline cartilage → 나이 들며 ossification</w:t>
             </w:r>
           </w:p>
         </w:tc>
@@ -7361,7 +7361,7 @@
                 <w:sz w:val="17"/>
                 <w:szCs w:val="17"/>
               </w:rPr>
-              <w:t xml:space="preserve">좌우 판이 앞에서 만남(남성 약 90°, 여성 약 120°). 위·아래 뿔(cornu). 아래뿔 = 윤상갑상관절</w:t>
+              <w:t xml:space="preserve">좌우 판이 앞에서 만남(남성 약 90°, 여성 약 120°). 위·아래 horn (cornu). inferior horn = cricothyroid joint</w:t>
             </w:r>
           </w:p>
         </w:tc>
@@ -7390,17 +7390,17 @@
                 <w:sz w:val="17"/>
                 <w:szCs w:val="17"/>
               </w:rPr>
-              <w:t xml:space="preserve">골화 양상이 불규칙하고 비대칭</w:t>
-            </w:r>
-            <w:r>
-              <w:rPr>
-                <w:rFonts w:ascii="Malgun Gothic" w:cs="Malgun Gothic" w:eastAsia="Malgun Gothic" w:hAnsi="Malgun Gothic"/>
-                <w:b w:val="false"/>
-                <w:bCs w:val="false"/>
-                <w:sz w:val="17"/>
-                <w:szCs w:val="17"/>
-              </w:rPr>
-              <w:t xml:space="preserve"> → 침범과 헷갈림(§10)</w:t>
+              <w:t xml:space="preserve">ossification 양상이 불규칙하고 비대칭</w:t>
+            </w:r>
+            <w:r>
+              <w:rPr>
+                <w:rFonts w:ascii="Malgun Gothic" w:cs="Malgun Gothic" w:eastAsia="Malgun Gothic" w:hAnsi="Malgun Gothic"/>
+                <w:b w:val="false"/>
+                <w:bCs w:val="false"/>
+                <w:sz w:val="17"/>
+                <w:szCs w:val="17"/>
+              </w:rPr>
+              <w:t xml:space="preserve"> → invasion과 헷갈림(§10)</w:t>
             </w:r>
           </w:p>
         </w:tc>
@@ -7434,7 +7434,7 @@
                 <w:sz w:val="17"/>
                 <w:szCs w:val="17"/>
               </w:rPr>
-              <w:t xml:space="preserve">윤상연골 (cricoid)</w:t>
+              <w:t xml:space="preserve">cricoid cartilage</w:t>
             </w:r>
           </w:p>
         </w:tc>
@@ -7492,7 +7492,7 @@
                 <w:sz w:val="17"/>
                 <w:szCs w:val="17"/>
               </w:rPr>
-              <w:t xml:space="preserve">초자연골</w:t>
+              <w:t xml:space="preserve">hyaline cartilage</w:t>
             </w:r>
           </w:p>
         </w:tc>
@@ -7531,7 +7531,7 @@
                 <w:sz w:val="17"/>
                 <w:szCs w:val="17"/>
               </w:rPr>
-              <w:t xml:space="preserve">인 유일한 기도 연골. 뒤쪽 판(lamina)이 높고 앞 활(arch)이 낮음</w:t>
+              <w:t xml:space="preserve">인 유일한 airway cartilage. 뒤쪽 판(lamina)이 높고 앞 활(arch)이 낮음</w:t>
             </w:r>
           </w:p>
         </w:tc>
@@ -7560,17 +7560,17 @@
                 <w:sz w:val="17"/>
                 <w:szCs w:val="17"/>
               </w:rPr>
-              <w:t xml:space="preserve">윤상연골 판 윗부분 = 성문 높이</w:t>
-            </w:r>
-            <w:r>
-              <w:rPr>
-                <w:rFonts w:ascii="Malgun Gothic" w:cs="Malgun Gothic" w:eastAsia="Malgun Gothic" w:hAnsi="Malgun Gothic"/>
-                <w:b w:val="false"/>
-                <w:bCs w:val="false"/>
-                <w:sz w:val="17"/>
-                <w:szCs w:val="17"/>
-              </w:rPr>
-              <w:t xml:space="preserve"> 표지. 윤상연골 보존 여부가 후두보존수술을 좌우</w:t>
+              <w:t xml:space="preserve">cricoid lamina 윗부분 = glottis 높이</w:t>
+            </w:r>
+            <w:r>
+              <w:rPr>
+                <w:rFonts w:ascii="Malgun Gothic" w:cs="Malgun Gothic" w:eastAsia="Malgun Gothic" w:hAnsi="Malgun Gothic"/>
+                <w:b w:val="false"/>
+                <w:bCs w:val="false"/>
+                <w:sz w:val="17"/>
+                <w:szCs w:val="17"/>
+              </w:rPr>
+              <w:t xml:space="preserve"> 표지. cricoid cartilage 보존 여부가 larynx-preserving surgery을 좌우</w:t>
             </w:r>
           </w:p>
         </w:tc>
@@ -7604,7 +7604,7 @@
                 <w:sz w:val="17"/>
                 <w:szCs w:val="17"/>
               </w:rPr>
-              <w:t xml:space="preserve">후두개 (epiglottis)</w:t>
+              <w:t xml:space="preserve">epiglottis</w:t>
             </w:r>
           </w:p>
         </w:tc>
@@ -7662,17 +7662,17 @@
                 <w:sz w:val="17"/>
                 <w:szCs w:val="17"/>
               </w:rPr>
-              <w:t xml:space="preserve">탄력연골</w:t>
-            </w:r>
-            <w:r>
-              <w:rPr>
-                <w:rFonts w:ascii="Malgun Gothic" w:cs="Malgun Gothic" w:eastAsia="Malgun Gothic" w:hAnsi="Malgun Gothic"/>
-                <w:b w:val="false"/>
-                <w:bCs w:val="false"/>
-                <w:sz w:val="17"/>
-                <w:szCs w:val="17"/>
-              </w:rPr>
-              <w:t xml:space="preserve">(골화 안 됨)</w:t>
+              <w:t xml:space="preserve">elastic cartilage</w:t>
+            </w:r>
+            <w:r>
+              <w:rPr>
+                <w:rFonts w:ascii="Malgun Gothic" w:cs="Malgun Gothic" w:eastAsia="Malgun Gothic" w:hAnsi="Malgun Gothic"/>
+                <w:b w:val="false"/>
+                <w:bCs w:val="false"/>
+                <w:sz w:val="17"/>
+                <w:szCs w:val="17"/>
+              </w:rPr>
+              <w:t xml:space="preserve">(ossification 안 됨)</w:t>
             </w:r>
           </w:p>
         </w:tc>
@@ -7701,7 +7701,7 @@
                 <w:sz w:val="17"/>
                 <w:szCs w:val="17"/>
               </w:rPr>
-              <w:t xml:space="preserve">잎사귀 모양. 줄기(petiole)가 갑상후두개인대로 갑상연골 안쪽에 붙음. </w:t>
+              <w:t xml:space="preserve">잎사귀 모양. petiole가 thyroepiglottic ligament로 thyroid cartilage 안쪽에 붙음. </w:t>
             </w:r>
             <w:r>
               <w:rPr>
@@ -7711,7 +7711,7 @@
                 <w:sz w:val="17"/>
                 <w:szCs w:val="17"/>
               </w:rPr>
-              <w:t xml:space="preserve">구멍(fenestrations)</w:t>
+              <w:t xml:space="preserve">fenestrations</w:t>
             </w:r>
             <w:r>
               <w:rPr>
@@ -7750,7 +7750,7 @@
                 <w:sz w:val="17"/>
                 <w:szCs w:val="17"/>
               </w:rPr>
-              <w:t xml:space="preserve">설골상부/설골하부 후두개로 나눔. 구멍 때문에 설골하부 후두개 암이 </w:t>
+              <w:t xml:space="preserve">suprahyoid/infrahyoid epiglottis로 나눔. fenestration 때문에 infrahyoid epiglottis 암이 </w:t>
             </w:r>
             <w:r>
               <w:rPr>
@@ -7760,7 +7760,7 @@
                 <w:sz w:val="17"/>
                 <w:szCs w:val="17"/>
               </w:rPr>
-              <w:t xml:space="preserve">후두개앞공간</w:t>
+              <w:t xml:space="preserve">pre-epiglottic space</w:t>
             </w:r>
             <w:r>
               <w:rPr>
@@ -7804,7 +7804,7 @@
                 <w:sz w:val="17"/>
                 <w:szCs w:val="17"/>
               </w:rPr>
-              <w:t xml:space="preserve">피열연골 (arytenoid)</w:t>
+              <w:t xml:space="preserve">arytenoid cartilage</w:t>
             </w:r>
           </w:p>
         </w:tc>
@@ -7862,7 +7862,7 @@
                 <w:sz w:val="17"/>
                 <w:szCs w:val="17"/>
               </w:rPr>
-              <w:t xml:space="preserve">대부분 초자연골 (성대돌기는 탄력연골)</w:t>
+              <w:t xml:space="preserve">대부분 hyaline cartilage (vocal process는 elastic cartilage)</w:t>
             </w:r>
           </w:p>
         </w:tc>
@@ -7891,17 +7891,17 @@
                 <w:sz w:val="17"/>
                 <w:szCs w:val="17"/>
               </w:rPr>
-              <w:t xml:space="preserve">성대돌기(vocal process)</w:t>
-            </w:r>
-            <w:r>
-              <w:rPr>
-                <w:rFonts w:ascii="Malgun Gothic" w:cs="Malgun Gothic" w:eastAsia="Malgun Gothic" w:hAnsi="Malgun Gothic"/>
-                <w:b w:val="false"/>
-                <w:bCs w:val="false"/>
-                <w:sz w:val="17"/>
-                <w:szCs w:val="17"/>
-              </w:rPr>
-              <w:t xml:space="preserve">: 앞쪽, 성대인대가 붙음. </w:t>
+              <w:t xml:space="preserve">vocal process</w:t>
+            </w:r>
+            <w:r>
+              <w:rPr>
+                <w:rFonts w:ascii="Malgun Gothic" w:cs="Malgun Gothic" w:eastAsia="Malgun Gothic" w:hAnsi="Malgun Gothic"/>
+                <w:b w:val="false"/>
+                <w:bCs w:val="false"/>
+                <w:sz w:val="17"/>
+                <w:szCs w:val="17"/>
+              </w:rPr>
+              <w:t xml:space="preserve">: 앞쪽, vocal ligament가 붙음. </w:t>
             </w:r>
             <w:r>
               <w:rPr>
@@ -7911,17 +7911,17 @@
                 <w:sz w:val="17"/>
                 <w:szCs w:val="17"/>
               </w:rPr>
-              <w:t xml:space="preserve">근육돌기(muscular process)</w:t>
-            </w:r>
-            <w:r>
-              <w:rPr>
-                <w:rFonts w:ascii="Malgun Gothic" w:cs="Malgun Gothic" w:eastAsia="Malgun Gothic" w:hAnsi="Malgun Gothic"/>
-                <w:b w:val="false"/>
-                <w:bCs w:val="false"/>
-                <w:sz w:val="17"/>
-                <w:szCs w:val="17"/>
-              </w:rPr>
-              <w:t xml:space="preserve">: 바깥쪽, 후/외측윤상피열근이 붙음</w:t>
+              <w:t xml:space="preserve">muscular process</w:t>
+            </w:r>
+            <w:r>
+              <w:rPr>
+                <w:rFonts w:ascii="Malgun Gothic" w:cs="Malgun Gothic" w:eastAsia="Malgun Gothic" w:hAnsi="Malgun Gothic"/>
+                <w:b w:val="false"/>
+                <w:bCs w:val="false"/>
+                <w:sz w:val="17"/>
+                <w:szCs w:val="17"/>
+              </w:rPr>
+              <w:t xml:space="preserve">: 바깥쪽, posterior/lateral cricoarytenoid muscle이 붙음</w:t>
             </w:r>
           </w:p>
         </w:tc>
@@ -7950,17 +7950,17 @@
                 <w:sz w:val="17"/>
                 <w:szCs w:val="17"/>
               </w:rPr>
-              <w:t xml:space="preserve">성대돌기가 보이면 진성대 높이</w:t>
-            </w:r>
-            <w:r>
-              <w:rPr>
-                <w:rFonts w:ascii="Malgun Gothic" w:cs="Malgun Gothic" w:eastAsia="Malgun Gothic" w:hAnsi="Malgun Gothic"/>
-                <w:b w:val="false"/>
-                <w:bCs w:val="false"/>
-                <w:sz w:val="17"/>
-                <w:szCs w:val="17"/>
-              </w:rPr>
-              <w:t xml:space="preserve">. 성대마비 때 위치가 변함</w:t>
+              <w:t xml:space="preserve">vocal process가 보이면 true vocal cord 높이</w:t>
+            </w:r>
+            <w:r>
+              <w:rPr>
+                <w:rFonts w:ascii="Malgun Gothic" w:cs="Malgun Gothic" w:eastAsia="Malgun Gothic" w:hAnsi="Malgun Gothic"/>
+                <w:b w:val="false"/>
+                <w:bCs w:val="false"/>
+                <w:sz w:val="17"/>
+                <w:szCs w:val="17"/>
+              </w:rPr>
+              <w:t xml:space="preserve">. vocal cord palsy 때 위치가 변함</w:t>
             </w:r>
           </w:p>
         </w:tc>
@@ -7994,7 +7994,7 @@
                 <w:sz w:val="17"/>
                 <w:szCs w:val="17"/>
               </w:rPr>
-              <w:t xml:space="preserve">소각연골 (corniculate)</w:t>
+              <w:t xml:space="preserve">corniculate cartilage</w:t>
             </w:r>
           </w:p>
         </w:tc>
@@ -8052,7 +8052,7 @@
                 <w:sz w:val="17"/>
                 <w:szCs w:val="17"/>
               </w:rPr>
-              <w:t xml:space="preserve">탄력연골</w:t>
+              <w:t xml:space="preserve">elastic cartilage</w:t>
             </w:r>
           </w:p>
         </w:tc>
@@ -8081,7 +8081,7 @@
                 <w:sz w:val="17"/>
                 <w:szCs w:val="17"/>
               </w:rPr>
-              <w:t xml:space="preserve">피열연골 꼭대기 위</w:t>
+              <w:t xml:space="preserve">arytenoid cartilage 꼭대기 위</w:t>
             </w:r>
           </w:p>
         </w:tc>
@@ -8110,7 +8110,7 @@
                 <w:sz w:val="17"/>
                 <w:szCs w:val="17"/>
               </w:rPr>
-              <w:t xml:space="preserve">AE 주름 뒤끝</w:t>
+              <w:t xml:space="preserve">AE fold 뒤끝</w:t>
             </w:r>
           </w:p>
         </w:tc>
@@ -8144,7 +8144,7 @@
                 <w:sz w:val="17"/>
                 <w:szCs w:val="17"/>
               </w:rPr>
-              <w:t xml:space="preserve">설상연골 (cuneiform)</w:t>
+              <w:t xml:space="preserve">cuneiform cartilage</w:t>
             </w:r>
           </w:p>
         </w:tc>
@@ -8202,7 +8202,7 @@
                 <w:sz w:val="17"/>
                 <w:szCs w:val="17"/>
               </w:rPr>
-              <w:t xml:space="preserve">탄력연골</w:t>
+              <w:t xml:space="preserve">elastic cartilage</w:t>
             </w:r>
           </w:p>
         </w:tc>
@@ -8231,7 +8231,7 @@
                 <w:sz w:val="17"/>
                 <w:szCs w:val="17"/>
               </w:rPr>
-              <w:t xml:space="preserve">AE 주름 안</w:t>
+              <w:t xml:space="preserve">AE fold 안</w:t>
             </w:r>
           </w:p>
         </w:tc>
@@ -8260,7 +8260,7 @@
                 <w:sz w:val="17"/>
                 <w:szCs w:val="17"/>
               </w:rPr>
-              <w:t xml:space="preserve">작은 결절; 정상 변이</w:t>
+              <w:t xml:space="preserve">작은 node; 정상 변이</w:t>
             </w:r>
           </w:p>
         </w:tc>
@@ -8279,7 +8279,7 @@
         <w:rPr>
           <w:rFonts w:ascii="Malgun Gothic" w:cs="Malgun Gothic" w:eastAsia="Malgun Gothic" w:hAnsi="Malgun Gothic"/>
         </w:rPr>
-        <w:t xml:space="preserve">8.2 막과 인대 — "경계선" 역할</w:t>
+        <w:t xml:space="preserve">8.2 membrane과 ligament — "경계선" 역할</w:t>
       </w:r>
     </w:p>
     <w:tbl>
@@ -8426,17 +8426,7 @@
                 <w:sz w:val="17"/>
                 <w:szCs w:val="17"/>
               </w:rPr>
-              <w:t xml:space="preserve">갑상설골막</w:t>
-            </w:r>
-            <w:r>
-              <w:rPr>
-                <w:rFonts w:ascii="Malgun Gothic" w:cs="Malgun Gothic" w:eastAsia="Malgun Gothic" w:hAnsi="Malgun Gothic"/>
-                <w:b w:val="false"/>
-                <w:bCs w:val="false"/>
-                <w:sz w:val="17"/>
-                <w:szCs w:val="17"/>
-              </w:rPr>
-              <w:t xml:space="preserve"> (thyrohyoid membrane)</w:t>
+              <w:t xml:space="preserve">thyrohyoid membrane</w:t>
             </w:r>
           </w:p>
         </w:tc>
@@ -8465,7 +8455,7 @@
                 <w:sz w:val="17"/>
                 <w:szCs w:val="17"/>
               </w:rPr>
-              <w:t xml:space="preserve">설골 ↔ 갑상연골 상연</w:t>
+              <w:t xml:space="preserve">hyoid ↔ thyroid cartilage upper border</w:t>
             </w:r>
           </w:p>
         </w:tc>
@@ -8494,7 +8484,7 @@
                 <w:sz w:val="17"/>
                 <w:szCs w:val="17"/>
               </w:rPr>
-              <w:t xml:space="preserve">상후두 신경혈관다발이 뚫고 들어오는 곳 → 이상와암·성문상부암이 </w:t>
+              <w:t xml:space="preserve">superior laryngeal neurovascular bundle이 뚫고 들어오는 곳 → pyriform sinus cancer·supraglottic cancer이 </w:t>
             </w:r>
             <w:r>
               <w:rPr>
@@ -8504,17 +8494,17 @@
                 <w:sz w:val="17"/>
                 <w:szCs w:val="17"/>
               </w:rPr>
-              <w:t xml:space="preserve">후두 밖으로 나가는 경로</w:t>
-            </w:r>
-            <w:r>
-              <w:rPr>
-                <w:rFonts w:ascii="Malgun Gothic" w:cs="Malgun Gothic" w:eastAsia="Malgun Gothic" w:hAnsi="Malgun Gothic"/>
-                <w:b w:val="false"/>
-                <w:bCs w:val="false"/>
-                <w:sz w:val="17"/>
-                <w:szCs w:val="17"/>
-              </w:rPr>
-              <w:t xml:space="preserve">; 외후두류가 나오는 곳</w:t>
+              <w:t xml:space="preserve">larynx 밖으로 나가는 경로</w:t>
+            </w:r>
+            <w:r>
+              <w:rPr>
+                <w:rFonts w:ascii="Malgun Gothic" w:cs="Malgun Gothic" w:eastAsia="Malgun Gothic" w:hAnsi="Malgun Gothic"/>
+                <w:b w:val="false"/>
+                <w:bCs w:val="false"/>
+                <w:sz w:val="17"/>
+                <w:szCs w:val="17"/>
+              </w:rPr>
+              <w:t xml:space="preserve">; external laryngocele가 나오는 곳</w:t>
             </w:r>
           </w:p>
         </w:tc>
@@ -8548,17 +8538,7 @@
                 <w:sz w:val="17"/>
                 <w:szCs w:val="17"/>
               </w:rPr>
-              <w:t xml:space="preserve">설골후두개인대</w:t>
-            </w:r>
-            <w:r>
-              <w:rPr>
-                <w:rFonts w:ascii="Malgun Gothic" w:cs="Malgun Gothic" w:eastAsia="Malgun Gothic" w:hAnsi="Malgun Gothic"/>
-                <w:b w:val="false"/>
-                <w:bCs w:val="false"/>
-                <w:sz w:val="17"/>
-                <w:szCs w:val="17"/>
-              </w:rPr>
-              <w:t xml:space="preserve"> (hyoepiglottic lig.)</w:t>
+              <w:t xml:space="preserve">hyoepiglottic ligament</w:t>
             </w:r>
           </w:p>
         </w:tc>
@@ -8587,7 +8567,7 @@
                 <w:sz w:val="17"/>
                 <w:szCs w:val="17"/>
               </w:rPr>
-              <w:t xml:space="preserve">설골 ↔ 후두개 앞면</w:t>
+              <w:t xml:space="preserve">hyoid ↔ epiglottis 앞면</w:t>
             </w:r>
           </w:p>
         </w:tc>
@@ -8616,7 +8596,7 @@
                 <w:sz w:val="17"/>
                 <w:szCs w:val="17"/>
               </w:rPr>
-              <w:t xml:space="preserve">후두개앞공간의 </w:t>
+              <w:t xml:space="preserve">pre-epiglottic space의 </w:t>
             </w:r>
             <w:r>
               <w:rPr>
@@ -8636,7 +8616,7 @@
                 <w:sz w:val="17"/>
                 <w:szCs w:val="17"/>
               </w:rPr>
-              <w:t xml:space="preserve">. 후두개곡의 바닥</w:t>
+              <w:t xml:space="preserve">. vallecula의 바닥</w:t>
             </w:r>
           </w:p>
         </w:tc>
@@ -8670,17 +8650,7 @@
                 <w:sz w:val="17"/>
                 <w:szCs w:val="17"/>
               </w:rPr>
-              <w:t xml:space="preserve">갑상후두개인대</w:t>
-            </w:r>
-            <w:r>
-              <w:rPr>
-                <w:rFonts w:ascii="Malgun Gothic" w:cs="Malgun Gothic" w:eastAsia="Malgun Gothic" w:hAnsi="Malgun Gothic"/>
-                <w:b w:val="false"/>
-                <w:bCs w:val="false"/>
-                <w:sz w:val="17"/>
-                <w:szCs w:val="17"/>
-              </w:rPr>
-              <w:t xml:space="preserve"> (thyroepiglottic lig.)</w:t>
+              <w:t xml:space="preserve">thyroepiglottic ligament</w:t>
             </w:r>
           </w:p>
         </w:tc>
@@ -8709,7 +8679,7 @@
                 <w:sz w:val="17"/>
                 <w:szCs w:val="17"/>
               </w:rPr>
-              <w:t xml:space="preserve">후두개 줄기 ↔ 갑상연골 안쪽 (앞 교련 바로 위)</w:t>
+              <w:t xml:space="preserve">epiglottis petiole ↔ thyroid cartilage 안쪽 (anterior commissure 바로 위)</w:t>
             </w:r>
           </w:p>
         </w:tc>
@@ -8772,17 +8742,7 @@
                 <w:sz w:val="17"/>
                 <w:szCs w:val="17"/>
               </w:rPr>
-              <w:t xml:space="preserve">사각막</w:t>
-            </w:r>
-            <w:r>
-              <w:rPr>
-                <w:rFonts w:ascii="Malgun Gothic" w:cs="Malgun Gothic" w:eastAsia="Malgun Gothic" w:hAnsi="Malgun Gothic"/>
-                <w:b w:val="false"/>
-                <w:bCs w:val="false"/>
-                <w:sz w:val="17"/>
-                <w:szCs w:val="17"/>
-              </w:rPr>
-              <w:t xml:space="preserve"> (quadrangular membrane)</w:t>
+              <w:t xml:space="preserve">quadrangular membrane</w:t>
             </w:r>
           </w:p>
         </w:tc>
@@ -8811,7 +8771,7 @@
                 <w:sz w:val="17"/>
                 <w:szCs w:val="17"/>
               </w:rPr>
-              <w:t xml:space="preserve">후두개 옆 가장자리 ↔ 피열연골. 위 가장자리 = AE 주름, </w:t>
+              <w:t xml:space="preserve">epiglottis 옆 가장자리 ↔ arytenoid cartilage. 위 가장자리 = AE fold, </w:t>
             </w:r>
             <w:r>
               <w:rPr>
@@ -8821,7 +8781,7 @@
                 <w:sz w:val="17"/>
                 <w:szCs w:val="17"/>
               </w:rPr>
-              <w:t xml:space="preserve">아래 가장자리 = 전정인대(vestibular lig., 가성대의 뼈대)</w:t>
+              <w:t xml:space="preserve">아래 가장자리 = vestibular ligament(false vocal cord의 뼈대)</w:t>
             </w:r>
           </w:p>
         </w:tc>
@@ -8850,7 +8810,7 @@
                 <w:sz w:val="17"/>
                 <w:szCs w:val="17"/>
               </w:rPr>
-              <w:t xml:space="preserve">성문상부 옆공간의 </w:t>
+              <w:t xml:space="preserve">supraglottis paraglottic space의 </w:t>
             </w:r>
             <w:r>
               <w:rPr>
@@ -8904,17 +8864,17 @@
                 <w:sz w:val="17"/>
                 <w:szCs w:val="17"/>
               </w:rPr>
-              <w:t xml:space="preserve">탄력원뿔</w:t>
-            </w:r>
-            <w:r>
-              <w:rPr>
-                <w:rFonts w:ascii="Malgun Gothic" w:cs="Malgun Gothic" w:eastAsia="Malgun Gothic" w:hAnsi="Malgun Gothic"/>
-                <w:b w:val="false"/>
-                <w:bCs w:val="false"/>
-                <w:sz w:val="17"/>
-                <w:szCs w:val="17"/>
-              </w:rPr>
-              <w:t xml:space="preserve"> (conus elasticus, 윤상성대막 cricovocal membrane)</w:t>
+              <w:t xml:space="preserve">conus elasticus</w:t>
+            </w:r>
+            <w:r>
+              <w:rPr>
+                <w:rFonts w:ascii="Malgun Gothic" w:cs="Malgun Gothic" w:eastAsia="Malgun Gothic" w:hAnsi="Malgun Gothic"/>
+                <w:b w:val="false"/>
+                <w:bCs w:val="false"/>
+                <w:sz w:val="17"/>
+                <w:szCs w:val="17"/>
+              </w:rPr>
+              <w:t xml:space="preserve"> (cricovocal membrane)</w:t>
             </w:r>
           </w:p>
         </w:tc>
@@ -8943,7 +8903,7 @@
                 <w:sz w:val="17"/>
                 <w:szCs w:val="17"/>
               </w:rPr>
-              <w:t xml:space="preserve">윤상연골 상연 → 위로 올라가 </w:t>
+              <w:t xml:space="preserve">cricoid cartilage upper border → 위로 올라가 </w:t>
             </w:r>
             <w:r>
               <w:rPr>
@@ -8953,7 +8913,7 @@
                 <w:sz w:val="17"/>
                 <w:szCs w:val="17"/>
               </w:rPr>
-              <w:t xml:space="preserve">위쪽 자유 가장자리 = 성대인대(vocal lig.)</w:t>
+              <w:t xml:space="preserve">위쪽 자유 가장자리 = vocal ligament</w:t>
             </w:r>
             <w:r>
               <w:rPr>
@@ -8973,7 +8933,7 @@
                 <w:sz w:val="17"/>
                 <w:szCs w:val="17"/>
               </w:rPr>
-              <w:t xml:space="preserve">정중윤상갑상인대</w:t>
+              <w:t xml:space="preserve">median cricothyroid ligament</w:t>
             </w:r>
             <w:r>
               <w:rPr>
@@ -9012,7 +8972,7 @@
                 <w:sz w:val="17"/>
                 <w:szCs w:val="17"/>
               </w:rPr>
-              <w:t xml:space="preserve">성문·성문하부 </w:t>
+              <w:t xml:space="preserve">glottis·subglottis </w:t>
             </w:r>
             <w:r>
               <w:rPr>
@@ -9022,17 +8982,17 @@
                 <w:sz w:val="17"/>
                 <w:szCs w:val="17"/>
               </w:rPr>
-              <w:t xml:space="preserve">옆공간의 아래·안쪽 경계</w:t>
-            </w:r>
-            <w:r>
-              <w:rPr>
-                <w:rFonts w:ascii="Malgun Gothic" w:cs="Malgun Gothic" w:eastAsia="Malgun Gothic" w:hAnsi="Malgun Gothic"/>
-                <w:b w:val="false"/>
-                <w:bCs w:val="false"/>
-                <w:sz w:val="17"/>
-                <w:szCs w:val="17"/>
-              </w:rPr>
-              <w:t xml:space="preserve">. 성문하부로 내려가는 종양을 어느 정도 막는 장벽</w:t>
+              <w:t xml:space="preserve">paraglottic space의 아래·안쪽 경계</w:t>
+            </w:r>
+            <w:r>
+              <w:rPr>
+                <w:rFonts w:ascii="Malgun Gothic" w:cs="Malgun Gothic" w:eastAsia="Malgun Gothic" w:hAnsi="Malgun Gothic"/>
+                <w:b w:val="false"/>
+                <w:bCs w:val="false"/>
+                <w:sz w:val="17"/>
+                <w:szCs w:val="17"/>
+              </w:rPr>
+              <w:t xml:space="preserve">. subglottis로 내려가는 tumor을 어느 정도 막는 장벽</w:t>
             </w:r>
           </w:p>
         </w:tc>
@@ -9066,17 +9026,17 @@
                 <w:sz w:val="17"/>
                 <w:szCs w:val="17"/>
               </w:rPr>
-              <w:t xml:space="preserve">앞 교련 힘줄</w:t>
-            </w:r>
-            <w:r>
-              <w:rPr>
-                <w:rFonts w:ascii="Malgun Gothic" w:cs="Malgun Gothic" w:eastAsia="Malgun Gothic" w:hAnsi="Malgun Gothic"/>
-                <w:b w:val="false"/>
-                <w:bCs w:val="false"/>
-                <w:sz w:val="17"/>
-                <w:szCs w:val="17"/>
-              </w:rPr>
-              <w:t xml:space="preserve"> (anterior commissure tendon, Broyles ligament)</w:t>
+              <w:t xml:space="preserve">anterior commissure tendon</w:t>
+            </w:r>
+            <w:r>
+              <w:rPr>
+                <w:rFonts w:ascii="Malgun Gothic" w:cs="Malgun Gothic" w:eastAsia="Malgun Gothic" w:hAnsi="Malgun Gothic"/>
+                <w:b w:val="false"/>
+                <w:bCs w:val="false"/>
+                <w:sz w:val="17"/>
+                <w:szCs w:val="17"/>
+              </w:rPr>
+              <w:t xml:space="preserve"> (Broyles ligament)</w:t>
             </w:r>
           </w:p>
         </w:tc>
@@ -9105,7 +9065,7 @@
                 <w:sz w:val="17"/>
                 <w:szCs w:val="17"/>
               </w:rPr>
-              <w:t xml:space="preserve">양쪽 성대인대가 갑상연골 안쪽에 붙는 곳</w:t>
+              <w:t xml:space="preserve">양쪽 vocal ligament가 thyroid cartilage 안쪽에 붙는 곳</w:t>
             </w:r>
           </w:p>
         </w:tc>
@@ -9144,17 +9104,17 @@
                 <w:sz w:val="17"/>
                 <w:szCs w:val="17"/>
               </w:rPr>
-              <w:t xml:space="preserve">연골막(perichondrium)이 없다</w:t>
-            </w:r>
-            <w:r>
-              <w:rPr>
-                <w:rFonts w:ascii="Malgun Gothic" w:cs="Malgun Gothic" w:eastAsia="Malgun Gothic" w:hAnsi="Malgun Gothic"/>
-                <w:b w:val="false"/>
-                <w:bCs w:val="false"/>
-                <w:sz w:val="17"/>
-                <w:szCs w:val="17"/>
-              </w:rPr>
-              <w:t xml:space="preserve"> → 앞 교련 암이 </w:t>
+              <w:t xml:space="preserve">perichondrium이 없다</w:t>
+            </w:r>
+            <w:r>
+              <w:rPr>
+                <w:rFonts w:ascii="Malgun Gothic" w:cs="Malgun Gothic" w:eastAsia="Malgun Gothic" w:hAnsi="Malgun Gothic"/>
+                <w:b w:val="false"/>
+                <w:bCs w:val="false"/>
+                <w:sz w:val="17"/>
+                <w:szCs w:val="17"/>
+              </w:rPr>
+              <w:t xml:space="preserve"> → anterior commissure 암이 </w:t>
             </w:r>
             <w:r>
               <w:rPr>
@@ -9164,7 +9124,7 @@
                 <w:sz w:val="17"/>
                 <w:szCs w:val="17"/>
               </w:rPr>
-              <w:t xml:space="preserve">갑상연골로 직접 침범</w:t>
+              <w:t xml:space="preserve">thyroid cartilage로 직접 invasion</w:t>
             </w:r>
             <w:r>
               <w:rPr>
@@ -9193,7 +9153,7 @@
         <w:rPr>
           <w:rFonts w:ascii="Malgun Gothic" w:cs="Malgun Gothic" w:eastAsia="Malgun Gothic" w:hAnsi="Malgun Gothic"/>
         </w:rPr>
-        <w:t xml:space="preserve">8.3 후두의 깊은 공간 — 후두개앞공간과 후두옆공간</w:t>
+        <w:t xml:space="preserve">8.3 larynx의 깊은 space — pre-epiglottic space과 paraglottic space</w:t>
       </w:r>
     </w:p>
     <w:p>
@@ -9204,7 +9164,7 @@
         <w:rPr>
           <w:rFonts w:ascii="Malgun Gothic" w:cs="Malgun Gothic" w:eastAsia="Malgun Gothic" w:hAnsi="Malgun Gothic"/>
         </w:rPr>
-        <w:t xml:space="preserve">두 공간은 </w:t>
+        <w:t xml:space="preserve">두 space은 </w:t>
       </w:r>
       <w:r>
         <w:rPr>
@@ -9212,13 +9172,13 @@
           <w:b/>
           <w:bCs/>
         </w:rPr>
-        <w:t xml:space="preserve">지방으로 차 있고 서로 이어져 있다</w:t>
-      </w:r>
-      <w:r>
-        <w:rPr>
-          <w:rFonts w:ascii="Malgun Gothic" w:cs="Malgun Gothic" w:eastAsia="Malgun Gothic" w:hAnsi="Malgun Gothic"/>
-        </w:rPr>
-        <w:t xml:space="preserve">. CT/MRI에서 이 지방이 없어지는 것이 점막하 침범의 가장 중요한 소견이다. AJCC8에서 성문상부암은 후두개앞공간·후두옆공간 침범이 </w:t>
+        <w:t xml:space="preserve">fat으로 차 있고 서로 이어져 있다</w:t>
+      </w:r>
+      <w:r>
+        <w:rPr>
+          <w:rFonts w:ascii="Malgun Gothic" w:cs="Malgun Gothic" w:eastAsia="Malgun Gothic" w:hAnsi="Malgun Gothic"/>
+        </w:rPr>
+        <w:t xml:space="preserve">. CT/MRI에서 이 fat이 없어지는 것이 submucosal invasion의 가장 중요한 소견이다. AJCC8에서 supraglottic cancer은 pre-epiglottic space·paraglottic space invasion이 </w:t>
       </w:r>
       <w:r>
         <w:rPr>
@@ -9232,7 +9192,7 @@
         <w:rPr>
           <w:rFonts w:ascii="Malgun Gothic" w:cs="Malgun Gothic" w:eastAsia="Malgun Gothic" w:hAnsi="Malgun Gothic"/>
         </w:rPr>
-        <w:t xml:space="preserve">이고, 성문암은 후두옆공간 침범이 </w:t>
+        <w:t xml:space="preserve">이고, glottic cancer은 paraglottic space invasion이 </w:t>
       </w:r>
       <w:r>
         <w:rPr>
@@ -9246,7 +9206,7 @@
         <w:rPr>
           <w:rFonts w:ascii="Malgun Gothic" w:cs="Malgun Gothic" w:eastAsia="Malgun Gothic" w:hAnsi="Malgun Gothic"/>
         </w:rPr>
-        <w:t xml:space="preserve">이다(갑상연골 내피질 침범, 성대 고정도 T3).</w:t>
+        <w:t xml:space="preserve">이다(thyroid cartilage inner cortex invasion, vocal cord 고정도 T3).</w:t>
       </w:r>
     </w:p>
     <w:tbl>
@@ -9316,7 +9276,7 @@
                 <w:sz w:val="17"/>
                 <w:szCs w:val="17"/>
               </w:rPr>
-              <w:t xml:space="preserve">후두개앞공간 (pre-epiglottic space, PES)</w:t>
+              <w:t xml:space="preserve">pre-epiglottic space (PES)</w:t>
             </w:r>
           </w:p>
         </w:tc>
@@ -9347,7 +9307,7 @@
                 <w:sz w:val="17"/>
                 <w:szCs w:val="17"/>
               </w:rPr>
-              <w:t xml:space="preserve">후두옆공간 (paraglottic space, PGS)</w:t>
+              <w:t xml:space="preserve">paraglottic space (PGS)</w:t>
             </w:r>
           </w:p>
         </w:tc>
@@ -9410,7 +9370,7 @@
                 <w:sz w:val="17"/>
                 <w:szCs w:val="17"/>
               </w:rPr>
-              <w:t xml:space="preserve">후두개 앞 (정중부)</w:t>
+              <w:t xml:space="preserve">epiglottis 앞 (정중부)</w:t>
             </w:r>
           </w:p>
         </w:tc>
@@ -9439,7 +9399,7 @@
                 <w:sz w:val="17"/>
                 <w:szCs w:val="17"/>
               </w:rPr>
-              <w:t xml:space="preserve">후두 좌우 옆 (가성대·진성대의 바깥)</w:t>
+              <w:t xml:space="preserve">larynx 좌우 옆 (false vocal cord·true vocal cord의 바깥)</w:t>
             </w:r>
           </w:p>
         </w:tc>
@@ -9502,7 +9462,7 @@
                 <w:sz w:val="17"/>
                 <w:szCs w:val="17"/>
               </w:rPr>
-              <w:t xml:space="preserve">설골후두개인대</w:t>
+              <w:t xml:space="preserve">hyoepiglottic ligament</w:t>
             </w:r>
           </w:p>
         </w:tc>
@@ -9594,7 +9554,7 @@
                 <w:sz w:val="17"/>
                 <w:szCs w:val="17"/>
               </w:rPr>
-              <w:t xml:space="preserve">갑상설골막, 갑상연골</w:t>
+              <w:t xml:space="preserve">thyrohyoid membrane, thyroid cartilage</w:t>
             </w:r>
           </w:p>
         </w:tc>
@@ -9623,17 +9583,17 @@
                 <w:sz w:val="17"/>
                 <w:szCs w:val="17"/>
               </w:rPr>
-              <w:t xml:space="preserve">갑상연골 안쪽 연골막</w:t>
-            </w:r>
-            <w:r>
-              <w:rPr>
-                <w:rFonts w:ascii="Malgun Gothic" w:cs="Malgun Gothic" w:eastAsia="Malgun Gothic" w:hAnsi="Malgun Gothic"/>
-                <w:b w:val="false"/>
-                <w:bCs w:val="false"/>
-                <w:sz w:val="17"/>
-                <w:szCs w:val="17"/>
-              </w:rPr>
-              <w:t xml:space="preserve">; 아래쪽은 윤상갑상막</w:t>
+              <w:t xml:space="preserve">thyroid cartilage 안쪽 perichondrium</w:t>
+            </w:r>
+            <w:r>
+              <w:rPr>
+                <w:rFonts w:ascii="Malgun Gothic" w:cs="Malgun Gothic" w:eastAsia="Malgun Gothic" w:hAnsi="Malgun Gothic"/>
+                <w:b w:val="false"/>
+                <w:bCs w:val="false"/>
+                <w:sz w:val="17"/>
+                <w:szCs w:val="17"/>
+              </w:rPr>
+              <w:t xml:space="preserve">; 아래쪽은 cricothyroid membrane</w:t>
             </w:r>
           </w:p>
         </w:tc>
@@ -9696,7 +9656,7 @@
                 <w:sz w:val="17"/>
                 <w:szCs w:val="17"/>
               </w:rPr>
-              <w:t xml:space="preserve">설골하부 후두개, 갑상후두개인대</w:t>
+              <w:t xml:space="preserve">infrahyoid epiglottis, thyroepiglottic ligament</w:t>
             </w:r>
           </w:p>
         </w:tc>
@@ -9725,17 +9685,17 @@
                 <w:sz w:val="17"/>
                 <w:szCs w:val="17"/>
               </w:rPr>
-              <w:t xml:space="preserve">위쪽: 사각막 / 아래쪽: 탄력원뿔</w:t>
-            </w:r>
-            <w:r>
-              <w:rPr>
-                <w:rFonts w:ascii="Malgun Gothic" w:cs="Malgun Gothic" w:eastAsia="Malgun Gothic" w:hAnsi="Malgun Gothic"/>
-                <w:b w:val="false"/>
-                <w:bCs w:val="false"/>
-                <w:sz w:val="17"/>
-                <w:szCs w:val="17"/>
-              </w:rPr>
-              <w:t xml:space="preserve">; 후두실(ventricle)</w:t>
+              <w:t xml:space="preserve">위쪽: quadrangular membrane / 아래쪽: conus elasticus</w:t>
+            </w:r>
+            <w:r>
+              <w:rPr>
+                <w:rFonts w:ascii="Malgun Gothic" w:cs="Malgun Gothic" w:eastAsia="Malgun Gothic" w:hAnsi="Malgun Gothic"/>
+                <w:b w:val="false"/>
+                <w:bCs w:val="false"/>
+                <w:sz w:val="17"/>
+                <w:szCs w:val="17"/>
+              </w:rPr>
+              <w:t xml:space="preserve">; laryngeal ventricle</w:t>
             </w:r>
           </w:p>
         </w:tc>
@@ -9827,17 +9787,17 @@
                 <w:sz w:val="17"/>
                 <w:szCs w:val="17"/>
               </w:rPr>
-              <w:t xml:space="preserve">이상와 점막</w:t>
-            </w:r>
-            <w:r>
-              <w:rPr>
-                <w:rFonts w:ascii="Malgun Gothic" w:cs="Malgun Gothic" w:eastAsia="Malgun Gothic" w:hAnsi="Malgun Gothic"/>
-                <w:b w:val="false"/>
-                <w:bCs w:val="false"/>
-                <w:sz w:val="17"/>
-                <w:szCs w:val="17"/>
-              </w:rPr>
-              <w:t xml:space="preserve"> (이상와 안쪽벽과 맞닿음)</w:t>
+              <w:t xml:space="preserve">pyriform sinus mucosa</w:t>
+            </w:r>
+            <w:r>
+              <w:rPr>
+                <w:rFonts w:ascii="Malgun Gothic" w:cs="Malgun Gothic" w:eastAsia="Malgun Gothic" w:hAnsi="Malgun Gothic"/>
+                <w:b w:val="false"/>
+                <w:bCs w:val="false"/>
+                <w:sz w:val="17"/>
+                <w:szCs w:val="17"/>
+              </w:rPr>
+              <w:t xml:space="preserve"> (pyriform sinus medial wall과 맞닿음)</w:t>
             </w:r>
           </w:p>
         </w:tc>
@@ -9900,7 +9860,7 @@
                 <w:sz w:val="17"/>
                 <w:szCs w:val="17"/>
               </w:rPr>
-              <w:t xml:space="preserve">지방, 림프관, 혈관</w:t>
+              <w:t xml:space="preserve">fat, lymphatics, vessel</w:t>
             </w:r>
           </w:p>
         </w:tc>
@@ -9929,7 +9889,7 @@
                 <w:sz w:val="17"/>
                 <w:szCs w:val="17"/>
               </w:rPr>
-              <w:t xml:space="preserve">지방(성문상부), 갑상피열근(성문 높이), 후두소낭, 림프관</w:t>
+              <w:t xml:space="preserve">fat(supraglottis), thyroarytenoid muscle(glottis 높이), saccule, lymphatics</w:t>
             </w:r>
           </w:p>
         </w:tc>
@@ -9992,7 +9952,7 @@
                 <w:sz w:val="17"/>
                 <w:szCs w:val="17"/>
               </w:rPr>
-              <w:t xml:space="preserve">설골하부 후두개암·후두개곡/혀뿌리암이 들어감</w:t>
+              <w:t xml:space="preserve">infrahyoid epiglottic cancer·vallecula/tongue base cancer이 들어감</w:t>
             </w:r>
           </w:p>
         </w:tc>
@@ -10021,17 +9981,17 @@
                 <w:sz w:val="17"/>
                 <w:szCs w:val="17"/>
               </w:rPr>
-              <w:t xml:space="preserve">성문을 가로지르는(transglottic) 전파</w:t>
-            </w:r>
-            <w:r>
-              <w:rPr>
-                <w:rFonts w:ascii="Malgun Gothic" w:cs="Malgun Gothic" w:eastAsia="Malgun Gothic" w:hAnsi="Malgun Gothic"/>
-                <w:b w:val="false"/>
-                <w:bCs w:val="false"/>
-                <w:sz w:val="17"/>
-                <w:szCs w:val="17"/>
-              </w:rPr>
-              <w:t xml:space="preserve">의 통로; 이상와암의 후두 침범 경로; </w:t>
+              <w:t xml:space="preserve">glottis을 가로지르는(transglottic) spread</w:t>
+            </w:r>
+            <w:r>
+              <w:rPr>
+                <w:rFonts w:ascii="Malgun Gothic" w:cs="Malgun Gothic" w:eastAsia="Malgun Gothic" w:hAnsi="Malgun Gothic"/>
+                <w:b w:val="false"/>
+                <w:bCs w:val="false"/>
+                <w:sz w:val="17"/>
+                <w:szCs w:val="17"/>
+              </w:rPr>
+              <w:t xml:space="preserve">의 통로; pyriform sinus cancer의 larynx invasion 경로; </w:t>
             </w:r>
             <w:r>
               <w:rPr>
@@ -10041,7 +10001,7 @@
                 <w:sz w:val="17"/>
                 <w:szCs w:val="17"/>
               </w:rPr>
-              <w:t xml:space="preserve">성대 고정</w:t>
+              <w:t xml:space="preserve">vocal cord 고정</w:t>
             </w:r>
             <w:r>
               <w:rPr>
@@ -10073,7 +10033,7 @@
           <wp:inline distT="0" distB="0" distL="0" distR="0">
             <wp:extent cx="6096000" cy="4000500"/>
             <wp:effectExtent t="0" r="0" b="0" l="0"/>
-            <wp:docPr id="1" name="img/fig5.png" descr="그림 5. 후두 정중시상 모식도 — 후두개앞공간(PES, 노랑)의 천장은 설골후두개인대(초록)이다. 앞쪽은 갑상설골막과 갑상연골, 뒤쪽은 후두개가 경계를 이룬다. 후두개의 구멍(fenestrations)을 통해 후두개 암이 PES로 번진다. 앞 교련(빨간 원)에는 안쪽 연골막이 없다." title="그림 5. 후두 정중시상 모식도"/>
+            <wp:docPr id="1" name="img/fig5.png" descr="그림 5. larynx midsagittal 모식도 — pre-epiglottic space(PES, 노랑)의 천장은 hyoepiglottic ligament(초록)이다. 앞쪽은 thyrohyoid membrane과 thyroid cartilage, 뒤쪽은 epiglottis가 경계를 이룬다. epiglottis의 fenestrations을 통해 epiglottis 암이 PES로 번진다. anterior commissure(빨간 원)에는 안쪽 perichondrium이 없다." title="그림 5. larynx midsagittal 모식도"/>
             <wp:cNvGraphicFramePr>
               <a:graphicFrameLocks xmlns:a="http://schemas.openxmlformats.org/drawingml/2006/main" noChangeAspect="1"/>
             </wp:cNvGraphicFramePr>
@@ -10123,7 +10083,7 @@
           <w:sz w:val="18"/>
           <w:szCs w:val="18"/>
         </w:rPr>
-        <w:t xml:space="preserve">그림 5. 후두 정중시상 모식도 — 후두개앞공간(PES, 노랑)의 천장은 설골후두개인대(초록)이다. 앞쪽은 갑상설골막과 갑상연골, 뒤쪽은 후두개가 경계를 이룬다. 후두개의 구멍(fenestrations)을 통해 후두개 암이 PES로 번진다. 앞 교련(빨간 원)에는 안쪽 연골막이 없다.</w:t>
+        <w:t xml:space="preserve">그림 5. larynx midsagittal 모식도 — pre-epiglottic space(PES, 노랑)의 천장은 hyoepiglottic ligament(초록)이다. 앞쪽은 thyrohyoid membrane과 thyroid cartilage, 뒤쪽은 epiglottis가 경계를 이룬다. epiglottis의 fenestrations을 통해 epiglottis 암이 PES로 번진다. anterior commissure(빨간 원)에는 안쪽 perichondrium이 없다.</w:t>
       </w:r>
     </w:p>
     <w:p>
@@ -10157,13 +10117,13 @@
           <w:b/>
           <w:bCs/>
         </w:rPr>
-        <w:t xml:space="preserve">Reinke 공간</w:t>
-      </w:r>
-      <w:r>
-        <w:rPr>
-          <w:rFonts w:ascii="Malgun Gothic" w:cs="Malgun Gothic" w:eastAsia="Malgun Gothic" w:hAnsi="Malgun Gothic"/>
-        </w:rPr>
-        <w:t xml:space="preserve">: 진성대 점막 바로 아래의 얕은 고유판(superficial lamina propria). 부종이 생기면 Reinke 부종(흡연). 영상에서 따로 구분되지 않는다.</w:t>
+        <w:t xml:space="preserve">Reinke space</w:t>
+      </w:r>
+      <w:r>
+        <w:rPr>
+          <w:rFonts w:ascii="Malgun Gothic" w:cs="Malgun Gothic" w:eastAsia="Malgun Gothic" w:hAnsi="Malgun Gothic"/>
+        </w:rPr>
+        <w:t xml:space="preserve">: true vocal cord mucosa 바로 아래의 얕은 superficial lamina propria. edema이 생기면 Reinke edema(흡연). 영상에서 따로 구분되지 않는다.</w:t>
       </w:r>
     </w:p>
     <w:p>
@@ -10174,7 +10134,7 @@
         <w:rPr>
           <w:rFonts w:ascii="Malgun Gothic" w:cs="Malgun Gothic" w:eastAsia="Malgun Gothic" w:hAnsi="Malgun Gothic"/>
         </w:rPr>
-        <w:t xml:space="preserve">8.4 성문상부 · 성문 · 성문하부의 구분</w:t>
+        <w:t xml:space="preserve">8.4 supraglottis · glottis · subglottis의 구분</w:t>
       </w:r>
     </w:p>
     <w:tbl>
@@ -10319,7 +10279,7 @@
                 <w:sz w:val="17"/>
                 <w:szCs w:val="17"/>
               </w:rPr>
-              <w:t xml:space="preserve">림프 배액</w:t>
+              <w:t xml:space="preserve">lymph drainage</w:t>
             </w:r>
           </w:p>
         </w:tc>
@@ -10353,7 +10313,7 @@
                 <w:sz w:val="17"/>
                 <w:szCs w:val="17"/>
               </w:rPr>
-              <w:t xml:space="preserve">성문상부 (supraglottis)</w:t>
+              <w:t xml:space="preserve">supraglottis</w:t>
             </w:r>
           </w:p>
         </w:tc>
@@ -10382,7 +10342,7 @@
                 <w:sz w:val="17"/>
                 <w:szCs w:val="17"/>
               </w:rPr>
-              <w:t xml:space="preserve">설골상부 후두개(끝·혀쪽 면·후두쪽 면), AE 주름(후두쪽 면), 피열연골, 설골하부 후두개, </w:t>
+              <w:t xml:space="preserve">suprahyoid epiglottis(끝·tongue쪽 면·larynx쪽 면), AE fold(larynx쪽 면), arytenoid cartilage, infrahyoid epiglottis, </w:t>
             </w:r>
             <w:r>
               <w:rPr>
@@ -10392,17 +10352,17 @@
                 <w:sz w:val="17"/>
                 <w:szCs w:val="17"/>
               </w:rPr>
-              <w:t xml:space="preserve">가성대(false cords)</w:t>
-            </w:r>
-            <w:r>
-              <w:rPr>
-                <w:rFonts w:ascii="Malgun Gothic" w:cs="Malgun Gothic" w:eastAsia="Malgun Gothic" w:hAnsi="Malgun Gothic"/>
-                <w:b w:val="false"/>
-                <w:bCs w:val="false"/>
-                <w:sz w:val="17"/>
-                <w:szCs w:val="17"/>
-              </w:rPr>
-              <w:t xml:space="preserve">, 후두실</w:t>
+              <w:t xml:space="preserve">false vocal cords</w:t>
+            </w:r>
+            <w:r>
+              <w:rPr>
+                <w:rFonts w:ascii="Malgun Gothic" w:cs="Malgun Gothic" w:eastAsia="Malgun Gothic" w:hAnsi="Malgun Gothic"/>
+                <w:b w:val="false"/>
+                <w:bCs w:val="false"/>
+                <w:sz w:val="17"/>
+                <w:szCs w:val="17"/>
+              </w:rPr>
+              <w:t xml:space="preserve">, laryngeal ventricle</w:t>
             </w:r>
           </w:p>
         </w:tc>
@@ -10431,7 +10391,7 @@
                 <w:sz w:val="17"/>
                 <w:szCs w:val="17"/>
               </w:rPr>
-              <w:t xml:space="preserve">후두개 끝 → 후두실 가쪽 끝(apex)을 지나는 수평면</w:t>
+              <w:t xml:space="preserve">epiglottis 끝 → laryngeal ventricle 가쪽 끝(apex)을 지나는 수평면</w:t>
             </w:r>
           </w:p>
         </w:tc>
@@ -10470,7 +10430,7 @@
                 <w:sz w:val="17"/>
                 <w:szCs w:val="17"/>
               </w:rPr>
-              <w:t xml:space="preserve">, 양쪽 → level II–III. 초진 때 림프절 전이 흔함</w:t>
+              <w:t xml:space="preserve">, 양쪽 → level II–III. 초진 때 lymph node metastasis 흔함</w:t>
             </w:r>
           </w:p>
         </w:tc>
@@ -10504,7 +10464,7 @@
                 <w:sz w:val="17"/>
                 <w:szCs w:val="17"/>
               </w:rPr>
-              <w:t xml:space="preserve">성문 (glottis)</w:t>
+              <w:t xml:space="preserve">glottis</w:t>
             </w:r>
           </w:p>
         </w:tc>
@@ -10533,7 +10493,7 @@
                 <w:sz w:val="17"/>
                 <w:szCs w:val="17"/>
               </w:rPr>
-              <w:t xml:space="preserve">진성대(true cords)</w:t>
+              <w:t xml:space="preserve">true vocal cords</w:t>
             </w:r>
             <w:r>
               <w:rPr>
@@ -10553,7 +10513,7 @@
                 <w:sz w:val="17"/>
                 <w:szCs w:val="17"/>
               </w:rPr>
-              <w:t xml:space="preserve">앞 교련</w:t>
+              <w:t xml:space="preserve">anterior commissure</w:t>
             </w:r>
             <w:r>
               <w:rPr>
@@ -10573,7 +10533,7 @@
                 <w:sz w:val="17"/>
                 <w:szCs w:val="17"/>
               </w:rPr>
-              <w:t xml:space="preserve">뒤 교련</w:t>
+              <w:t xml:space="preserve">posterior commissure</w:t>
             </w:r>
           </w:p>
         </w:tc>
@@ -10602,7 +10562,7 @@
                 <w:sz w:val="17"/>
                 <w:szCs w:val="17"/>
               </w:rPr>
-              <w:t xml:space="preserve">후두실 가쪽 끝에서 아래로 두께 약 1 cm의 수평 구역</w:t>
+              <w:t xml:space="preserve">laryngeal ventricle 가쪽 끝에서 아래로 두께 약 1 cm의 수평 구역</w:t>
             </w:r>
           </w:p>
         </w:tc>
@@ -10641,7 +10601,7 @@
                 <w:sz w:val="17"/>
                 <w:szCs w:val="17"/>
               </w:rPr>
-              <w:t xml:space="preserve"> → 초기 성문암은 림프절 전이 드묾</w:t>
+              <w:t xml:space="preserve"> → 초기 glottic cancer은 lymph node metastasis 드묾</w:t>
             </w:r>
           </w:p>
         </w:tc>
@@ -10675,7 +10635,7 @@
                 <w:sz w:val="17"/>
                 <w:szCs w:val="17"/>
               </w:rPr>
-              <w:t xml:space="preserve">성문하부 (subglottis)</w:t>
+              <w:t xml:space="preserve">subglottis</w:t>
             </w:r>
           </w:p>
         </w:tc>
@@ -10704,7 +10664,7 @@
                 <w:sz w:val="17"/>
                 <w:szCs w:val="17"/>
               </w:rPr>
-              <w:t xml:space="preserve">성문 아래 ~ 윤상연골 하연</w:t>
+              <w:t xml:space="preserve">glottis 아래 ~ cricoid cartilage lower border</w:t>
             </w:r>
           </w:p>
         </w:tc>
@@ -10733,7 +10693,7 @@
                 <w:sz w:val="17"/>
                 <w:szCs w:val="17"/>
               </w:rPr>
-              <w:t xml:space="preserve">성문 하한 → 윤상연골 하연</w:t>
+              <w:t xml:space="preserve">glottis 하한 → cricoid cartilage lower border</w:t>
             </w:r>
           </w:p>
         </w:tc>
@@ -10762,7 +10722,7 @@
                 <w:sz w:val="17"/>
                 <w:szCs w:val="17"/>
               </w:rPr>
-              <w:t xml:space="preserve">level VI(후두앞 = </w:t>
+              <w:t xml:space="preserve">level VI(prelaryngeal = </w:t>
             </w:r>
             <w:r>
               <w:rPr>
@@ -10782,7 +10742,7 @@
                 <w:sz w:val="17"/>
                 <w:szCs w:val="17"/>
               </w:rPr>
-              <w:t xml:space="preserve"> 림프절, 기관앞, 기관옆), IV</w:t>
+              <w:t xml:space="preserve"> lymph node, pretracheal, paratracheal), IV</w:t>
             </w:r>
           </w:p>
         </w:tc>
@@ -10804,7 +10764,7 @@
           <wp:inline distT="0" distB="0" distL="0" distR="0">
             <wp:extent cx="6096000" cy="4219575"/>
             <wp:effectExtent t="0" r="0" b="0" l="0"/>
-            <wp:docPr id="1" name="img/fig4.png" descr="그림 6. 후두 관상 모식도 — 성문상부 PGS(지방)의 안쪽 경계는 사각막(파랑)이고, 성문·성문하부의 안쪽 경계는 탄력원뿔(주황)이다. 가성대와 진성대 사이가 후두실(ventricle of Morgagni)이고, 후두소낭(saccule)은 그 앞위쪽으로 뻗는다. 오른쪽 막대는 AJCC8 기준 성문상부·성문·성문하부의 구분이다." title="그림 6. 후두 관상 모식도"/>
+            <wp:docPr id="1" name="img/fig4.png" descr="그림 6. larynx coronal 모식도 — supraglottis PGS(fat)의 안쪽 경계는 quadrangular membrane(파랑)이고, glottis·subglottis의 안쪽 경계는 conus elasticus(주황)이다. false vocal cord와 true vocal cord 사이가 laryngeal ventricle(ventricle of Morgagni)이고, saccule은 그 앞위쪽으로 뻗는다. 오른쪽 막대는 AJCC8 기준 supraglottis·glottis·subglottis의 구분이다." title="그림 6. larynx coronal 모식도"/>
             <wp:cNvGraphicFramePr>
               <a:graphicFrameLocks xmlns:a="http://schemas.openxmlformats.org/drawingml/2006/main" noChangeAspect="1"/>
             </wp:cNvGraphicFramePr>
@@ -10854,7 +10814,7 @@
           <w:sz w:val="18"/>
           <w:szCs w:val="18"/>
         </w:rPr>
-        <w:t xml:space="preserve">그림 6. 후두 관상 모식도 — 성문상부 PGS(지방)의 안쪽 경계는 사각막(파랑)이고, 성문·성문하부의 안쪽 경계는 탄력원뿔(주황)이다. 가성대와 진성대 사이가 후두실(ventricle of Morgagni)이고, 후두소낭(saccule)은 그 앞위쪽으로 뻗는다. 오른쪽 막대는 AJCC8 기준 성문상부·성문·성문하부의 구분이다.</w:t>
+        <w:t xml:space="preserve">그림 6. larynx coronal 모식도 — supraglottis PGS(fat)의 안쪽 경계는 quadrangular membrane(파랑)이고, glottis·subglottis의 안쪽 경계는 conus elasticus(주황)이다. false vocal cord와 true vocal cord 사이가 laryngeal ventricle(ventricle of Morgagni)이고, saccule은 그 앞위쪽으로 뻗는다. 오른쪽 막대는 AJCC8 기준 supraglottis·glottis·subglottis의 구분이다.</w:t>
       </w:r>
     </w:p>
     <w:p>
@@ -10870,7 +10830,7 @@
           <w:sz w:val="15"/>
           <w:szCs w:val="15"/>
         </w:rPr>
-        <w:t xml:space="preserve">출처: 새로 그린 모식도(여러 관상면을 합친 것이며 실제 비율 아님). 근거: Gray; S&amp;C; AJCC8.</w:t>
+        <w:t xml:space="preserve">출처: 새로 그린 모식도(여러 coronal plane을 합친 것이며 실제 비율 아님). 근거: Gray; S&amp;C; AJCC8.</w:t>
       </w:r>
     </w:p>
     <w:p>
@@ -10894,7 +10854,7 @@
         <w:rPr>
           <w:rFonts w:ascii="Malgun Gothic" w:cs="Malgun Gothic" w:eastAsia="Malgun Gothic" w:hAnsi="Malgun Gothic"/>
         </w:rPr>
-        <w:t xml:space="preserve"> 성문의 아래 경계: AJCC는 "후두실 가쪽 끝에서 약 1 cm 아래"를 쓰지만, 일부 문헌·해부서는 "진성대 가장자리 아래 5 mm"를 쓴다. 판독할 때는 어느 기준인지 밝혀라.</w:t>
+        <w:t xml:space="preserve"> glottis의 아래 경계: AJCC는 "laryngeal ventricle 가쪽 끝에서 약 1 cm 아래"를 쓰지만, 일부 문헌·해부서는 "true vocal cord 가장자리 아래 5 mm"를 쓴다. 판독할 때는 어느 기준인지 밝혀라.</w:t>
       </w:r>
     </w:p>
     <w:p>
@@ -10918,7 +10878,7 @@
         <w:rPr>
           <w:rFonts w:ascii="Malgun Gothic" w:cs="Malgun Gothic" w:eastAsia="Malgun Gothic" w:hAnsi="Malgun Gothic"/>
         </w:rPr>
-        <w:t xml:space="preserve">: 성문상부와 성문·성문하부는 발생 기원이 달라 림프 배액이 나뉜다. 그래서 성문상부암은 비교적 오래 성문상부에 머무르는 경향이 있다(성문상부 후두부분절제술(supraglottic laryngectomy)의 근거). 다만 후두옆공간을 통하면 이 구분을 쉽게 넘는다. 발생 기원의 세부(어느 인두궁인지)는 교과서마다 기술이 조금 다르다.</w:t>
+        <w:t xml:space="preserve">: supraglottis와 glottis·subglottis는 발생 기원이 달라 lymph drainage이 나뉜다. 그래서 supraglottic cancer은 비교적 오래 supraglottis에 머무르는 경향이 있다(supraglottic laryngectomy의 근거). 다만 paraglottic space을 통하면 이 구분을 쉽게 넘는다. 발생 기원의 세부(어느 pharyngeal arch인지)는 교과서마다 기술이 조금 다르다.</w:t>
       </w:r>
     </w:p>
     <w:p>
@@ -10929,7 +10889,7 @@
         <w:rPr>
           <w:rFonts w:ascii="Malgun Gothic" w:cs="Malgun Gothic" w:eastAsia="Malgun Gothic" w:hAnsi="Malgun Gothic"/>
         </w:rPr>
-        <w:t xml:space="preserve">축상 CT에서 높이 구분하기 (판독에서 가장 실용적)</w:t>
+        <w:t xml:space="preserve">axial CT에서 높이 구분하기 (판독에서 가장 실용적)</w:t>
       </w:r>
     </w:p>
     <w:tbl>
@@ -11044,7 +11004,7 @@
                 <w:sz w:val="17"/>
                 <w:szCs w:val="17"/>
               </w:rPr>
-              <w:t xml:space="preserve">가성대 높이</w:t>
+              <w:t xml:space="preserve">false vocal cord 높이</w:t>
             </w:r>
           </w:p>
         </w:tc>
@@ -11073,7 +11033,7 @@
                 <w:sz w:val="17"/>
                 <w:szCs w:val="17"/>
               </w:rPr>
-              <w:t xml:space="preserve">점막 아래 후두옆공간에 </w:t>
+              <w:t xml:space="preserve">mucosa 아래 paraglottic space에 </w:t>
             </w:r>
             <w:r>
               <w:rPr>
@@ -11083,17 +11043,17 @@
                 <w:sz w:val="17"/>
                 <w:szCs w:val="17"/>
               </w:rPr>
-              <w:t xml:space="preserve">지방</w:t>
-            </w:r>
-            <w:r>
-              <w:rPr>
-                <w:rFonts w:ascii="Malgun Gothic" w:cs="Malgun Gothic" w:eastAsia="Malgun Gothic" w:hAnsi="Malgun Gothic"/>
-                <w:b w:val="false"/>
-                <w:bCs w:val="false"/>
-                <w:sz w:val="17"/>
-                <w:szCs w:val="17"/>
-              </w:rPr>
-              <w:t xml:space="preserve">(저음영)이 보임. 피열연골 윗부분·소각연골. 갑상연골 판 위쪽</w:t>
+              <w:t xml:space="preserve">fat</w:t>
+            </w:r>
+            <w:r>
+              <w:rPr>
+                <w:rFonts w:ascii="Malgun Gothic" w:cs="Malgun Gothic" w:eastAsia="Malgun Gothic" w:hAnsi="Malgun Gothic"/>
+                <w:b w:val="false"/>
+                <w:bCs w:val="false"/>
+                <w:sz w:val="17"/>
+                <w:szCs w:val="17"/>
+              </w:rPr>
+              <w:t xml:space="preserve">(low attenuation)이 보임. arytenoid cartilage 윗부분·corniculate cartilage. thyroid lamina 위쪽</w:t>
             </w:r>
           </w:p>
         </w:tc>
@@ -11127,7 +11087,7 @@
                 <w:sz w:val="17"/>
                 <w:szCs w:val="17"/>
               </w:rPr>
-              <w:t xml:space="preserve">후두실 높이</w:t>
+              <w:t xml:space="preserve">laryngeal ventricle 높이</w:t>
             </w:r>
           </w:p>
         </w:tc>
@@ -11156,7 +11116,7 @@
                 <w:sz w:val="17"/>
                 <w:szCs w:val="17"/>
               </w:rPr>
-              <w:t xml:space="preserve">축상에서는 잘 안 보임(얇은 공기층). </w:t>
+              <w:t xml:space="preserve">axial에서는 잘 안 보임(얇은 공기층). </w:t>
             </w:r>
             <w:r>
               <w:rPr>
@@ -11166,17 +11126,17 @@
                 <w:sz w:val="17"/>
                 <w:szCs w:val="17"/>
               </w:rPr>
-              <w:t xml:space="preserve">관상면 재구성</w:t>
-            </w:r>
-            <w:r>
-              <w:rPr>
-                <w:rFonts w:ascii="Malgun Gothic" w:cs="Malgun Gothic" w:eastAsia="Malgun Gothic" w:hAnsi="Malgun Gothic"/>
-                <w:b w:val="false"/>
-                <w:bCs w:val="false"/>
-                <w:sz w:val="17"/>
-                <w:szCs w:val="17"/>
-              </w:rPr>
-              <w:t xml:space="preserve">에서 가성대와 진성대 사이의 공기 틈으로 확인</w:t>
+              <w:t xml:space="preserve">coronal plane reformat</w:t>
+            </w:r>
+            <w:r>
+              <w:rPr>
+                <w:rFonts w:ascii="Malgun Gothic" w:cs="Malgun Gothic" w:eastAsia="Malgun Gothic" w:hAnsi="Malgun Gothic"/>
+                <w:b w:val="false"/>
+                <w:bCs w:val="false"/>
+                <w:sz w:val="17"/>
+                <w:szCs w:val="17"/>
+              </w:rPr>
+              <w:t xml:space="preserve">에서 false vocal cord와 true vocal cord 사이의 공기 틈으로 확인</w:t>
             </w:r>
           </w:p>
         </w:tc>
@@ -11210,7 +11170,7 @@
                 <w:sz w:val="17"/>
                 <w:szCs w:val="17"/>
               </w:rPr>
-              <w:t xml:space="preserve">진성대 높이</w:t>
+              <w:t xml:space="preserve">true vocal cord 높이</w:t>
             </w:r>
           </w:p>
         </w:tc>
@@ -11239,7 +11199,7 @@
                 <w:sz w:val="17"/>
                 <w:szCs w:val="17"/>
               </w:rPr>
-              <w:t xml:space="preserve">후두옆공간이 </w:t>
+              <w:t xml:space="preserve">paraglottic space이 </w:t>
             </w:r>
             <w:r>
               <w:rPr>
@@ -11249,17 +11209,17 @@
                 <w:sz w:val="17"/>
                 <w:szCs w:val="17"/>
               </w:rPr>
-              <w:t xml:space="preserve">근육(갑상피열근)</w:t>
-            </w:r>
-            <w:r>
-              <w:rPr>
-                <w:rFonts w:ascii="Malgun Gothic" w:cs="Malgun Gothic" w:eastAsia="Malgun Gothic" w:hAnsi="Malgun Gothic"/>
-                <w:b w:val="false"/>
-                <w:bCs w:val="false"/>
-                <w:sz w:val="17"/>
-                <w:szCs w:val="17"/>
-              </w:rPr>
-              <w:t xml:space="preserve">으로 차 있고 지방은 거의 없음. </w:t>
+              <w:t xml:space="preserve">thyroarytenoid muscle</w:t>
+            </w:r>
+            <w:r>
+              <w:rPr>
+                <w:rFonts w:ascii="Malgun Gothic" w:cs="Malgun Gothic" w:eastAsia="Malgun Gothic" w:hAnsi="Malgun Gothic"/>
+                <w:b w:val="false"/>
+                <w:bCs w:val="false"/>
+                <w:sz w:val="17"/>
+                <w:szCs w:val="17"/>
+              </w:rPr>
+              <w:t xml:space="preserve">으로 차 있고 fat은 거의 없음. </w:t>
             </w:r>
             <w:r>
               <w:rPr>
@@ -11269,7 +11229,7 @@
                 <w:sz w:val="17"/>
                 <w:szCs w:val="17"/>
               </w:rPr>
-              <w:t xml:space="preserve">피열연골 성대돌기</w:t>
+              <w:t xml:space="preserve">arytenoid cartilage vocal process</w:t>
             </w:r>
             <w:r>
               <w:rPr>
@@ -11289,17 +11249,17 @@
                 <w:sz w:val="17"/>
                 <w:szCs w:val="17"/>
               </w:rPr>
-              <w:t xml:space="preserve">윤상연골 판 윗부분</w:t>
-            </w:r>
-            <w:r>
-              <w:rPr>
-                <w:rFonts w:ascii="Malgun Gothic" w:cs="Malgun Gothic" w:eastAsia="Malgun Gothic" w:hAnsi="Malgun Gothic"/>
-                <w:b w:val="false"/>
-                <w:bCs w:val="false"/>
-                <w:sz w:val="17"/>
-                <w:szCs w:val="17"/>
-              </w:rPr>
-              <w:t xml:space="preserve">이 같은 단면에 나옴. 앞 교련 점막은 매우 얇음</w:t>
+              <w:t xml:space="preserve">cricoid lamina 윗부분</w:t>
+            </w:r>
+            <w:r>
+              <w:rPr>
+                <w:rFonts w:ascii="Malgun Gothic" w:cs="Malgun Gothic" w:eastAsia="Malgun Gothic" w:hAnsi="Malgun Gothic"/>
+                <w:b w:val="false"/>
+                <w:bCs w:val="false"/>
+                <w:sz w:val="17"/>
+                <w:szCs w:val="17"/>
+              </w:rPr>
+              <w:t xml:space="preserve">이 같은 단면에 나옴. anterior commissure mucosa은 매우 얇음</w:t>
             </w:r>
           </w:p>
         </w:tc>
@@ -11333,7 +11293,7 @@
                 <w:sz w:val="17"/>
                 <w:szCs w:val="17"/>
               </w:rPr>
-              <w:t xml:space="preserve">성문하부</w:t>
+              <w:t xml:space="preserve">subglottis</w:t>
             </w:r>
           </w:p>
         </w:tc>
@@ -11362,7 +11322,7 @@
                 <w:sz w:val="17"/>
                 <w:szCs w:val="17"/>
               </w:rPr>
-              <w:t xml:space="preserve">윤상연골 고리 안쪽에 공기. 기도와 윤상연골 사이에 </w:t>
+              <w:t xml:space="preserve">cricoid cartilage 고리 안쪽에 공기. airway와 cricoid cartilage 사이에 </w:t>
             </w:r>
             <w:r>
               <w:rPr>
@@ -11372,7 +11332,7 @@
                 <w:sz w:val="17"/>
                 <w:szCs w:val="17"/>
               </w:rPr>
-              <w:t xml:space="preserve">연부조직이 거의 없어야 정상</w:t>
+              <w:t xml:space="preserve">soft tissue이 거의 없어야 정상</w:t>
             </w:r>
             <w:r>
               <w:rPr>
@@ -11404,7 +11364,7 @@
           <wp:inline distT="0" distB="0" distL="0" distR="0">
             <wp:extent cx="6096000" cy="3543300"/>
             <wp:effectExtent t="0" r="0" b="0" l="0"/>
-            <wp:docPr id="1" name="img/fig6.png" descr="그림 7. 축상 CT 높이 구분 모식도 — (A) 가성대 높이: 후두옆공간에 지방(저음영)이 있고 피열연골 윗부분이 보인다. (B) 진성대 높이: 갑상피열근이 후두옆공간을 채워 지방이 없고, 피열연골 성대돌기와 윤상연골 판 윗부분이 보인다. 앞 교련 점막은 얇다." title="그림 7. 축상 CT 높이 구분 모식도"/>
+            <wp:docPr id="1" name="img/fig6.png" descr="그림 7. axial CT 높이 구분 모식도 — (A) false vocal cord 높이: paraglottic space에 fat(low attenuation)이 있고 arytenoid cartilage 윗부분이 보인다. (B) true vocal cord 높이: thyroarytenoid muscle이 paraglottic space을 채워 fat이 없고, arytenoid cartilage vocal process와 cricoid lamina 윗부분이 보인다. anterior commissure mucosa은 얇다." title="그림 7. axial CT 높이 구분 모식도"/>
             <wp:cNvGraphicFramePr>
               <a:graphicFrameLocks xmlns:a="http://schemas.openxmlformats.org/drawingml/2006/main" noChangeAspect="1"/>
             </wp:cNvGraphicFramePr>
@@ -11454,7 +11414,7 @@
           <w:sz w:val="18"/>
           <w:szCs w:val="18"/>
         </w:rPr>
-        <w:t xml:space="preserve">그림 7. 축상 CT 높이 구분 모식도 — (A) 가성대 높이: 후두옆공간에 지방(저음영)이 있고 피열연골 윗부분이 보인다. (B) 진성대 높이: 갑상피열근이 후두옆공간을 채워 지방이 없고, 피열연골 성대돌기와 윤상연골 판 윗부분이 보인다. 앞 교련 점막은 얇다.</w:t>
+        <w:t xml:space="preserve">그림 7. axial CT 높이 구분 모식도 — (A) false vocal cord 높이: paraglottic space에 fat(low attenuation)이 있고 arytenoid cartilage 윗부분이 보인다. (B) true vocal cord 높이: thyroarytenoid muscle이 paraglottic space을 채워 fat이 없고, arytenoid cartilage vocal process와 cricoid lamina 윗부분이 보인다. anterior commissure mucosa은 얇다.</w:t>
       </w:r>
     </w:p>
     <w:p>
@@ -11488,7 +11448,7 @@
           <w:b/>
           <w:bCs/>
         </w:rPr>
-        <w:t xml:space="preserve">앞 교련 두께</w:t>
+        <w:t xml:space="preserve">anterior commissure 두께</w:t>
       </w:r>
       <w:r>
         <w:rPr>
@@ -11508,7 +11468,7 @@
         <w:rPr>
           <w:rFonts w:ascii="Malgun Gothic" w:cs="Malgun Gothic" w:eastAsia="Malgun Gothic" w:hAnsi="Malgun Gothic"/>
         </w:rPr>
-        <w:t xml:space="preserve">이면 종양을 의심하는 기준이 흔히 쓰인다 </w:t>
+        <w:t xml:space="preserve">이면 tumor을 의심하는 기준이 흔히 쓰인다 </w:t>
       </w:r>
       <w:r>
         <w:rPr>
@@ -11522,7 +11482,7 @@
         <w:rPr>
           <w:rFonts w:ascii="Malgun Gothic" w:cs="Malgun Gothic" w:eastAsia="Malgun Gothic" w:hAnsi="Malgun Gothic"/>
         </w:rPr>
-        <w:t xml:space="preserve">. 숨을 쉬는 중 성대가 벌어진 상태에서 평가해야 한다.</w:t>
+        <w:t xml:space="preserve">. 숨을 쉬는 중 vocal cord가 벌어진 상태에서 평가해야 한다.</w:t>
       </w:r>
     </w:p>
     <w:p>
@@ -11533,7 +11493,7 @@
         <w:rPr>
           <w:rFonts w:ascii="Malgun Gothic" w:cs="Malgun Gothic" w:eastAsia="Malgun Gothic" w:hAnsi="Malgun Gothic"/>
         </w:rPr>
-        <w:t xml:space="preserve">8.5 후두내근과 신경</w:t>
+        <w:t xml:space="preserve">8.5 intrinsic laryngeal muscle과 nerve</w:t>
       </w:r>
     </w:p>
     <w:tbl>
@@ -11584,7 +11544,7 @@
                 <w:sz w:val="17"/>
                 <w:szCs w:val="17"/>
               </w:rPr>
-              <w:t xml:space="preserve">근육</w:t>
+              <w:t xml:space="preserve">muscle</w:t>
             </w:r>
           </w:p>
         </w:tc>
@@ -11646,7 +11606,7 @@
                 <w:sz w:val="17"/>
                 <w:szCs w:val="17"/>
               </w:rPr>
-              <w:t xml:space="preserve">신경</w:t>
+              <w:t xml:space="preserve">nerve</w:t>
             </w:r>
           </w:p>
         </w:tc>
@@ -11680,17 +11640,17 @@
                 <w:sz w:val="17"/>
                 <w:szCs w:val="17"/>
               </w:rPr>
-              <w:t xml:space="preserve">뒤윤상피열근</w:t>
-            </w:r>
-            <w:r>
-              <w:rPr>
-                <w:rFonts w:ascii="Malgun Gothic" w:cs="Malgun Gothic" w:eastAsia="Malgun Gothic" w:hAnsi="Malgun Gothic"/>
-                <w:b w:val="false"/>
-                <w:bCs w:val="false"/>
-                <w:sz w:val="17"/>
-                <w:szCs w:val="17"/>
-              </w:rPr>
-              <w:t xml:space="preserve"> (posterior cricoarytenoid, PCA)</w:t>
+              <w:t xml:space="preserve">posterior cricoarytenoid muscle</w:t>
+            </w:r>
+            <w:r>
+              <w:rPr>
+                <w:rFonts w:ascii="Malgun Gothic" w:cs="Malgun Gothic" w:eastAsia="Malgun Gothic" w:hAnsi="Malgun Gothic"/>
+                <w:b w:val="false"/>
+                <w:bCs w:val="false"/>
+                <w:sz w:val="17"/>
+                <w:szCs w:val="17"/>
+              </w:rPr>
+              <w:t xml:space="preserve"> (PCA)</w:t>
             </w:r>
           </w:p>
         </w:tc>
@@ -11719,17 +11679,17 @@
                 <w:sz w:val="17"/>
                 <w:szCs w:val="17"/>
               </w:rPr>
-              <w:t xml:space="preserve">유일한 성대 외전근</w:t>
-            </w:r>
-            <w:r>
-              <w:rPr>
-                <w:rFonts w:ascii="Malgun Gothic" w:cs="Malgun Gothic" w:eastAsia="Malgun Gothic" w:hAnsi="Malgun Gothic"/>
-                <w:b w:val="false"/>
-                <w:bCs w:val="false"/>
-                <w:sz w:val="17"/>
-                <w:szCs w:val="17"/>
-              </w:rPr>
-              <w:t xml:space="preserve"> (성문을 연다)</w:t>
+              <w:t xml:space="preserve">유일한 vocal cord abductor</w:t>
+            </w:r>
+            <w:r>
+              <w:rPr>
+                <w:rFonts w:ascii="Malgun Gothic" w:cs="Malgun Gothic" w:eastAsia="Malgun Gothic" w:hAnsi="Malgun Gothic"/>
+                <w:b w:val="false"/>
+                <w:bCs w:val="false"/>
+                <w:sz w:val="17"/>
+                <w:szCs w:val="17"/>
+              </w:rPr>
+              <w:t xml:space="preserve"> (glottis을 연다)</w:t>
             </w:r>
           </w:p>
         </w:tc>
@@ -11758,7 +11718,7 @@
                 <w:sz w:val="17"/>
                 <w:szCs w:val="17"/>
               </w:rPr>
-              <w:t xml:space="preserve">되돌이후두신경 (RLN)</w:t>
+              <w:t xml:space="preserve">recurrent laryngeal nerve (RLN)</w:t>
             </w:r>
           </w:p>
         </w:tc>
@@ -11792,7 +11752,7 @@
                 <w:sz w:val="17"/>
                 <w:szCs w:val="17"/>
               </w:rPr>
-              <w:t xml:space="preserve">외측윤상피열근 (lateral cricoarytenoid)</w:t>
+              <w:t xml:space="preserve">lateral cricoarytenoid muscle</w:t>
             </w:r>
           </w:p>
         </w:tc>
@@ -11821,7 +11781,7 @@
                 <w:sz w:val="17"/>
                 <w:szCs w:val="17"/>
               </w:rPr>
-              <w:t xml:space="preserve">내전</w:t>
+              <w:t xml:space="preserve">adduction</w:t>
             </w:r>
           </w:p>
         </w:tc>
@@ -11884,7 +11844,7 @@
                 <w:sz w:val="17"/>
                 <w:szCs w:val="17"/>
               </w:rPr>
-              <w:t xml:space="preserve">피열근 (interarytenoid; 가로·빗)</w:t>
+              <w:t xml:space="preserve">interarytenoid muscle (transverse·oblique)</w:t>
             </w:r>
           </w:p>
         </w:tc>
@@ -11913,7 +11873,7 @@
                 <w:sz w:val="17"/>
                 <w:szCs w:val="17"/>
               </w:rPr>
-              <w:t xml:space="preserve">내전 (피열연골을 모음)</w:t>
+              <w:t xml:space="preserve">adduction (arytenoid cartilage을 모음)</w:t>
             </w:r>
           </w:p>
         </w:tc>
@@ -11942,7 +11902,7 @@
                 <w:sz w:val="17"/>
                 <w:szCs w:val="17"/>
               </w:rPr>
-              <w:t xml:space="preserve">RLN (양쪽 신경 지배를 받는다는 기술이 있음)</w:t>
+              <w:t xml:space="preserve">RLN (양쪽 nerve 지배를 받는다는 기술이 있음)</w:t>
             </w:r>
           </w:p>
         </w:tc>
@@ -11976,7 +11936,7 @@
                 <w:sz w:val="17"/>
                 <w:szCs w:val="17"/>
               </w:rPr>
-              <w:t xml:space="preserve">갑상피열근 (thyroarytenoid) / 성대근 (vocalis)</w:t>
+              <w:t xml:space="preserve">thyroarytenoid muscle / vocalis muscle</w:t>
             </w:r>
           </w:p>
         </w:tc>
@@ -12005,7 +11965,7 @@
                 <w:sz w:val="17"/>
                 <w:szCs w:val="17"/>
               </w:rPr>
-              <w:t xml:space="preserve">성대 이완·짧게 함; 성대근은 긴장 조절 (진성대의 근육 덩어리)</w:t>
+              <w:t xml:space="preserve">vocal cord 이완·짧게 함; vocalis muscle은 긴장 조절 (true vocal cord의 muscle 덩어리)</w:t>
             </w:r>
           </w:p>
         </w:tc>
@@ -12068,17 +12028,7 @@
                 <w:sz w:val="17"/>
                 <w:szCs w:val="17"/>
               </w:rPr>
-              <w:t xml:space="preserve">윤상갑상근</w:t>
-            </w:r>
-            <w:r>
-              <w:rPr>
-                <w:rFonts w:ascii="Malgun Gothic" w:cs="Malgun Gothic" w:eastAsia="Malgun Gothic" w:hAnsi="Malgun Gothic"/>
-                <w:b w:val="false"/>
-                <w:bCs w:val="false"/>
-                <w:sz w:val="17"/>
-                <w:szCs w:val="17"/>
-              </w:rPr>
-              <w:t xml:space="preserve"> (cricothyroid)</w:t>
+              <w:t xml:space="preserve">cricothyroid muscle</w:t>
             </w:r>
           </w:p>
         </w:tc>
@@ -12107,7 +12057,7 @@
                 <w:sz w:val="17"/>
                 <w:szCs w:val="17"/>
               </w:rPr>
-              <w:t xml:space="preserve">성대 </w:t>
+              <w:t xml:space="preserve">vocal cord </w:t>
             </w:r>
             <w:r>
               <w:rPr>
@@ -12156,17 +12106,17 @@
                 <w:sz w:val="17"/>
                 <w:szCs w:val="17"/>
               </w:rPr>
-              <w:t xml:space="preserve">상후두신경 외지(external branch of SLN)</w:t>
-            </w:r>
-            <w:r>
-              <w:rPr>
-                <w:rFonts w:ascii="Malgun Gothic" w:cs="Malgun Gothic" w:eastAsia="Malgun Gothic" w:hAnsi="Malgun Gothic"/>
-                <w:b w:val="false"/>
-                <w:bCs w:val="false"/>
-                <w:sz w:val="17"/>
-                <w:szCs w:val="17"/>
-              </w:rPr>
-              <w:t xml:space="preserve"> — RLN이 지배하지 않는 유일한 후두내근</w:t>
+              <w:t xml:space="preserve">external branch of SLN</w:t>
+            </w:r>
+            <w:r>
+              <w:rPr>
+                <w:rFonts w:ascii="Malgun Gothic" w:cs="Malgun Gothic" w:eastAsia="Malgun Gothic" w:hAnsi="Malgun Gothic"/>
+                <w:b w:val="false"/>
+                <w:bCs w:val="false"/>
+                <w:sz w:val="17"/>
+                <w:szCs w:val="17"/>
+              </w:rPr>
+              <w:t xml:space="preserve"> — RLN이 지배하지 않는 유일한 intrinsic laryngeal muscle</w:t>
             </w:r>
           </w:p>
         </w:tc>
@@ -12192,13 +12142,13 @@
           <w:b/>
           <w:bCs/>
         </w:rPr>
-        <w:t xml:space="preserve">감각</w:t>
-      </w:r>
-      <w:r>
-        <w:rPr>
-          <w:rFonts w:ascii="Malgun Gothic" w:cs="Malgun Gothic" w:eastAsia="Malgun Gothic" w:hAnsi="Malgun Gothic"/>
-        </w:rPr>
-        <w:t xml:space="preserve">: 성대 위쪽 = 상후두신경 내지(갑상설골막을 통과). 성대 아래쪽 = RLN.</w:t>
+        <w:t xml:space="preserve">sensory</w:t>
+      </w:r>
+      <w:r>
+        <w:rPr>
+          <w:rFonts w:ascii="Malgun Gothic" w:cs="Malgun Gothic" w:eastAsia="Malgun Gothic" w:hAnsi="Malgun Gothic"/>
+        </w:rPr>
+        <w:t xml:space="preserve">: vocal cord 위쪽 = internal branch of SLN(thyrohyoid membrane을 통과). vocal cord 아래쪽 = RLN.</w:t>
       </w:r>
     </w:p>
     <w:p>
@@ -12230,13 +12180,13 @@
           <w:b/>
           <w:bCs/>
         </w:rPr>
-        <w:t xml:space="preserve">대동맥궁</w:t>
-      </w:r>
-      <w:r>
-        <w:rPr>
-          <w:rFonts w:ascii="Malgun Gothic" w:cs="Malgun Gothic" w:eastAsia="Malgun Gothic" w:hAnsi="Malgun Gothic"/>
-        </w:rPr>
-        <w:t xml:space="preserve">(동맥관인대) 아래를 돌아 올라감. 오른쪽 = </w:t>
+        <w:t xml:space="preserve">aortic arch</w:t>
+      </w:r>
+      <w:r>
+        <w:rPr>
+          <w:rFonts w:ascii="Malgun Gothic" w:cs="Malgun Gothic" w:eastAsia="Malgun Gothic" w:hAnsi="Malgun Gothic"/>
+        </w:rPr>
+        <w:t xml:space="preserve">(ligamentum arteriosum) 아래를 돌아 올라감. 오른쪽 = </w:t>
       </w:r>
       <w:r>
         <w:rPr>
@@ -12244,13 +12194,13 @@
           <w:b/>
           <w:bCs/>
         </w:rPr>
-        <w:t xml:space="preserve">쇄골하동맥</w:t>
-      </w:r>
-      <w:r>
-        <w:rPr>
-          <w:rFonts w:ascii="Malgun Gothic" w:cs="Malgun Gothic" w:eastAsia="Malgun Gothic" w:hAnsi="Malgun Gothic"/>
-        </w:rPr>
-        <w:t xml:space="preserve"> 아래를 돌아 올라감. 둘 다 기관식도고랑(tracheoesophageal groove)을 따라 올라가 윤상갑상관절 뒤로 후두에 들어간다. </w:t>
+        <w:t xml:space="preserve">subclavian artery</w:t>
+      </w:r>
+      <w:r>
+        <w:rPr>
+          <w:rFonts w:ascii="Malgun Gothic" w:cs="Malgun Gothic" w:eastAsia="Malgun Gothic" w:hAnsi="Malgun Gothic"/>
+        </w:rPr>
+        <w:t xml:space="preserve"> 아래를 돌아 올라감. 둘 다 tracheoesophageal groove을 따라 올라가 cricothyroid joint 뒤로 larynx에 들어간다. </w:t>
       </w:r>
       <w:r>
         <w:rPr>
@@ -12258,7 +12208,7 @@
           <w:b/>
           <w:bCs/>
         </w:rPr>
-        <w:t xml:space="preserve">비되돌이 오른후두신경(nonrecurrent RLN)</w:t>
+        <w:t xml:space="preserve">nonrecurrent right laryngeal nerve</w:t>
       </w:r>
       <w:r>
         <w:rPr>
@@ -12272,7 +12222,7 @@
           <w:b/>
           <w:bCs/>
         </w:rPr>
-        <w:t xml:space="preserve">이상 오른쪽 쇄골하동맥(aberrant right subclavian a.)</w:t>
+        <w:t xml:space="preserve">aberrant right subclavian artery</w:t>
       </w:r>
       <w:r>
         <w:rPr>
@@ -12296,13 +12246,13 @@
           <w:b/>
           <w:bCs/>
         </w:rPr>
-        <w:t xml:space="preserve">성대마비 원인을 찾을 때 촬영 범위</w:t>
-      </w:r>
-      <w:r>
-        <w:rPr>
-          <w:rFonts w:ascii="Malgun Gothic" w:cs="Malgun Gothic" w:eastAsia="Malgun Gothic" w:hAnsi="Malgun Gothic"/>
-        </w:rPr>
-        <w:t xml:space="preserve">: 뇌간·두개저(미주신경 기시부)부터 </w:t>
+        <w:t xml:space="preserve">vocal cord palsy 원인을 찾을 때 촬영 범위</w:t>
+      </w:r>
+      <w:r>
+        <w:rPr>
+          <w:rFonts w:ascii="Malgun Gothic" w:cs="Malgun Gothic" w:eastAsia="Malgun Gothic" w:hAnsi="Malgun Gothic"/>
+        </w:rPr>
+        <w:t xml:space="preserve">: brainstem·skull base(vagus nerve origin부)부터 </w:t>
       </w:r>
       <w:r>
         <w:rPr>
@@ -12310,13 +12260,13 @@
           <w:b/>
           <w:bCs/>
         </w:rPr>
-        <w:t xml:space="preserve">왼쪽은 대동맥폐동맥창(aortopulmonary window)</w:t>
-      </w:r>
-      <w:r>
-        <w:rPr>
-          <w:rFonts w:ascii="Malgun Gothic" w:cs="Malgun Gothic" w:eastAsia="Malgun Gothic" w:hAnsi="Malgun Gothic"/>
-        </w:rPr>
-        <w:t xml:space="preserve">까지, 오른쪽은 쇄골하동맥 높이까지.</w:t>
+        <w:t xml:space="preserve">왼쪽은 aortopulmonary window</w:t>
+      </w:r>
+      <w:r>
+        <w:rPr>
+          <w:rFonts w:ascii="Malgun Gothic" w:cs="Malgun Gothic" w:eastAsia="Malgun Gothic" w:hAnsi="Malgun Gothic"/>
+        </w:rPr>
+        <w:t xml:space="preserve">까지, 오른쪽은 subclavian artery 높이까지.</w:t>
       </w:r>
     </w:p>
     <w:p>
@@ -12330,7 +12280,7 @@
           <wp:inline distT="0" distB="0" distL="0" distR="0">
             <wp:extent cx="6096000" cy="5324475"/>
             <wp:effectExtent t="0" r="0" b="0" l="0"/>
-            <wp:docPr id="1" name="img/fig8.png" descr="그림 8. 후두 신경 모식도(앞에서 본 모습) — 상후두신경 내지(성대 위 감각, 갑상설골막 통과)와 외지(윤상갑상근만 지배). 오른쪽 RLN은 쇄골하동맥 아래를, 왼쪽 RLN은 동맥관인대 부위의 대동맥궁 아래를 돌아 기관식도고랑으로 올라간다." title="그림 8. 후두 신경 모식도(앞에서 본 모습)"/>
+            <wp:docPr id="1" name="img/fig8.png" descr="그림 8. larynx nerve 모식도(앞에서 본 모습) — internal branch of SLN(vocal cord 위 sensory, thyrohyoid membrane 통과)와 external branch(cricothyroid muscle만 지배). 오른쪽 RLN은 subclavian artery 아래를, 왼쪽 RLN은 ligamentum arteriosum 부위의 aortic arch 아래를 돌아 tracheoesophageal groove으로 올라간다." title="그림 8. larynx nerve 모식도(앞에서 본 모습)"/>
             <wp:cNvGraphicFramePr>
               <a:graphicFrameLocks xmlns:a="http://schemas.openxmlformats.org/drawingml/2006/main" noChangeAspect="1"/>
             </wp:cNvGraphicFramePr>
@@ -12380,7 +12330,7 @@
           <w:sz w:val="18"/>
           <w:szCs w:val="18"/>
         </w:rPr>
-        <w:t xml:space="preserve">그림 8. 후두 신경 모식도(앞에서 본 모습) — 상후두신경 내지(성대 위 감각, 갑상설골막 통과)와 외지(윤상갑상근만 지배). 오른쪽 RLN은 쇄골하동맥 아래를, 왼쪽 RLN은 동맥관인대 부위의 대동맥궁 아래를 돌아 기관식도고랑으로 올라간다.</w:t>
+        <w:t xml:space="preserve">그림 8. larynx nerve 모식도(앞에서 본 모습) — internal branch of SLN(vocal cord 위 sensory, thyrohyoid membrane 통과)와 external branch(cricothyroid muscle만 지배). 오른쪽 RLN은 subclavian artery 아래를, 왼쪽 RLN은 ligamentum arteriosum 부위의 aortic arch 아래를 돌아 tracheoesophageal groove으로 올라간다.</w:t>
       </w:r>
     </w:p>
     <w:p>
@@ -12396,7 +12346,7 @@
           <w:sz w:val="15"/>
           <w:szCs w:val="15"/>
         </w:rPr>
-        <w:t xml:space="preserve">출처: 새로 그린 모식도(혈관 형태는 단순화함). 근거: Gray; Paquette CM et al. RadioGraphics 2012;32:721–740 (PMID 22582356).</w:t>
+        <w:t xml:space="preserve">출처: 새로 그린 모식도(vessel 형태는 단순화함). 근거: Gray; Paquette CM et al. RadioGraphics 2012;32:721–740 (PMID 22582356).</w:t>
       </w:r>
     </w:p>
     <w:p>
@@ -12414,13 +12364,13 @@
           <w:b/>
           <w:bCs/>
         </w:rPr>
-        <w:t xml:space="preserve">성대마비의 영상 소견 (마비된 쪽)</w:t>
-      </w:r>
-      <w:r>
-        <w:rPr>
-          <w:rFonts w:ascii="Malgun Gothic" w:cs="Malgun Gothic" w:eastAsia="Malgun Gothic" w:hAnsi="Malgun Gothic"/>
-        </w:rPr>
-        <w:t xml:space="preserve">: 이상와 확장, 후두실 확장, 피열연골이 안쪽·앞쪽으로 돌거나 기울어짐, AE 주름이 두꺼워지고 안쪽으로 이동, 성대가 정중 가까이(paramedian) 위치, 시간이 지나면 </w:t>
+        <w:t xml:space="preserve">vocal cord palsy의 영상 소견 (마비된 쪽)</w:t>
+      </w:r>
+      <w:r>
+        <w:rPr>
+          <w:rFonts w:ascii="Malgun Gothic" w:cs="Malgun Gothic" w:eastAsia="Malgun Gothic" w:hAnsi="Malgun Gothic"/>
+        </w:rPr>
+        <w:t xml:space="preserve">: pyriform sinus 확장, laryngeal ventricle 확장, arytenoid cartilage이 안쪽·앞쪽으로 돌거나 기울어짐, AE fold이 두꺼워지고 안쪽으로 이동, vocal cord가 paramedian 위치, 시간이 지나면 </w:t>
       </w:r>
       <w:r>
         <w:rPr>
@@ -12428,13 +12378,13 @@
           <w:b/>
           <w:bCs/>
         </w:rPr>
-        <w:t xml:space="preserve">뒤윤상피열근 위축</w:t>
-      </w:r>
-      <w:r>
-        <w:rPr>
-          <w:rFonts w:ascii="Malgun Gothic" w:cs="Malgun Gothic" w:eastAsia="Malgun Gothic" w:hAnsi="Malgun Gothic"/>
-        </w:rPr>
-        <w:t xml:space="preserve">(지방 변성). → 이 소견이 한쪽 후두 종괴처럼 보일 수 있다(</w:t>
+        <w:t xml:space="preserve">posterior cricoarytenoid muscle atrophy</w:t>
+      </w:r>
+      <w:r>
+        <w:rPr>
+          <w:rFonts w:ascii="Malgun Gothic" w:cs="Malgun Gothic" w:eastAsia="Malgun Gothic" w:hAnsi="Malgun Gothic"/>
+        </w:rPr>
+        <w:t xml:space="preserve">(fatty degeneration). → 이 소견이 한쪽 larynx mass처럼 보일 수 있다(</w:t>
       </w:r>
       <w:r>
         <w:rPr>
@@ -12442,7 +12392,7 @@
           <w:b/>
           <w:bCs/>
         </w:rPr>
-        <w:t xml:space="preserve">가성 종양</w:t>
+        <w:t xml:space="preserve">pseudotumor</w:t>
       </w:r>
       <w:r>
         <w:rPr>
@@ -12466,13 +12416,13 @@
           <w:b/>
           <w:bCs/>
         </w:rPr>
-        <w:t xml:space="preserve">혈관</w:t>
-      </w:r>
-      <w:r>
-        <w:rPr>
-          <w:rFonts w:ascii="Malgun Gothic" w:cs="Malgun Gothic" w:eastAsia="Malgun Gothic" w:hAnsi="Malgun Gothic"/>
-        </w:rPr>
-        <w:t xml:space="preserve">: 상후두동맥(상갑상동맥의 가지; 갑상설골막을 통과), 하후두동맥(하갑상동맥의 가지; RLN과 함께 들어감).</w:t>
+        <w:t xml:space="preserve">vessel</w:t>
+      </w:r>
+      <w:r>
+        <w:rPr>
+          <w:rFonts w:ascii="Malgun Gothic" w:cs="Malgun Gothic" w:eastAsia="Malgun Gothic" w:hAnsi="Malgun Gothic"/>
+        </w:rPr>
+        <w:t xml:space="preserve">: superior laryngeal artery(superior thyroid artery의 가지; thyrohyoid membrane을 통과), inferior laryngeal artery(inferior thyroid artery의 가지; RLN과 함께 들어감).</w:t>
       </w:r>
     </w:p>
     <w:p>
@@ -12488,7 +12438,7 @@
           <w:sz w:val="16"/>
           <w:szCs w:val="16"/>
         </w:rPr>
-        <w:t xml:space="preserve">[근거] Gray (laryngeal cartilages, membranes, muscles, nerves); AJCC8 (Larynx subsites, T3 정의); S&amp;C; DI-HN (Larynx 장); Curtin HD. Imaging of the larynx: current concepts. Radiology 1989;173:1–11; Becker M. Radiol Clin North Am 1998;36:891–920; Joshi VM, Wadhwa V, Mukherji SK. Imaging in laryngeal cancers. Indian J Radiol Imaging 2012;22:209–226. 성대마비 영상 소견: Paquette CM, Manos DC, Psooy BJ. Unilateral vocal cord paralysis: a review of CT findings, mediastinal causes, and the course of the recurrent laryngeal nerves. RadioGraphics 2012;32:721–740.</w:t>
+        <w:t xml:space="preserve">[근거] Gray (laryngeal cartilages, membranes, muscles, nerves); AJCC8 (Larynx subsites, T3 정의); S&amp;C; DI-HN (Larynx 장); Curtin HD. Imaging of the larynx: current concepts. Radiology 1989;173:1–11; Becker M. Radiol Clin North Am 1998;36:891–920; Joshi VM, Wadhwa V, Mukherji SK. Imaging in laryngeal cancers. Indian J Radiol Imaging 2012;22:209–226. vocal cord palsy 영상 소견: Paquette CM, Manos DC, Psooy BJ. Unilateral vocal cord paralysis: a review of CT findings, mediastinal causes, and the course of the recurrent laryngeal nerves. RadioGraphics 2012;32:721–740.</w:t>
       </w:r>
     </w:p>
     <w:p>
@@ -12499,7 +12449,7 @@
         <w:rPr>
           <w:rFonts w:ascii="Malgun Gothic" w:cs="Malgun Gothic" w:eastAsia="Malgun Gothic" w:hAnsi="Malgun Gothic"/>
         </w:rPr>
-        <w:t xml:space="preserve">9. 인두 주변 공간과의 관계 (요약)</w:t>
+        <w:t xml:space="preserve">9. pharynx 주변 space과의 관계 (요약)</w:t>
       </w:r>
     </w:p>
     <w:tbl>
@@ -12550,7 +12500,7 @@
                 <w:sz w:val="17"/>
                 <w:szCs w:val="17"/>
               </w:rPr>
-              <w:t xml:space="preserve">공간</w:t>
+              <w:t xml:space="preserve">space</w:t>
             </w:r>
           </w:p>
         </w:tc>
@@ -12581,7 +12531,7 @@
                 <w:sz w:val="17"/>
                 <w:szCs w:val="17"/>
               </w:rPr>
-              <w:t xml:space="preserve">인두·후두와의 관계</w:t>
+              <w:t xml:space="preserve">pharynx·larynx와의 관계</w:t>
             </w:r>
           </w:p>
         </w:tc>
@@ -12612,7 +12562,7 @@
                 <w:sz w:val="17"/>
                 <w:szCs w:val="17"/>
               </w:rPr>
-              <w:t xml:space="preserve">인두 종양이 들어가면</w:t>
+              <w:t xml:space="preserve">pharynx tumor이 들어가면</w:t>
             </w:r>
           </w:p>
         </w:tc>
@@ -12646,7 +12596,7 @@
                 <w:sz w:val="17"/>
                 <w:szCs w:val="17"/>
               </w:rPr>
-              <w:t xml:space="preserve">인두주위공간 (PPS, 경돌앞 prestyloid)</w:t>
+              <w:t xml:space="preserve">parapharyngeal space (PPS, prestyloid)</w:t>
             </w:r>
           </w:p>
         </w:tc>
@@ -12675,7 +12625,7 @@
                 <w:sz w:val="17"/>
                 <w:szCs w:val="17"/>
               </w:rPr>
-              <w:t xml:space="preserve">PMS 바깥. 지방으로 차 있고 비인두·구인두 높이에 있는 </w:t>
+              <w:t xml:space="preserve">PMS 바깥. fat으로 차 있고 nasopharynx·oropharynx 높이에 있는 </w:t>
             </w:r>
             <w:r>
               <w:rPr>
@@ -12685,7 +12635,7 @@
                 <w:sz w:val="17"/>
                 <w:szCs w:val="17"/>
               </w:rPr>
-              <w:t xml:space="preserve">역삼각형 공간</w:t>
+              <w:t xml:space="preserve">역삼각형 space</w:t>
             </w:r>
           </w:p>
         </w:tc>
@@ -12714,7 +12664,7 @@
                 <w:sz w:val="17"/>
                 <w:szCs w:val="17"/>
               </w:rPr>
-              <w:t xml:space="preserve">비인두암(Morgagni동 경유), 편도암. 비인두암은 PPS 침범 시 T2 (AJCC8)</w:t>
+              <w:t xml:space="preserve">NPC(sinus of Morgagni 경유), tonsillar cancer. NPC은 PPS invasion 시 T2 (AJCC8)</w:t>
             </w:r>
           </w:p>
         </w:tc>
@@ -12748,7 +12698,7 @@
                 <w:sz w:val="17"/>
                 <w:szCs w:val="17"/>
               </w:rPr>
-              <w:t xml:space="preserve">저작근공간 (MS)</w:t>
+              <w:t xml:space="preserve">masticator space (MS)</w:t>
             </w:r>
           </w:p>
         </w:tc>
@@ -12806,7 +12756,7 @@
                 <w:sz w:val="17"/>
                 <w:szCs w:val="17"/>
               </w:rPr>
-              <w:t xml:space="preserve">익돌근 침범 → 개구장애(trismus). AJCC8 비인두암: 내측·외측익돌근 침범은 </w:t>
+              <w:t xml:space="preserve">pterygoid muscle invasion → trismus. AJCC8 NPC: medial·lateral pterygoid invasion은 </w:t>
             </w:r>
             <w:r>
               <w:rPr>
@@ -12826,7 +12776,7 @@
                 <w:sz w:val="17"/>
                 <w:szCs w:val="17"/>
               </w:rPr>
-              <w:t xml:space="preserve">, 외측익돌근 바깥면을 넘는 광범위한 연부조직 침범은 T4. p16 음성 구인두암: 내측익돌근은 T4a, 외측익돌근·익돌판은 T4b</w:t>
+              <w:t xml:space="preserve">, lateral pterygoid 바깥면을 넘는 광범위한 soft tissue invasion은 T4. p16-negative oropharyngeal cancer: medial pterygoid은 T4a, lateral pterygoid·pterygoid plate은 T4b</w:t>
             </w:r>
           </w:p>
         </w:tc>
@@ -12860,7 +12810,7 @@
                 <w:sz w:val="17"/>
                 <w:szCs w:val="17"/>
               </w:rPr>
-              <w:t xml:space="preserve">경동맥공간 (CS, 경돌뒤 poststyloid)</w:t>
+              <w:t xml:space="preserve">carotid space (CS, poststyloid)</w:t>
             </w:r>
           </w:p>
         </w:tc>
@@ -12918,7 +12868,7 @@
                 <w:sz w:val="17"/>
                 <w:szCs w:val="17"/>
               </w:rPr>
-              <w:t xml:space="preserve">경동맥을 둘러싸면(encasement, 흔히 270° 이상) 절제 불가능으로 보는 경우가 많음</w:t>
+              <w:t xml:space="preserve">carotid artery을 둘러싸면(encasement, 흔히 270° 이상) resection 불가능으로 보는 경우가 많음</w:t>
             </w:r>
           </w:p>
         </w:tc>
@@ -12952,7 +12902,7 @@
                 <w:sz w:val="17"/>
                 <w:szCs w:val="17"/>
               </w:rPr>
-              <w:t xml:space="preserve">인두후공간 (RPS)</w:t>
+              <w:t xml:space="preserve">retropharyngeal space (RPS)</w:t>
             </w:r>
           </w:p>
         </w:tc>
@@ -12981,7 +12931,7 @@
                 <w:sz w:val="17"/>
                 <w:szCs w:val="17"/>
               </w:rPr>
-              <w:t xml:space="preserve">인두 뒤</w:t>
+              <w:t xml:space="preserve">pharynx 뒤</w:t>
             </w:r>
           </w:p>
         </w:tc>
@@ -13010,7 +12960,7 @@
                 <w:sz w:val="17"/>
                 <w:szCs w:val="17"/>
               </w:rPr>
-              <w:t xml:space="preserve">인두후 림프절 전이. 뒷벽 암의 직접 전파</w:t>
+              <w:t xml:space="preserve">retropharyngeal node metastasis. posterior wall 암의 직접 spread</w:t>
             </w:r>
           </w:p>
         </w:tc>
@@ -13044,7 +12994,7 @@
                 <w:sz w:val="17"/>
                 <w:szCs w:val="17"/>
               </w:rPr>
-              <w:t xml:space="preserve">척추앞공간 (PVS)</w:t>
+              <w:t xml:space="preserve">prevertebral space (PVS)</w:t>
             </w:r>
           </w:p>
         </w:tc>
@@ -13102,7 +13052,7 @@
                 <w:sz w:val="17"/>
                 <w:szCs w:val="17"/>
               </w:rPr>
-              <w:t xml:space="preserve">척추앞근막 침범 = 대부분 절제 불가 (비인두암에서 척추앞근육 침범 자체는 AJCC8 T2)</w:t>
+              <w:t xml:space="preserve">prevertebral fascia invasion = 대부분 resection 불가 (NPC에서 prevertebral muscle invasion 자체는 AJCC8 T2)</w:t>
             </w:r>
           </w:p>
         </w:tc>
@@ -13136,7 +13086,7 @@
                 <w:sz w:val="17"/>
                 <w:szCs w:val="17"/>
               </w:rPr>
-              <w:t xml:space="preserve">내장공간 (visceral space, 설골하부)</w:t>
+              <w:t xml:space="preserve">visceral space (infrahyoid)</w:t>
             </w:r>
           </w:p>
         </w:tc>
@@ -13165,7 +13115,7 @@
                 <w:sz w:val="17"/>
                 <w:szCs w:val="17"/>
               </w:rPr>
-              <w:t xml:space="preserve">하인두·후두·기관·식도·갑상선을 둘러쌈</w:t>
+              <w:t xml:space="preserve">hypopharynx·larynx·trachea·esophagus·thyroid gland을 둘러쌈</w:t>
             </w:r>
           </w:p>
         </w:tc>
@@ -13194,7 +13144,7 @@
                 <w:sz w:val="17"/>
                 <w:szCs w:val="17"/>
               </w:rPr>
-              <w:t xml:space="preserve">하인두·후두암이 갑상선·식도로 퍼지는 경로</w:t>
+              <w:t xml:space="preserve">hypopharynx·laryngeal cancer이 thyroid gland·esophagus로 퍼지는 경로</w:t>
             </w:r>
           </w:p>
         </w:tc>
@@ -13218,7 +13168,7 @@
           <w:sz w:val="16"/>
           <w:szCs w:val="16"/>
         </w:rPr>
-        <w:t xml:space="preserve">[근거] DI-HN (각 space 장); S&amp;C; AJCC8 (T 병기). 경동맥 둘러쌈 기준은 문헌마다 표현이 다르다(예: 270° 이상).</w:t>
+        <w:t xml:space="preserve">[근거] DI-HN (각 space 장); S&amp;C; AJCC8 (T stage). carotid artery 둘러쌈 기준은 문헌마다 표현이 다르다(예: 270° 이상).</w:t>
       </w:r>
     </w:p>
     <w:p>
@@ -13247,13 +13197,13 @@
           <w:b/>
           <w:bCs/>
         </w:rPr>
-        <w:t xml:space="preserve">연골 골화가 비대칭이거나 골화되지 않은 부분</w:t>
-      </w:r>
-      <w:r>
-        <w:rPr>
-          <w:rFonts w:ascii="Malgun Gothic" w:cs="Malgun Gothic" w:eastAsia="Malgun Gothic" w:hAnsi="Malgun Gothic"/>
-        </w:rPr>
-        <w:t xml:space="preserve">: 갑상연골·피열연골은 골화가 고르지 않다. 골화 안 된 초자연골은 CT에서 연부조직처럼 보여 종양 침범으로 착각할 수 있다. CT에서 </w:t>
+        <w:t xml:space="preserve">cartilage ossification가 비대칭이거나 ossification되지 않은 부분</w:t>
+      </w:r>
+      <w:r>
+        <w:rPr>
+          <w:rFonts w:ascii="Malgun Gothic" w:cs="Malgun Gothic" w:eastAsia="Malgun Gothic" w:hAnsi="Malgun Gothic"/>
+        </w:rPr>
+        <w:t xml:space="preserve">: thyroid cartilage·arytenoid cartilage은 ossification가 고르지 않다. ossification 안 된 hyaline cartilage은 CT에서 soft tissue처럼 보여 tumor invasion으로 착각할 수 있다. CT에서 </w:t>
       </w:r>
       <w:r>
         <w:rPr>
@@ -13261,13 +13211,13 @@
           <w:b/>
           <w:bCs/>
         </w:rPr>
-        <w:t xml:space="preserve">경화(sclerosis)만으로는 특이도가 낮다</w:t>
-      </w:r>
-      <w:r>
-        <w:rPr>
-          <w:rFonts w:ascii="Malgun Gothic" w:cs="Malgun Gothic" w:eastAsia="Malgun Gothic" w:hAnsi="Malgun Gothic"/>
-        </w:rPr>
-        <w:t xml:space="preserve">. MRI에서는 T2 신호와 조영증강 정도로 종양과 염증성 변화를 구분한다(Becker 2008).</w:t>
+        <w:t xml:space="preserve">sclerosis만으로는 specificity가 낮다</w:t>
+      </w:r>
+      <w:r>
+        <w:rPr>
+          <w:rFonts w:ascii="Malgun Gothic" w:cs="Malgun Gothic" w:eastAsia="Malgun Gothic" w:hAnsi="Malgun Gothic"/>
+        </w:rPr>
+        <w:t xml:space="preserve">. MRI에서는 T2 신호와 enhancement 정도로 tumor과 inflammatory 변화를 구분한다(Becker 2008).</w:t>
       </w:r>
     </w:p>
     <w:p>
@@ -13285,13 +13235,13 @@
           <w:b/>
           <w:bCs/>
         </w:rPr>
-        <w:t xml:space="preserve">허탈된 이상와</w:t>
-      </w:r>
-      <w:r>
-        <w:rPr>
-          <w:rFonts w:ascii="Malgun Gothic" w:cs="Malgun Gothic" w:eastAsia="Malgun Gothic" w:hAnsi="Malgun Gothic"/>
-        </w:rPr>
-        <w:t xml:space="preserve">: 종양처럼 보인다 → 변형 Valsalva로 다시 찍는다.</w:t>
+        <w:t xml:space="preserve">허탈된 pyriform sinus</w:t>
+      </w:r>
+      <w:r>
+        <w:rPr>
+          <w:rFonts w:ascii="Malgun Gothic" w:cs="Malgun Gothic" w:eastAsia="Malgun Gothic" w:hAnsi="Malgun Gothic"/>
+        </w:rPr>
+        <w:t xml:space="preserve">: tumor처럼 보인다 → modified Valsalva로 다시 찍는다.</w:t>
       </w:r>
     </w:p>
     <w:p>
@@ -13309,7 +13259,7 @@
           <w:b/>
           <w:bCs/>
         </w:rPr>
-        <w:t xml:space="preserve">Rosenmüller 와의 비대칭</w:t>
+        <w:t xml:space="preserve">fossa of Rosenmüller의 비대칭</w:t>
       </w:r>
       <w:r>
         <w:rPr>
@@ -13323,13 +13273,13 @@
           <w:b/>
           <w:bCs/>
         </w:rPr>
-        <w:t xml:space="preserve">아데노이드·설편도의 비대칭</w:t>
-      </w:r>
-      <w:r>
-        <w:rPr>
-          <w:rFonts w:ascii="Malgun Gothic" w:cs="Malgun Gothic" w:eastAsia="Malgun Gothic" w:hAnsi="Malgun Gothic"/>
-        </w:rPr>
-        <w:t xml:space="preserve">: 흔한 정상 변이. 깊은 층(인두기저근막, PPS) 침범이 없으면 조심해서 해석한다.</w:t>
+        <w:t xml:space="preserve">adenoid·lingual tonsil의 비대칭</w:t>
+      </w:r>
+      <w:r>
+        <w:rPr>
+          <w:rFonts w:ascii="Malgun Gothic" w:cs="Malgun Gothic" w:eastAsia="Malgun Gothic" w:hAnsi="Malgun Gothic"/>
+        </w:rPr>
+        <w:t xml:space="preserve">: 흔한 정상 변이. 깊은 층(pharyngobasilar fascia, PPS) invasion이 없으면 조심해서 해석한다.</w:t>
       </w:r>
     </w:p>
     <w:p>
@@ -13353,7 +13303,7 @@
         <w:rPr>
           <w:rFonts w:ascii="Malgun Gothic" w:cs="Malgun Gothic" w:eastAsia="Malgun Gothic" w:hAnsi="Malgun Gothic"/>
         </w:rPr>
-        <w:t xml:space="preserve">: 인두 뒷벽 종괴처럼 보인다.</w:t>
+        <w:t xml:space="preserve">: pharynx posterior wall mass처럼 보인다.</w:t>
       </w:r>
     </w:p>
     <w:p>
@@ -13371,13 +13321,13 @@
           <w:b/>
           <w:bCs/>
         </w:rPr>
-        <w:t xml:space="preserve">성대마비 가성 종양</w:t>
-      </w:r>
-      <w:r>
-        <w:rPr>
-          <w:rFonts w:ascii="Malgun Gothic" w:cs="Malgun Gothic" w:eastAsia="Malgun Gothic" w:hAnsi="Malgun Gothic"/>
-        </w:rPr>
-        <w:t xml:space="preserve">: 반대쪽(정상 쪽)을 병변으로 착각하거나, 마비된 쪽의 확장된 이상와·후두실을 놓친다.</w:t>
+        <w:t xml:space="preserve">vocal cord palsy pseudotumor</w:t>
+      </w:r>
+      <w:r>
+        <w:rPr>
+          <w:rFonts w:ascii="Malgun Gothic" w:cs="Malgun Gothic" w:eastAsia="Malgun Gothic" w:hAnsi="Malgun Gothic"/>
+        </w:rPr>
+        <w:t xml:space="preserve">: 반대쪽(정상 쪽)을 병변으로 착각하거나, 마비된 쪽의 확장된 pyriform sinus·laryngeal ventricle을 놓친다.</w:t>
       </w:r>
     </w:p>
     <w:p>
@@ -13395,13 +13345,13 @@
           <w:b/>
           <w:bCs/>
         </w:rPr>
-        <w:t xml:space="preserve">후두소낭 / 후두류</w:t>
-      </w:r>
-      <w:r>
-        <w:rPr>
-          <w:rFonts w:ascii="Malgun Gothic" w:cs="Malgun Gothic" w:eastAsia="Malgun Gothic" w:hAnsi="Malgun Gothic"/>
-        </w:rPr>
-        <w:t xml:space="preserve">: 공기나 액체가 차면 낭종·종양처럼 보인다. </w:t>
+        <w:t xml:space="preserve">saccule / laryngocele</w:t>
+      </w:r>
+      <w:r>
+        <w:rPr>
+          <w:rFonts w:ascii="Malgun Gothic" w:cs="Malgun Gothic" w:eastAsia="Malgun Gothic" w:hAnsi="Malgun Gothic"/>
+        </w:rPr>
+        <w:t xml:space="preserve">: 공기나 액체가 차면 cyst·tumor처럼 보인다. </w:t>
       </w:r>
       <w:r>
         <w:rPr>
@@ -13409,13 +13359,13 @@
           <w:b/>
           <w:bCs/>
         </w:rPr>
-        <w:t xml:space="preserve">속후두류(internal)</w:t>
-      </w:r>
-      <w:r>
-        <w:rPr>
-          <w:rFonts w:ascii="Malgun Gothic" w:cs="Malgun Gothic" w:eastAsia="Malgun Gothic" w:hAnsi="Malgun Gothic"/>
-        </w:rPr>
-        <w:t xml:space="preserve"> = 후두옆공간 안에 있음, </w:t>
+        <w:t xml:space="preserve">internal laryngocele</w:t>
+      </w:r>
+      <w:r>
+        <w:rPr>
+          <w:rFonts w:ascii="Malgun Gothic" w:cs="Malgun Gothic" w:eastAsia="Malgun Gothic" w:hAnsi="Malgun Gothic"/>
+        </w:rPr>
+        <w:t xml:space="preserve"> = paraglottic space 안에 있음, </w:t>
       </w:r>
       <w:r>
         <w:rPr>
@@ -13423,13 +13373,13 @@
           <w:b/>
           <w:bCs/>
         </w:rPr>
-        <w:t xml:space="preserve">바깥/혼합형(external/mixed)</w:t>
-      </w:r>
-      <w:r>
-        <w:rPr>
-          <w:rFonts w:ascii="Malgun Gothic" w:cs="Malgun Gothic" w:eastAsia="Malgun Gothic" w:hAnsi="Malgun Gothic"/>
-        </w:rPr>
-        <w:t xml:space="preserve"> = 갑상설골막을 뚫고 나옴. 후두실 입구를 막는 종양(특히 후두실 암)을 반드시 찾아야 한다.</w:t>
+        <w:t xml:space="preserve">external/mixed</w:t>
+      </w:r>
+      <w:r>
+        <w:rPr>
+          <w:rFonts w:ascii="Malgun Gothic" w:cs="Malgun Gothic" w:eastAsia="Malgun Gothic" w:hAnsi="Malgun Gothic"/>
+        </w:rPr>
+        <w:t xml:space="preserve"> = thyrohyoid membrane을 뚫고 나옴. laryngeal ventricle 입구를 막는 tumor(특히 laryngeal ventricle 암)을 반드시 찾아야 한다.</w:t>
       </w:r>
     </w:p>
     <w:p>
@@ -13447,13 +13397,13 @@
           <w:b/>
           <w:bCs/>
         </w:rPr>
-        <w:t xml:space="preserve">성대 위치에 따른 왜곡</w:t>
-      </w:r>
-      <w:r>
-        <w:rPr>
-          <w:rFonts w:ascii="Malgun Gothic" w:cs="Malgun Gothic" w:eastAsia="Malgun Gothic" w:hAnsi="Malgun Gothic"/>
-        </w:rPr>
-        <w:t xml:space="preserve">: 성문 틈이 닫혀 있으면 앞 교련 두께를 평가할 수 없다 → 숨 쉬는 중 촬영 + 필요하면 "E" 발성 중 촬영.</w:t>
+        <w:t xml:space="preserve">vocal cord 위치에 따른 왜곡</w:t>
+      </w:r>
+      <w:r>
+        <w:rPr>
+          <w:rFonts w:ascii="Malgun Gothic" w:cs="Malgun Gothic" w:eastAsia="Malgun Gothic" w:hAnsi="Malgun Gothic"/>
+        </w:rPr>
+        <w:t xml:space="preserve">: glottis 틈이 닫혀 있으면 anterior commissure 두께를 평가할 수 없다 → 숨 쉬는 중 촬영 + 필요하면 "E" phonation 중 촬영.</w:t>
       </w:r>
     </w:p>
     <w:p>
@@ -13498,13 +13448,13 @@
           <w:b/>
           <w:bCs/>
         </w:rPr>
-        <w:t xml:space="preserve">CT (후두·하인두)</w:t>
-      </w:r>
-      <w:r>
-        <w:rPr>
-          <w:rFonts w:ascii="Malgun Gothic" w:cs="Malgun Gothic" w:eastAsia="Malgun Gothic" w:hAnsi="Malgun Gothic"/>
-        </w:rPr>
-        <w:t xml:space="preserve">: 조영증강, 얇은 절편(≤1 mm로 얻고 다면 재구성). 축상 재구성은 </w:t>
+        <w:t xml:space="preserve">CT (larynx·hypopharynx)</w:t>
+      </w:r>
+      <w:r>
+        <w:rPr>
+          <w:rFonts w:ascii="Malgun Gothic" w:cs="Malgun Gothic" w:eastAsia="Malgun Gothic" w:hAnsi="Malgun Gothic"/>
+        </w:rPr>
+        <w:t xml:space="preserve">: enhancement, 얇은 slice(≤1 mm로 얻고 다면 reformat). axial reformat은 </w:t>
       </w:r>
       <w:r>
         <w:rPr>
@@ -13512,13 +13462,13 @@
           <w:b/>
           <w:bCs/>
         </w:rPr>
-        <w:t xml:space="preserve">진성대에 평행</w:t>
-      </w:r>
-      <w:r>
-        <w:rPr>
-          <w:rFonts w:ascii="Malgun Gothic" w:cs="Malgun Gothic" w:eastAsia="Malgun Gothic" w:hAnsi="Malgun Gothic"/>
-        </w:rPr>
-        <w:t xml:space="preserve">하게, 관상 재구성은 그에 수직으로 → 후두실·성문하부 전파를 보기 좋다.</w:t>
+        <w:t xml:space="preserve">true vocal cord에 평행</w:t>
+      </w:r>
+      <w:r>
+        <w:rPr>
+          <w:rFonts w:ascii="Malgun Gothic" w:cs="Malgun Gothic" w:eastAsia="Malgun Gothic" w:hAnsi="Malgun Gothic"/>
+        </w:rPr>
+        <w:t xml:space="preserve">하게, coronal reformat은 그에 수직으로 → laryngeal ventricle·subglottis spread를 보기 좋다.</w:t>
       </w:r>
     </w:p>
     <w:p>
@@ -13542,7 +13492,7 @@
         <w:rPr>
           <w:rFonts w:ascii="Malgun Gothic" w:cs="Malgun Gothic" w:eastAsia="Malgun Gothic" w:hAnsi="Malgun Gothic"/>
         </w:rPr>
-        <w:t xml:space="preserve">: 조용한 호흡(성대 벌어짐, 앞 교련 평가) / "E" 발성(성대 움직임, 이상와 벌어짐) / 변형 Valsalva(이상와·윤상후부 벌어짐).</w:t>
+        <w:t xml:space="preserve">: 조용한 호흡(vocal cord 벌어짐, anterior commissure 평가) / "E" phonation(vocal cord 움직임, pyriform sinus 벌어짐) / modified Valsalva(pyriform sinus·postcricoid area 벌어짐).</w:t>
       </w:r>
     </w:p>
     <w:p>
@@ -13560,13 +13510,13 @@
           <w:b/>
           <w:bCs/>
         </w:rPr>
-        <w:t xml:space="preserve">MRI (비인두·구인두)</w:t>
-      </w:r>
-      <w:r>
-        <w:rPr>
-          <w:rFonts w:ascii="Malgun Gothic" w:cs="Malgun Gothic" w:eastAsia="Malgun Gothic" w:hAnsi="Malgun Gothic"/>
-        </w:rPr>
-        <w:t xml:space="preserve">: 두개저, 신경주위 전파, 골수 침범 평가에 CT보다 낫다. 지방억제 조영 T1으로 V2·V3 경로와 익구개와를 확인한다.</w:t>
+        <w:t xml:space="preserve">MRI (nasopharynx·oropharynx)</w:t>
+      </w:r>
+      <w:r>
+        <w:rPr>
+          <w:rFonts w:ascii="Malgun Gothic" w:cs="Malgun Gothic" w:eastAsia="Malgun Gothic" w:hAnsi="Malgun Gothic"/>
+        </w:rPr>
+        <w:t xml:space="preserve">: skull base, perineural spread, marrow invasion 평가에 CT보다 낫다. fat-suppressed contrast T1으로 V2·V3 경로와 pterygopalatine fossa를 확인한다.</w:t>
       </w:r>
     </w:p>
     <w:p>
@@ -13584,13 +13534,13 @@
           <w:b/>
           <w:bCs/>
         </w:rPr>
-        <w:t xml:space="preserve">MRI (후두)</w:t>
-      </w:r>
-      <w:r>
-        <w:rPr>
-          <w:rFonts w:ascii="Malgun Gothic" w:cs="Malgun Gothic" w:eastAsia="Malgun Gothic" w:hAnsi="Malgun Gothic"/>
-        </w:rPr>
-        <w:t xml:space="preserve">: 연골 침범 평가에 유용하지만 삼킴·호흡 때문에 움직임 인공물이 흔하다.</w:t>
+        <w:t xml:space="preserve">MRI (larynx)</w:t>
+      </w:r>
+      <w:r>
+        <w:rPr>
+          <w:rFonts w:ascii="Malgun Gothic" w:cs="Malgun Gothic" w:eastAsia="Malgun Gothic" w:hAnsi="Malgun Gothic"/>
+        </w:rPr>
+        <w:t xml:space="preserve">: cartilage invasion 평가에 유용하지만 swallowing·호흡 때문에 움직임 artifact이 흔하다.</w:t>
       </w:r>
     </w:p>
     <w:p>
@@ -13628,7 +13578,7 @@
         <w:rPr>
           <w:rFonts w:ascii="Malgun Gothic" w:cs="Malgun Gothic" w:eastAsia="Malgun Gothic" w:hAnsi="Malgun Gothic"/>
         </w:rPr>
-        <w:t xml:space="preserve">표 A. 핵심 근막·막 한 줄 정리</w:t>
+        <w:t xml:space="preserve">표 A. 핵심 fascia·막 한 줄 정리</w:t>
       </w:r>
     </w:p>
     <w:tbl>
@@ -13775,7 +13725,7 @@
                 <w:sz w:val="17"/>
                 <w:szCs w:val="17"/>
               </w:rPr>
-              <w:t xml:space="preserve">인두기저근막</w:t>
+              <w:t xml:space="preserve">pharyngobasilar fascia</w:t>
             </w:r>
           </w:p>
         </w:tc>
@@ -13804,7 +13754,7 @@
                 <w:sz w:val="17"/>
                 <w:szCs w:val="17"/>
               </w:rPr>
-              <w:t xml:space="preserve">점막하층과 상인두수축근 사이 (수축근 </w:t>
+              <w:t xml:space="preserve">submucosa과 superior constrictor 사이 (constrictor </w:t>
             </w:r>
             <w:r>
               <w:rPr>
@@ -13853,7 +13803,7 @@
                 <w:sz w:val="17"/>
                 <w:szCs w:val="17"/>
               </w:rPr>
-              <w:t xml:space="preserve">두개저에 붙음. Morgagni동을 막음. PMS 깊은 층</w:t>
+              <w:t xml:space="preserve">skull base에 붙음. sinus of Morgagni을 막음. PMS 깊은 층</w:t>
             </w:r>
           </w:p>
         </w:tc>
@@ -13887,7 +13837,7 @@
                 <w:sz w:val="17"/>
                 <w:szCs w:val="17"/>
               </w:rPr>
-              <w:t xml:space="preserve">협인두근막</w:t>
+              <w:t xml:space="preserve">buccopharyngeal fascia</w:t>
             </w:r>
           </w:p>
         </w:tc>
@@ -13916,7 +13866,7 @@
                 <w:sz w:val="17"/>
                 <w:szCs w:val="17"/>
               </w:rPr>
-              <w:t xml:space="preserve">수축근 </w:t>
+              <w:t xml:space="preserve">constrictor </w:t>
             </w:r>
             <w:r>
               <w:rPr>
@@ -13936,7 +13886,7 @@
                 <w:sz w:val="17"/>
                 <w:szCs w:val="17"/>
               </w:rPr>
-              <w:t xml:space="preserve"> → 협근까지 이어짐</w:t>
+              <w:t xml:space="preserve"> → buccinator까지 이어짐</w:t>
             </w:r>
           </w:p>
         </w:tc>
@@ -13975,7 +13925,7 @@
                 <w:sz w:val="17"/>
                 <w:szCs w:val="17"/>
               </w:rPr>
-              <w:t xml:space="preserve">PMS의 깊은 경계, RPS의 앞벽</w:t>
+              <w:t xml:space="preserve">PMS의 깊은 경계, RPS의 anterior wall</w:t>
             </w:r>
           </w:p>
         </w:tc>
@@ -14009,7 +13959,7 @@
                 <w:sz w:val="17"/>
                 <w:szCs w:val="17"/>
               </w:rPr>
-              <w:t xml:space="preserve">익상근막</w:t>
+              <w:t xml:space="preserve">alar fascia</w:t>
             </w:r>
           </w:p>
         </w:tc>
@@ -14067,7 +14017,7 @@
                 <w:sz w:val="17"/>
                 <w:szCs w:val="17"/>
               </w:rPr>
-              <w:t xml:space="preserve">DLDCF의 한 층. RPS 뒷벽</w:t>
+              <w:t xml:space="preserve">DLDCF의 한 층. RPS posterior wall</w:t>
             </w:r>
           </w:p>
         </w:tc>
@@ -14101,7 +14051,7 @@
                 <w:sz w:val="17"/>
                 <w:szCs w:val="17"/>
               </w:rPr>
-              <w:t xml:space="preserve">척추앞근막</w:t>
+              <w:t xml:space="preserve">prevertebral fascia</w:t>
             </w:r>
           </w:p>
         </w:tc>
@@ -14159,7 +14109,7 @@
                 <w:sz w:val="17"/>
                 <w:szCs w:val="17"/>
               </w:rPr>
-              <w:t xml:space="preserve">DLDCF. 침범되면 대개 절제 불가</w:t>
+              <w:t xml:space="preserve">DLDCF. invasion되면 대개 resection 불가</w:t>
             </w:r>
           </w:p>
         </w:tc>
@@ -14193,7 +14143,7 @@
                 <w:sz w:val="17"/>
                 <w:szCs w:val="17"/>
               </w:rPr>
-              <w:t xml:space="preserve">Morgagni동 (인두)</w:t>
+              <w:t xml:space="preserve">sinus of Morgagni (pharynx)</w:t>
             </w:r>
           </w:p>
         </w:tc>
@@ -14222,7 +14172,7 @@
                 <w:sz w:val="17"/>
                 <w:szCs w:val="17"/>
               </w:rPr>
-              <w:t xml:space="preserve">상인두수축근 상연 ↔ 두개저</w:t>
+              <w:t xml:space="preserve">superior constrictor upper border ↔ skull base</w:t>
             </w:r>
           </w:p>
         </w:tc>
@@ -14251,7 +14201,7 @@
                 <w:sz w:val="17"/>
                 <w:szCs w:val="17"/>
               </w:rPr>
-              <w:t xml:space="preserve">이관·구개올림근·상행구개동맥이 지나는 틈. </w:t>
+              <w:t xml:space="preserve">Eustachian tube·levator veli palatini·ascending palatine artery이 지나는 틈. </w:t>
             </w:r>
             <w:r>
               <w:rPr>
@@ -14261,7 +14211,7 @@
                 <w:sz w:val="17"/>
                 <w:szCs w:val="17"/>
               </w:rPr>
-              <w:t xml:space="preserve">비인두암이 PPS로 나가는 문</w:t>
+              <w:t xml:space="preserve">NPC이 PPS로 나가는 문</w:t>
             </w:r>
           </w:p>
         </w:tc>
@@ -14295,7 +14245,7 @@
                 <w:sz w:val="17"/>
                 <w:szCs w:val="17"/>
               </w:rPr>
-              <w:t xml:space="preserve">Morgagni 후두실</w:t>
+              <w:t xml:space="preserve">ventricle of Morgagni</w:t>
             </w:r>
           </w:p>
         </w:tc>
@@ -14324,7 +14274,7 @@
                 <w:sz w:val="17"/>
                 <w:szCs w:val="17"/>
               </w:rPr>
-              <w:t xml:space="preserve">가성대 ↔ 진성대</w:t>
+              <w:t xml:space="preserve">false vocal cord ↔ true vocal cord</w:t>
             </w:r>
           </w:p>
         </w:tc>
@@ -14353,7 +14303,7 @@
                 <w:sz w:val="17"/>
                 <w:szCs w:val="17"/>
               </w:rPr>
-              <w:t xml:space="preserve">성문상부와 성문의 경계. 앞위쪽으로 후두소낭 → 후두류</w:t>
+              <w:t xml:space="preserve">supraglottis와 glottis의 경계. 앞위쪽으로 saccule → laryngocele</w:t>
             </w:r>
           </w:p>
         </w:tc>
@@ -14387,7 +14337,7 @@
                 <w:sz w:val="17"/>
                 <w:szCs w:val="17"/>
               </w:rPr>
-              <w:t xml:space="preserve">사각막</w:t>
+              <w:t xml:space="preserve">quadrangular membrane</w:t>
             </w:r>
           </w:p>
         </w:tc>
@@ -14416,7 +14366,7 @@
                 <w:sz w:val="17"/>
                 <w:szCs w:val="17"/>
               </w:rPr>
-              <w:t xml:space="preserve">후두개 ↔ 피열연골 (아래 가장자리 = 전정인대)</w:t>
+              <w:t xml:space="preserve">epiglottis ↔ arytenoid cartilage (아래 가장자리 = vestibular ligament)</w:t>
             </w:r>
           </w:p>
         </w:tc>
@@ -14445,7 +14395,7 @@
                 <w:sz w:val="17"/>
                 <w:szCs w:val="17"/>
               </w:rPr>
-              <w:t xml:space="preserve">성문상부 후두옆공간의 안쪽 경계</w:t>
+              <w:t xml:space="preserve">supraglottis paraglottic space의 안쪽 경계</w:t>
             </w:r>
           </w:p>
         </w:tc>
@@ -14479,7 +14429,7 @@
                 <w:sz w:val="17"/>
                 <w:szCs w:val="17"/>
               </w:rPr>
-              <w:t xml:space="preserve">탄력원뿔</w:t>
+              <w:t xml:space="preserve">conus elasticus</w:t>
             </w:r>
           </w:p>
         </w:tc>
@@ -14508,7 +14458,7 @@
                 <w:sz w:val="17"/>
                 <w:szCs w:val="17"/>
               </w:rPr>
-              <w:t xml:space="preserve">윤상연골 ↔ 성대인대</w:t>
+              <w:t xml:space="preserve">cricoid cartilage ↔ vocal ligament</w:t>
             </w:r>
           </w:p>
         </w:tc>
@@ -14537,7 +14487,7 @@
                 <w:sz w:val="17"/>
                 <w:szCs w:val="17"/>
               </w:rPr>
-              <w:t xml:space="preserve">성문·성문하부 후두옆공간의 안쪽·아래 경계</w:t>
+              <w:t xml:space="preserve">glottis·subglottis paraglottic space의 안쪽·아래 경계</w:t>
             </w:r>
           </w:p>
         </w:tc>
@@ -14571,7 +14521,7 @@
                 <w:sz w:val="17"/>
                 <w:szCs w:val="17"/>
               </w:rPr>
-              <w:t xml:space="preserve">갑상설골막</w:t>
+              <w:t xml:space="preserve">thyrohyoid membrane</w:t>
             </w:r>
           </w:p>
         </w:tc>
@@ -14600,7 +14550,7 @@
                 <w:sz w:val="17"/>
                 <w:szCs w:val="17"/>
               </w:rPr>
-              <w:t xml:space="preserve">설골 ↔ 갑상연골</w:t>
+              <w:t xml:space="preserve">hyoid ↔ thyroid cartilage</w:t>
             </w:r>
           </w:p>
         </w:tc>
@@ -14629,7 +14579,7 @@
                 <w:sz w:val="17"/>
                 <w:szCs w:val="17"/>
               </w:rPr>
-              <w:t xml:space="preserve">상후두 신경혈관다발이 통과. 후두 밖 전파·외후두류 경로</w:t>
+              <w:t xml:space="preserve">superior laryngeal neurovascular bundle이 통과. larynx 밖 spread·external laryngocele 경로</w:t>
             </w:r>
           </w:p>
         </w:tc>
@@ -14663,7 +14613,7 @@
                 <w:sz w:val="17"/>
                 <w:szCs w:val="17"/>
               </w:rPr>
-              <w:t xml:space="preserve">앞 교련 힘줄 (Broyles)</w:t>
+              <w:t xml:space="preserve">anterior commissure tendon (Broyles)</w:t>
             </w:r>
           </w:p>
         </w:tc>
@@ -14692,7 +14642,7 @@
                 <w:sz w:val="17"/>
                 <w:szCs w:val="17"/>
               </w:rPr>
-              <w:t xml:space="preserve">성대인대 → 갑상연골</w:t>
+              <w:t xml:space="preserve">vocal ligament → thyroid cartilage</w:t>
             </w:r>
           </w:p>
         </w:tc>
@@ -14721,7 +14671,7 @@
                 <w:sz w:val="17"/>
                 <w:szCs w:val="17"/>
               </w:rPr>
-              <w:t xml:space="preserve">연골막이 없음 → 연골 침범 취약 부위</w:t>
+              <w:t xml:space="preserve">perichondrium이 없음 → cartilage invasion 취약 부위</w:t>
             </w:r>
           </w:p>
         </w:tc>
@@ -14887,7 +14837,7 @@
                 <w:sz w:val="17"/>
                 <w:szCs w:val="17"/>
               </w:rPr>
-              <w:t xml:space="preserve">비인두</w:t>
+              <w:t xml:space="preserve">nasopharynx</w:t>
             </w:r>
           </w:p>
         </w:tc>
@@ -14916,7 +14866,7 @@
                 <w:sz w:val="17"/>
                 <w:szCs w:val="17"/>
               </w:rPr>
-              <w:t xml:space="preserve">Rosenmüller 와, 이관융기, 인두기저근막, Morgagni동, 구개올림근(안)/구개긴장근(밖)</w:t>
+              <w:t xml:space="preserve">fossa of Rosenmüller, torus tubarius, pharyngobasilar fascia, sinus of Morgagni, levator veli palatini(안)/tensor veli palatini(밖)</w:t>
             </w:r>
           </w:p>
         </w:tc>
@@ -14945,7 +14895,7 @@
                 <w:sz w:val="17"/>
                 <w:szCs w:val="17"/>
               </w:rPr>
-              <w:t xml:space="preserve">NPC 호발 부위와 전파 경로(PPS·두개저·익구개와·V3)</w:t>
+              <w:t xml:space="preserve">NPC 호발 부위와 spread 경로(PPS·skull base·pterygopalatine fossa·V3)</w:t>
             </w:r>
           </w:p>
         </w:tc>
@@ -14979,7 +14929,7 @@
                 <w:sz w:val="17"/>
                 <w:szCs w:val="17"/>
               </w:rPr>
-              <w:t xml:space="preserve">구인두</w:t>
+              <w:t xml:space="preserve">oropharynx</w:t>
             </w:r>
           </w:p>
         </w:tc>
@@ -15008,7 +14958,7 @@
                 <w:sz w:val="17"/>
                 <w:szCs w:val="17"/>
               </w:rPr>
-              <w:t xml:space="preserve">AJCC 네 벽, 편도 바닥 = 상인두수축근, 익돌하악솔기, 설편도, 후두개곡</w:t>
+              <w:t xml:space="preserve">AJCC 네 벽, tonsil 바닥 = superior constrictor, pterygomandibular raphe, lingual tonsil, vallecula</w:t>
             </w:r>
           </w:p>
         </w:tc>
@@ -15037,7 +14987,7 @@
                 <w:sz w:val="17"/>
                 <w:szCs w:val="17"/>
               </w:rPr>
-              <w:t xml:space="preserve">구강과 구인두 경계(혀 앞 2/3 대 혀뿌리), 편도암의 PPS·저작근공간 전파</w:t>
+              <w:t xml:space="preserve">oral cavity과 oropharynx 경계(tongue 앞 2/3 대 tongue base), tonsillar cancer의 PPS·masticator space spread</w:t>
             </w:r>
           </w:p>
         </w:tc>
@@ -15071,7 +15021,7 @@
                 <w:sz w:val="17"/>
                 <w:szCs w:val="17"/>
               </w:rPr>
-              <w:t xml:space="preserve">하인두</w:t>
+              <w:t xml:space="preserve">hypopharynx</w:t>
             </w:r>
           </w:p>
         </w:tc>
@@ -15100,7 +15050,7 @@
                 <w:sz w:val="17"/>
                 <w:szCs w:val="17"/>
               </w:rPr>
-              <w:t xml:space="preserve">이상와(바깥/안쪽벽, 첨부), 윤상후부, 뒷벽</w:t>
+              <w:t xml:space="preserve">pyriform sinus(lateral/medial wall, apex), postcricoid area, posterior wall</w:t>
             </w:r>
           </w:p>
         </w:tc>
@@ -15129,7 +15079,7 @@
                 <w:sz w:val="17"/>
                 <w:szCs w:val="17"/>
               </w:rPr>
-              <w:t xml:space="preserve">이상와 첨부·갑상연골 침범, 림프절 전이 흔함</w:t>
+              <w:t xml:space="preserve">pyriform sinus apex·thyroid cartilage invasion, lymph node metastasis 흔함</w:t>
             </w:r>
           </w:p>
         </w:tc>
@@ -15163,7 +15113,7 @@
                 <w:sz w:val="17"/>
                 <w:szCs w:val="17"/>
               </w:rPr>
-              <w:t xml:space="preserve">후두–성문상부</w:t>
+              <w:t xml:space="preserve">larynx–supraglottis</w:t>
             </w:r>
           </w:p>
         </w:tc>
@@ -15192,7 +15142,7 @@
                 <w:sz w:val="17"/>
                 <w:szCs w:val="17"/>
               </w:rPr>
-              <w:t xml:space="preserve">후두개(구멍), PES, PGS(지방), 가성대</w:t>
+              <w:t xml:space="preserve">epiglottis(fenestration), PES, PGS(fat), false vocal cord</w:t>
             </w:r>
           </w:p>
         </w:tc>
@@ -15221,7 +15171,7 @@
                 <w:sz w:val="17"/>
                 <w:szCs w:val="17"/>
               </w:rPr>
-              <w:t xml:space="preserve">PES/PGS 침범 = T3; 림프절 전이 흔함</w:t>
+              <w:t xml:space="preserve">PES/PGS invasion = T3; lymph node metastasis 흔함</w:t>
             </w:r>
           </w:p>
         </w:tc>
@@ -15255,7 +15205,7 @@
                 <w:sz w:val="17"/>
                 <w:szCs w:val="17"/>
               </w:rPr>
-              <w:t xml:space="preserve">후두–성문</w:t>
+              <w:t xml:space="preserve">larynx–glottis</w:t>
             </w:r>
           </w:p>
         </w:tc>
@@ -15284,7 +15234,7 @@
                 <w:sz w:val="17"/>
                 <w:szCs w:val="17"/>
               </w:rPr>
-              <w:t xml:space="preserve">진성대(갑상피열근), 성대돌기, 앞 교련(연골막 없음)</w:t>
+              <w:t xml:space="preserve">true vocal cord(thyroarytenoid muscle), vocal process, anterior commissure(perichondrium 없음)</w:t>
             </w:r>
           </w:p>
         </w:tc>
@@ -15313,7 +15263,7 @@
                 <w:sz w:val="17"/>
                 <w:szCs w:val="17"/>
               </w:rPr>
-              <w:t xml:space="preserve">앞 교련 두께, 연골 침범, 성대 고정</w:t>
+              <w:t xml:space="preserve">anterior commissure 두께, cartilage invasion, vocal cord 고정</w:t>
             </w:r>
           </w:p>
         </w:tc>
@@ -15347,7 +15297,7 @@
                 <w:sz w:val="17"/>
                 <w:szCs w:val="17"/>
               </w:rPr>
-              <w:t xml:space="preserve">후두–성문하부</w:t>
+              <w:t xml:space="preserve">larynx–subglottis</w:t>
             </w:r>
           </w:p>
         </w:tc>
@@ -15376,7 +15326,7 @@
                 <w:sz w:val="17"/>
                 <w:szCs w:val="17"/>
               </w:rPr>
-              <w:t xml:space="preserve">윤상연골 안쪽 점막은 얇아야 함</w:t>
+              <w:t xml:space="preserve">cricoid cartilage 안쪽 mucosa은 얇아야 함</w:t>
             </w:r>
           </w:p>
         </w:tc>
@@ -15405,7 +15355,7 @@
                 <w:sz w:val="17"/>
                 <w:szCs w:val="17"/>
               </w:rPr>
-              <w:t xml:space="preserve">조금만 두꺼워져도 이상; level VI 림프절</w:t>
+              <w:t xml:space="preserve">조금만 두꺼워져도 이상; level VI lymph node</w:t>
             </w:r>
           </w:p>
         </w:tc>
@@ -15439,7 +15389,7 @@
                 <w:sz w:val="17"/>
                 <w:szCs w:val="17"/>
               </w:rPr>
-              <w:t xml:space="preserve">신경</w:t>
+              <w:t xml:space="preserve">nerve</w:t>
             </w:r>
           </w:p>
         </w:tc>
@@ -15468,7 +15418,7 @@
                 <w:sz w:val="17"/>
                 <w:szCs w:val="17"/>
               </w:rPr>
-              <w:t xml:space="preserve">SLN 내지(감각)/외지(윤상갑상근), RLN(나머지 모두)</w:t>
+              <w:t xml:space="preserve">SLN internal branch(sensory)/external branch(cricothyroid muscle), RLN(나머지 모두)</w:t>
             </w:r>
           </w:p>
         </w:tc>
@@ -15497,7 +15447,7 @@
                 <w:sz w:val="17"/>
                 <w:szCs w:val="17"/>
               </w:rPr>
-              <w:t xml:space="preserve">성대마비 원인 추적 범위: 두개저 → 대동맥폐동맥창</w:t>
+              <w:t xml:space="preserve">vocal cord palsy 원인 추적 범위: skull base → aortopulmonary window</w:t>
             </w:r>
           </w:p>
         </w:tc>
@@ -15721,7 +15671,7 @@
                 <w:sz w:val="17"/>
                 <w:szCs w:val="17"/>
               </w:rPr>
-              <w:t xml:space="preserve">space 개념, 영상해부 도해 — 입문용으로 가장 좋음</w:t>
+              <w:t xml:space="preserve">space 개념, imaging anatomy 도해 — 입문용으로 가장 좋음</w:t>
             </w:r>
           </w:p>
         </w:tc>
@@ -15905,7 +15855,7 @@
                 <w:sz w:val="17"/>
                 <w:szCs w:val="17"/>
               </w:rPr>
-              <w:t xml:space="preserve">근막·근육·틈 구조의 원전</w:t>
+              <w:t xml:space="preserve">fascia·muscle·틈 구조의 원전</w:t>
             </w:r>
           </w:p>
         </w:tc>
@@ -15997,7 +15947,7 @@
                 <w:sz w:val="17"/>
                 <w:szCs w:val="17"/>
               </w:rPr>
-              <w:t xml:space="preserve">구획(subsite) 정의, T 병기</w:t>
+              <w:t xml:space="preserve">subsite 정의, T stage</w:t>
             </w:r>
           </w:p>
         </w:tc>
@@ -16089,7 +16039,7 @@
                 <w:sz w:val="17"/>
                 <w:szCs w:val="17"/>
               </w:rPr>
-              <w:t xml:space="preserve">후두·하인두 영상해부 고전 리뷰</w:t>
+              <w:t xml:space="preserve">larynx·hypopharynx imaging anatomy 고전 리뷰</w:t>
             </w:r>
           </w:p>
         </w:tc>
@@ -16181,7 +16131,7 @@
                 <w:sz w:val="17"/>
                 <w:szCs w:val="17"/>
               </w:rPr>
-              <w:t xml:space="preserve">후두암 영상 리뷰 (무료 공개)</w:t>
+              <w:t xml:space="preserve">laryngeal cancer 영상 리뷰 (무료 공개)</w:t>
             </w:r>
           </w:p>
         </w:tc>
@@ -16273,7 +16223,7 @@
                 <w:sz w:val="17"/>
                 <w:szCs w:val="17"/>
               </w:rPr>
-              <w:t xml:space="preserve">인두후공간·척추앞공간</w:t>
+              <w:t xml:space="preserve">retropharyngeal space·prevertebral space</w:t>
             </w:r>
           </w:p>
         </w:tc>
@@ -16365,7 +16315,7 @@
                 <w:sz w:val="17"/>
                 <w:szCs w:val="17"/>
               </w:rPr>
-              <w:t xml:space="preserve">비인두암 전파 경로</w:t>
+              <w:t xml:space="preserve">NPC spread 경로</w:t>
             </w:r>
           </w:p>
         </w:tc>
@@ -16457,7 +16407,7 @@
                 <w:sz w:val="17"/>
                 <w:szCs w:val="17"/>
               </w:rPr>
-              <w:t xml:space="preserve">성대마비, RLN 주행</w:t>
+              <w:t xml:space="preserve">vocal cord palsy, RLN 주행</w:t>
             </w:r>
           </w:p>
         </w:tc>
@@ -16549,7 +16499,7 @@
                 <w:sz w:val="17"/>
                 <w:szCs w:val="17"/>
               </w:rPr>
-              <w:t xml:space="preserve">근막·"space" 개념에 대한 해부학적 비판</w:t>
+              <w:t xml:space="preserve">fascia·"space" 개념에 대한 anatomic 비판</w:t>
             </w:r>
           </w:p>
         </w:tc>
@@ -16649,7 +16599,7 @@
                 <w:sz w:val="18"/>
                 <w:szCs w:val="18"/>
               </w:rPr>
-              <w:t xml:space="preserve">(인두후 림프절 크기, 앞 교련 두께, 성문 두께 1 cm와 5 mm, 경동맥 둘러쌈 각도)과 </w:t>
+              <w:t xml:space="preserve">(retropharyngeal node 크기, anterior commissure 두께, glottis 두께 1 cm와 5 mm, carotid artery 둘러쌈 각도)과 </w:t>
             </w:r>
             <w:r>
               <w:rPr>
@@ -16659,7 +16609,7 @@
                 <w:sz w:val="18"/>
                 <w:szCs w:val="18"/>
               </w:rPr>
-              <w:t xml:space="preserve">AJCC T 병기 세부</w:t>
+              <w:t xml:space="preserve">AJCC T stage 세부</w:t>
             </w:r>
             <w:r>
               <w:rPr>
@@ -16667,7 +16617,7 @@
                 <w:sz w:val="18"/>
                 <w:szCs w:val="18"/>
               </w:rPr>
-              <w:t xml:space="preserve">(부위별 T 병기 문구)는 원문으로 확인하기를 권한다.</w:t>
+              <w:t xml:space="preserve">(부위별 T stage 문구)는 원문으로 확인하기를 권한다.</w:t>
             </w:r>
           </w:p>
           <w:p>
@@ -16680,7 +16630,7 @@
                 <w:sz w:val="18"/>
                 <w:szCs w:val="18"/>
               </w:rPr>
-              <w:t xml:space="preserve">- 후두 발생 기원(몇 번째 인두궁인지)은 교과서마다 기술이 달라 일부러 단정하지 않았다.</w:t>
+              <w:t xml:space="preserve">- larynx 발생 기원(몇 번째 pharyngeal arch인지)은 교과서마다 기술이 달라 일부러 단정하지 않았다.</w:t>
             </w:r>
           </w:p>
         </w:tc>
